--- a/2-Data_Analysis/EDA/IDEAS EDA.docx
+++ b/2-Data_Analysis/EDA/IDEAS EDA.docx
@@ -3,6 +3,9 @@
 <w:document xmlns:wpc="http://schemas.microsoft.com/office/word/2010/wordprocessingCanvas" xmlns:cx="http://schemas.microsoft.com/office/drawing/2014/chartex" xmlns:cx1="http://schemas.microsoft.com/office/drawing/2015/9/8/chartex" xmlns:cx2="http://schemas.microsoft.com/office/drawing/2015/10/21/chartex" xmlns:cx3="http://schemas.microsoft.com/office/drawing/2016/5/9/chartex" xmlns:cx4="http://schemas.microsoft.com/office/drawing/2016/5/10/chartex" xmlns:cx5="http://schemas.microsoft.com/office/drawing/2016/5/11/chartex" xmlns:cx6="http://schemas.microsoft.com/office/drawing/2016/5/12/chartex" xmlns:cx7="http://schemas.microsoft.com/office/drawing/2016/5/13/chartex" xmlns:cx8="http://schemas.microsoft.com/office/drawing/2016/5/14/chartex" xmlns:mc="http://schemas.openxmlformats.org/markup-compatibility/2006" xmlns:aink="http://schemas.microsoft.com/office/drawing/2016/ink" xmlns:am3d="http://schemas.microsoft.com/office/drawing/2017/model3d" xmlns:o="urn:schemas-microsoft-com:office:office" xmlns:oel="http://schemas.microsoft.com/office/2019/extlst" xmlns:r="http://schemas.openxmlformats.org/officeDocument/2006/relationships" xmlns:m="http://schemas.openxmlformats.org/officeDocument/2006/math" xmlns:v="urn:schemas-microsoft-com:vml" xmlns:wp14="http://schemas.microsoft.com/office/word/2010/wordprocessingDrawing" xmlns:wp="http://schemas.openxmlformats.org/drawingml/2006/wordprocessingDrawing" xmlns:w10="urn:schemas-microsoft-com:office:word" xmlns:w="http://schemas.openxmlformats.org/wordprocessingml/2006/main" xmlns:w14="http://schemas.microsoft.com/office/word/2010/wordml" xmlns:w15="http://schemas.microsoft.com/office/word/2012/wordml" xmlns:w16cex="http://schemas.microsoft.com/office/word/2018/wordml/cex" xmlns:w16cid="http://schemas.microsoft.com/office/word/2016/wordml/cid" xmlns:w16="http://schemas.microsoft.com/office/word/2018/wordml" xmlns:w16du="http://schemas.microsoft.com/office/word/2023/wordml/word16du" xmlns:w16sdtdh="http://schemas.microsoft.com/office/word/2020/wordml/sdtdatahash" xmlns:w16sdtfl="http://schemas.microsoft.com/office/word/2024/wordml/sdtformatlock" xmlns:w16se="http://schemas.microsoft.com/office/word/2015/wordml/symex" xmlns:wpg="http://schemas.microsoft.com/office/word/2010/wordprocessingGroup" xmlns:wpi="http://schemas.microsoft.com/office/word/2010/wordprocessingInk" xmlns:wne="http://schemas.microsoft.com/office/word/2006/wordml" xmlns:wps="http://schemas.microsoft.com/office/word/2010/wordprocessingShape" mc:Ignorable="w14 w15 w16se w16cid w16 w16cex w16sdtdh w16sdtfl w16du wp14">
   <w:body>
     <w:p>
+      <w:pPr>
+        <w:ind w:left="708" w:hanging="708"/>
+      </w:pPr>
       <w:r>
         <w:t>IDEAS EDA</w:t>
       </w:r>
@@ -213,7 +216,7 @@
     <w:p>
       <w:r>
         <w:pict w14:anchorId="700605DA">
-          <v:rect id="_x0000_i1097" style="width:0;height:1.5pt" o:hralign="center" o:hrstd="t" o:hr="t" fillcolor="#a0a0a0" stroked="f"/>
+          <v:rect id="_x0000_i1025" style="width:0;height:1.5pt" o:hralign="center" o:hrstd="t" o:hr="t" fillcolor="#a0a0a0" stroked="f"/>
         </w:pict>
       </w:r>
     </w:p>
@@ -448,7 +451,7 @@
     <w:p>
       <w:r>
         <w:pict w14:anchorId="321B6F96">
-          <v:rect id="_x0000_i1098" style="width:0;height:1.5pt" o:hralign="center" o:hrstd="t" o:hr="t" fillcolor="#a0a0a0" stroked="f"/>
+          <v:rect id="_x0000_i1026" style="width:0;height:1.5pt" o:hralign="center" o:hrstd="t" o:hr="t" fillcolor="#a0a0a0" stroked="f"/>
         </w:pict>
       </w:r>
     </w:p>
@@ -473,6 +476,37 @@
           <w:bCs/>
         </w:rPr>
         <w:t xml:space="preserve"> 3. Precios de vivienda</w:t>
+      </w:r>
+    </w:p>
+    <w:p>
+      <w:pPr>
+        <w:rPr>
+          <w:b/>
+          <w:bCs/>
+        </w:rPr>
+      </w:pPr>
+      <w:r>
+        <w:rPr>
+          <w:b/>
+          <w:bCs/>
+        </w:rPr>
+        <w:t>Informe:</w:t>
+      </w:r>
+    </w:p>
+    <w:p>
+      <w:pPr>
+        <w:rPr>
+          <w:b/>
+          <w:bCs/>
+        </w:rPr>
+      </w:pPr>
+      <w:r>
+        <w:rPr>
+          <w:b/>
+          <w:bCs/>
+        </w:rPr>
+        <w:lastRenderedPageBreak/>
+        <w:t>https://www.idealista.com/sala-de-prensa/informes-precio-vivienda/venta/madrid-comunidad/madrid-provincia/madrid/</w:t>
       </w:r>
     </w:p>
     <w:p>
@@ -509,7 +543,6 @@
         <w:rPr>
           <w:rFonts w:ascii="Segoe UI Emoji" w:hAnsi="Segoe UI Emoji" w:cs="Segoe UI Emoji"/>
         </w:rPr>
-        <w:lastRenderedPageBreak/>
         <w:t>🔗</w:t>
       </w:r>
       <w:r>
@@ -628,7 +661,7 @@
     <w:p>
       <w:r>
         <w:pict w14:anchorId="61949CD7">
-          <v:rect id="_x0000_i1099" style="width:0;height:1.5pt" o:hralign="center" o:hrstd="t" o:hr="t" fillcolor="#a0a0a0" stroked="f"/>
+          <v:rect id="_x0000_i1027" style="width:0;height:1.5pt" o:hralign="center" o:hrstd="t" o:hr="t" fillcolor="#a0a0a0" stroked="f"/>
         </w:pict>
       </w:r>
     </w:p>
@@ -837,7 +870,7 @@
     <w:p>
       <w:r>
         <w:pict w14:anchorId="1D51CBA9">
-          <v:rect id="_x0000_i1100" style="width:0;height:1.5pt" o:hralign="center" o:hrstd="t" o:hr="t" fillcolor="#a0a0a0" stroked="f"/>
+          <v:rect id="_x0000_i1028" style="width:0;height:1.5pt" o:hralign="center" o:hrstd="t" o:hr="t" fillcolor="#a0a0a0" stroked="f"/>
         </w:pict>
       </w:r>
     </w:p>
@@ -983,6 +1016,7 @@
         </w:numPr>
       </w:pPr>
       <w:r>
+        <w:lastRenderedPageBreak/>
         <w:t>Viviendas turísticas</w:t>
       </w:r>
     </w:p>
@@ -1016,14 +1050,13 @@
         </w:numPr>
       </w:pPr>
       <w:r>
-        <w:lastRenderedPageBreak/>
         <w:t>Licencias</w:t>
       </w:r>
     </w:p>
     <w:p>
       <w:r>
         <w:pict w14:anchorId="65FEC6EB">
-          <v:rect id="_x0000_i1101" style="width:0;height:1.5pt" o:hralign="center" o:hrstd="t" o:hr="t" fillcolor="#a0a0a0" stroked="f"/>
+          <v:rect id="_x0000_i1029" style="width:0;height:1.5pt" o:hralign="center" o:hrstd="t" o:hr="t" fillcolor="#a0a0a0" stroked="f"/>
         </w:pict>
       </w:r>
     </w:p>
@@ -1081,7 +1114,7 @@
     <w:p>
       <w:r>
         <w:pict w14:anchorId="7A220BDF">
-          <v:rect id="_x0000_i1102" style="width:0;height:1.5pt" o:hralign="center" o:hrstd="t" o:hr="t" fillcolor="#a0a0a0" stroked="f"/>
+          <v:rect id="_x0000_i1030" style="width:0;height:1.5pt" o:hralign="center" o:hrstd="t" o:hr="t" fillcolor="#a0a0a0" stroked="f"/>
         </w:pict>
       </w:r>
     </w:p>
@@ -1285,7 +1318,7 @@
     <w:p>
       <w:r>
         <w:pict w14:anchorId="072E5670">
-          <v:rect id="_x0000_i1103" style="width:0;height:1.5pt" o:hralign="center" o:hrstd="t" o:hr="t" fillcolor="#a0a0a0" stroked="f"/>
+          <v:rect id="_x0000_i1031" style="width:0;height:1.5pt" o:hralign="center" o:hrstd="t" o:hr="t" fillcolor="#a0a0a0" stroked="f"/>
         </w:pict>
       </w:r>
     </w:p>
@@ -1375,7 +1408,7 @@
     <w:p>
       <w:r>
         <w:pict w14:anchorId="17B6B3DF">
-          <v:rect id="_x0000_i1104" style="width:0;height:1.5pt" o:hralign="center" o:hrstd="t" o:hr="t" fillcolor="#a0a0a0" stroked="f"/>
+          <v:rect id="_x0000_i1032" style="width:0;height:1.5pt" o:hralign="center" o:hrstd="t" o:hr="t" fillcolor="#a0a0a0" stroked="f"/>
         </w:pict>
       </w:r>
     </w:p>
@@ -1478,7 +1511,7 @@
     <w:p>
       <w:r>
         <w:pict w14:anchorId="571F39CB">
-          <v:rect id="_x0000_i1105" style="width:0;height:1.5pt" o:hralign="center" o:hrstd="t" o:hr="t" fillcolor="#a0a0a0" stroked="f"/>
+          <v:rect id="_x0000_i1033" style="width:0;height:1.5pt" o:hralign="center" o:hrstd="t" o:hr="t" fillcolor="#a0a0a0" stroked="f"/>
         </w:pict>
       </w:r>
     </w:p>
@@ -1495,6 +1528,7 @@
           <w:b/>
           <w:bCs/>
         </w:rPr>
+        <w:lastRenderedPageBreak/>
         <w:t>⚠️</w:t>
       </w:r>
       <w:r>
@@ -1548,7 +1582,6 @@
         <w:rPr>
           <w:rFonts w:ascii="Segoe UI Emoji" w:hAnsi="Segoe UI Emoji" w:cs="Segoe UI Emoji"/>
         </w:rPr>
-        <w:lastRenderedPageBreak/>
         <w:t>👉</w:t>
       </w:r>
       <w:r>
@@ -1570,7 +1603,7 @@
     <w:p>
       <w:r>
         <w:pict w14:anchorId="63F8FB08">
-          <v:rect id="_x0000_i1106" style="width:0;height:1.5pt" o:hralign="center" o:hrstd="t" o:hr="t" fillcolor="#a0a0a0" stroked="f"/>
+          <v:rect id="_x0000_i1034" style="width:0;height:1.5pt" o:hralign="center" o:hrstd="t" o:hr="t" fillcolor="#a0a0a0" stroked="f"/>
         </w:pict>
       </w:r>
     </w:p>
@@ -1634,7 +1667,7 @@
     <w:p>
       <w:r>
         <w:pict w14:anchorId="61C35D63">
-          <v:rect id="_x0000_i1107" style="width:0;height:1.5pt" o:hralign="center" o:hrstd="t" o:hr="t" fillcolor="#a0a0a0" stroked="f"/>
+          <v:rect id="_x0000_i1035" style="width:0;height:1.5pt" o:hralign="center" o:hrstd="t" o:hr="t" fillcolor="#a0a0a0" stroked="f"/>
         </w:pict>
       </w:r>
     </w:p>
@@ -1750,7 +1783,7 @@
     <w:p>
       <w:r>
         <w:pict w14:anchorId="1EE285FE">
-          <v:rect id="_x0000_i1108" style="width:0;height:1.5pt" o:hralign="center" o:hrstd="t" o:hr="t" fillcolor="#a0a0a0" stroked="f"/>
+          <v:rect id="_x0000_i1036" style="width:0;height:1.5pt" o:hralign="center" o:hrstd="t" o:hr="t" fillcolor="#a0a0a0" stroked="f"/>
         </w:pict>
       </w:r>
     </w:p>
@@ -1928,8 +1961,9 @@
     </w:p>
     <w:p>
       <w:r>
+        <w:lastRenderedPageBreak/>
         <w:pict w14:anchorId="6A0A4139">
-          <v:rect id="_x0000_i1211" style="width:0;height:1.5pt" o:hralign="center" o:hrstd="t" o:hr="t" fillcolor="#a0a0a0" stroked="f"/>
+          <v:rect id="_x0000_i1037" style="width:0;height:1.5pt" o:hralign="center" o:hrstd="t" o:hr="t" fillcolor="#a0a0a0" stroked="f"/>
         </w:pict>
       </w:r>
     </w:p>
@@ -2037,7 +2071,6 @@
           <w:b/>
           <w:bCs/>
         </w:rPr>
-        <w:lastRenderedPageBreak/>
         <w:t>1. Portal de datos abiertos</w:t>
       </w:r>
     </w:p>
@@ -2226,7 +2259,7 @@
     <w:p>
       <w:r>
         <w:pict w14:anchorId="26751B53">
-          <v:rect id="_x0000_i1212" style="width:0;height:1.5pt" o:hralign="center" o:hrstd="t" o:hr="t" fillcolor="#a0a0a0" stroked="f"/>
+          <v:rect id="_x0000_i1038" style="width:0;height:1.5pt" o:hralign="center" o:hrstd="t" o:hr="t" fillcolor="#a0a0a0" stroked="f"/>
         </w:pict>
       </w:r>
     </w:p>
@@ -2346,7 +2379,7 @@
     <w:p>
       <w:r>
         <w:pict w14:anchorId="75A5FD0A">
-          <v:rect id="_x0000_i1213" style="width:0;height:1.5pt" o:hralign="center" o:hrstd="t" o:hr="t" fillcolor="#a0a0a0" stroked="f"/>
+          <v:rect id="_x0000_i1039" style="width:0;height:1.5pt" o:hralign="center" o:hrstd="t" o:hr="t" fillcolor="#a0a0a0" stroked="f"/>
         </w:pict>
       </w:r>
     </w:p>
@@ -2390,6 +2423,7 @@
       </w:pPr>
       <w:proofErr w:type="spellStart"/>
       <w:r>
+        <w:lastRenderedPageBreak/>
         <w:t>scraping</w:t>
       </w:r>
       <w:proofErr w:type="spellEnd"/>
@@ -2432,7 +2466,6 @@
         <w:rPr>
           <w:rFonts w:ascii="Segoe UI Emoji" w:hAnsi="Segoe UI Emoji" w:cs="Segoe UI Emoji"/>
         </w:rPr>
-        <w:lastRenderedPageBreak/>
         <w:t>👉</w:t>
       </w:r>
       <w:r>
@@ -2453,7 +2486,7 @@
     <w:p>
       <w:r>
         <w:pict w14:anchorId="7BE96A2E">
-          <v:rect id="_x0000_i1214" style="width:0;height:1.5pt" o:hralign="center" o:hrstd="t" o:hr="t" fillcolor="#a0a0a0" stroked="f"/>
+          <v:rect id="_x0000_i1040" style="width:0;height:1.5pt" o:hralign="center" o:hrstd="t" o:hr="t" fillcolor="#a0a0a0" stroked="f"/>
         </w:pict>
       </w:r>
     </w:p>
@@ -2550,7 +2583,7 @@
     <w:p>
       <w:r>
         <w:pict w14:anchorId="449B6929">
-          <v:rect id="_x0000_i1215" style="width:0;height:1.5pt" o:hralign="center" o:hrstd="t" o:hr="t" fillcolor="#a0a0a0" stroked="f"/>
+          <v:rect id="_x0000_i1041" style="width:0;height:1.5pt" o:hralign="center" o:hrstd="t" o:hr="t" fillcolor="#a0a0a0" stroked="f"/>
         </w:pict>
       </w:r>
     </w:p>
@@ -2673,7 +2706,7 @@
     <w:p>
       <w:r>
         <w:pict w14:anchorId="191E2CE1">
-          <v:rect id="_x0000_i1216" style="width:0;height:1.5pt" o:hralign="center" o:hrstd="t" o:hr="t" fillcolor="#a0a0a0" stroked="f"/>
+          <v:rect id="_x0000_i1042" style="width:0;height:1.5pt" o:hralign="center" o:hrstd="t" o:hr="t" fillcolor="#a0a0a0" stroked="f"/>
         </w:pict>
       </w:r>
     </w:p>
@@ -2791,6 +2824,7 @@
         </w:numPr>
       </w:pPr>
       <w:r>
+        <w:lastRenderedPageBreak/>
         <w:t>densidad</w:t>
       </w:r>
     </w:p>
@@ -2808,7 +2842,7 @@
     <w:p>
       <w:r>
         <w:pict w14:anchorId="35AC6531">
-          <v:rect id="_x0000_i1217" style="width:0;height:1.5pt" o:hralign="center" o:hrstd="t" o:hr="t" fillcolor="#a0a0a0" stroked="f"/>
+          <v:rect id="_x0000_i1043" style="width:0;height:1.5pt" o:hralign="center" o:hrstd="t" o:hr="t" fillcolor="#a0a0a0" stroked="f"/>
         </w:pict>
       </w:r>
     </w:p>
@@ -2825,7 +2859,6 @@
           <w:b/>
           <w:bCs/>
         </w:rPr>
-        <w:lastRenderedPageBreak/>
         <w:t>🟡</w:t>
       </w:r>
       <w:r>
@@ -2973,7 +3006,7 @@
     <w:p>
       <w:r>
         <w:pict w14:anchorId="31B2DE25">
-          <v:rect id="_x0000_i1218" style="width:0;height:1.5pt" o:hralign="center" o:hrstd="t" o:hr="t" fillcolor="#a0a0a0" stroked="f"/>
+          <v:rect id="_x0000_i1044" style="width:0;height:1.5pt" o:hralign="center" o:hrstd="t" o:hr="t" fillcolor="#a0a0a0" stroked="f"/>
         </w:pict>
       </w:r>
     </w:p>
@@ -3058,7 +3091,7 @@
     <w:p>
       <w:r>
         <w:pict w14:anchorId="36010703">
-          <v:rect id="_x0000_i1219" style="width:0;height:1.5pt" o:hralign="center" o:hrstd="t" o:hr="t" fillcolor="#a0a0a0" stroked="f"/>
+          <v:rect id="_x0000_i1045" style="width:0;height:1.5pt" o:hralign="center" o:hrstd="t" o:hr="t" fillcolor="#a0a0a0" stroked="f"/>
         </w:pict>
       </w:r>
     </w:p>
@@ -3102,7 +3135,7 @@
     <w:p>
       <w:r>
         <w:pict w14:anchorId="6076C233">
-          <v:rect id="_x0000_i1220" style="width:0;height:1.5pt" o:hralign="center" o:hrstd="t" o:hr="t" fillcolor="#a0a0a0" stroked="f"/>
+          <v:rect id="_x0000_i1046" style="width:0;height:1.5pt" o:hralign="center" o:hrstd="t" o:hr="t" fillcolor="#a0a0a0" stroked="f"/>
         </w:pict>
       </w:r>
     </w:p>
@@ -3146,7 +3179,7 @@
     <w:p>
       <w:r>
         <w:pict w14:anchorId="4704FCA3">
-          <v:rect id="_x0000_i1221" style="width:0;height:1.5pt" o:hralign="center" o:hrstd="t" o:hr="t" fillcolor="#a0a0a0" stroked="f"/>
+          <v:rect id="_x0000_i1047" style="width:0;height:1.5pt" o:hralign="center" o:hrstd="t" o:hr="t" fillcolor="#a0a0a0" stroked="f"/>
         </w:pict>
       </w:r>
     </w:p>
@@ -3221,6 +3254,7 @@
         <w:rPr>
           <w:rFonts w:ascii="Segoe UI Emoji" w:hAnsi="Segoe UI Emoji" w:cs="Segoe UI Emoji"/>
         </w:rPr>
+        <w:lastRenderedPageBreak/>
         <w:t>👉</w:t>
       </w:r>
       <w:r>
@@ -3245,7 +3279,6 @@
         <w:rPr>
           <w:rFonts w:ascii="Segoe UI Emoji" w:hAnsi="Segoe UI Emoji" w:cs="Segoe UI Emoji"/>
         </w:rPr>
-        <w:lastRenderedPageBreak/>
         <w:t>✔️</w:t>
       </w:r>
       <w:r>
@@ -3267,7 +3300,7 @@
     <w:p>
       <w:r>
         <w:pict w14:anchorId="255CD873">
-          <v:rect id="_x0000_i1222" style="width:0;height:1.5pt" o:hralign="center" o:hrstd="t" o:hr="t" fillcolor="#a0a0a0" stroked="f"/>
+          <v:rect id="_x0000_i1048" style="width:0;height:1.5pt" o:hralign="center" o:hrstd="t" o:hr="t" fillcolor="#a0a0a0" stroked="f"/>
         </w:pict>
       </w:r>
     </w:p>
@@ -3627,7 +3660,7 @@
     <w:p>
       <w:r>
         <w:pict w14:anchorId="75E88871">
-          <v:rect id="_x0000_i1223" style="width:0;height:1.5pt" o:hralign="center" o:hrstd="t" o:hr="t" fillcolor="#a0a0a0" stroked="f"/>
+          <v:rect id="_x0000_i1049" style="width:0;height:1.5pt" o:hralign="center" o:hrstd="t" o:hr="t" fillcolor="#a0a0a0" stroked="f"/>
         </w:pict>
       </w:r>
     </w:p>
@@ -3725,7 +3758,7 @@
     <w:p>
       <w:r>
         <w:pict w14:anchorId="74C760FE">
-          <v:rect id="_x0000_i1224" style="width:0;height:1.5pt" o:hralign="center" o:hrstd="t" o:hr="t" fillcolor="#a0a0a0" stroked="f"/>
+          <v:rect id="_x0000_i1050" style="width:0;height:1.5pt" o:hralign="center" o:hrstd="t" o:hr="t" fillcolor="#a0a0a0" stroked="f"/>
         </w:pict>
       </w:r>
     </w:p>
@@ -3808,7 +3841,7 @@
     <w:p>
       <w:r>
         <w:pict w14:anchorId="1FE0D98D">
-          <v:rect id="_x0000_i1225" style="width:0;height:1.5pt" o:hralign="center" o:hrstd="t" o:hr="t" fillcolor="#a0a0a0" stroked="f"/>
+          <v:rect id="_x0000_i1051" style="width:0;height:1.5pt" o:hralign="center" o:hrstd="t" o:hr="t" fillcolor="#a0a0a0" stroked="f"/>
         </w:pict>
       </w:r>
     </w:p>
@@ -3893,12 +3926,12 @@
         </w:numPr>
       </w:pPr>
       <w:r>
+        <w:lastRenderedPageBreak/>
         <w:t>darte estructura de notebook lista para entregar</w:t>
       </w:r>
     </w:p>
     <w:p>
       <w:r>
-        <w:lastRenderedPageBreak/>
         <w:t>Solo dime:</w:t>
       </w:r>
       <w:r>
@@ -4159,7 +4192,7 @@
     <w:p>
       <w:r>
         <w:pict w14:anchorId="787BD383">
-          <v:rect id="_x0000_i1457" style="width:0;height:1.5pt" o:hralign="center" o:hrstd="t" o:hr="t" fillcolor="#a0a0a0" stroked="f"/>
+          <v:rect id="_x0000_i1052" style="width:0;height:1.5pt" o:hralign="center" o:hrstd="t" o:hr="t" fillcolor="#a0a0a0" stroked="f"/>
         </w:pict>
       </w:r>
     </w:p>
@@ -4253,7 +4286,7 @@
     <w:p>
       <w:r>
         <w:pict w14:anchorId="416E4040">
-          <v:rect id="_x0000_i1458" style="width:0;height:1.5pt" o:hralign="center" o:hrstd="t" o:hr="t" fillcolor="#a0a0a0" stroked="f"/>
+          <v:rect id="_x0000_i1053" style="width:0;height:1.5pt" o:hralign="center" o:hrstd="t" o:hr="t" fillcolor="#a0a0a0" stroked="f"/>
         </w:pict>
       </w:r>
     </w:p>
@@ -4280,7 +4313,7 @@
     <w:p>
       <w:r>
         <w:pict w14:anchorId="3DA3B43D">
-          <v:rect id="_x0000_i1459" style="width:0;height:1.5pt" o:hralign="center" o:hrstd="t" o:hr="t" fillcolor="#a0a0a0" stroked="f"/>
+          <v:rect id="_x0000_i1054" style="width:0;height:1.5pt" o:hralign="center" o:hrstd="t" o:hr="t" fillcolor="#a0a0a0" stroked="f"/>
         </w:pict>
       </w:r>
     </w:p>
@@ -4297,6 +4330,7 @@
           <w:b/>
           <w:bCs/>
         </w:rPr>
+        <w:lastRenderedPageBreak/>
         <w:t>✔️</w:t>
       </w:r>
       <w:r>
@@ -4315,7 +4349,6 @@
         </w:numPr>
       </w:pPr>
       <w:r>
-        <w:lastRenderedPageBreak/>
         <w:t>Bastante estructurado</w:t>
       </w:r>
     </w:p>
@@ -4423,7 +4456,7 @@
     <w:p>
       <w:r>
         <w:pict w14:anchorId="4C464B98">
-          <v:rect id="_x0000_i1460" style="width:0;height:1.5pt" o:hralign="center" o:hrstd="t" o:hr="t" fillcolor="#a0a0a0" stroked="f"/>
+          <v:rect id="_x0000_i1055" style="width:0;height:1.5pt" o:hralign="center" o:hrstd="t" o:hr="t" fillcolor="#a0a0a0" stroked="f"/>
         </w:pict>
       </w:r>
     </w:p>
@@ -4558,7 +4591,7 @@
     <w:p>
       <w:r>
         <w:pict w14:anchorId="3FCEF257">
-          <v:rect id="_x0000_i1461" style="width:0;height:1.5pt" o:hralign="center" o:hrstd="t" o:hr="t" fillcolor="#a0a0a0" stroked="f"/>
+          <v:rect id="_x0000_i1056" style="width:0;height:1.5pt" o:hralign="center" o:hrstd="t" o:hr="t" fillcolor="#a0a0a0" stroked="f"/>
         </w:pict>
       </w:r>
     </w:p>
@@ -4608,7 +4641,7 @@
     <w:p>
       <w:r>
         <w:pict w14:anchorId="0133D192">
-          <v:rect id="_x0000_i1462" style="width:0;height:1.5pt" o:hralign="center" o:hrstd="t" o:hr="t" fillcolor="#a0a0a0" stroked="f"/>
+          <v:rect id="_x0000_i1057" style="width:0;height:1.5pt" o:hralign="center" o:hrstd="t" o:hr="t" fillcolor="#a0a0a0" stroked="f"/>
         </w:pict>
       </w:r>
     </w:p>
@@ -4635,7 +4668,7 @@
     <w:p>
       <w:r>
         <w:pict w14:anchorId="3BFB78F9">
-          <v:rect id="_x0000_i1463" style="width:0;height:1.5pt" o:hralign="center" o:hrstd="t" o:hr="t" fillcolor="#a0a0a0" stroked="f"/>
+          <v:rect id="_x0000_i1058" style="width:0;height:1.5pt" o:hralign="center" o:hrstd="t" o:hr="t" fillcolor="#a0a0a0" stroked="f"/>
         </w:pict>
       </w:r>
     </w:p>
@@ -4716,7 +4749,7 @@
     <w:p>
       <w:r>
         <w:pict w14:anchorId="395CC55F">
-          <v:rect id="_x0000_i1464" style="width:0;height:1.5pt" o:hralign="center" o:hrstd="t" o:hr="t" fillcolor="#a0a0a0" stroked="f"/>
+          <v:rect id="_x0000_i1059" style="width:0;height:1.5pt" o:hralign="center" o:hrstd="t" o:hr="t" fillcolor="#a0a0a0" stroked="f"/>
         </w:pict>
       </w:r>
     </w:p>
@@ -4802,7 +4835,7 @@
     <w:p>
       <w:r>
         <w:pict w14:anchorId="370C9572">
-          <v:rect id="_x0000_i1465" style="width:0;height:1.5pt" o:hralign="center" o:hrstd="t" o:hr="t" fillcolor="#a0a0a0" stroked="f"/>
+          <v:rect id="_x0000_i1060" style="width:0;height:1.5pt" o:hralign="center" o:hrstd="t" o:hr="t" fillcolor="#a0a0a0" stroked="f"/>
         </w:pict>
       </w:r>
     </w:p>
@@ -4841,19 +4874,19 @@
           <w:b/>
           <w:bCs/>
         </w:rPr>
+        <w:lastRenderedPageBreak/>
         <w:t>1. Evolución de la participación femenina</w:t>
       </w:r>
     </w:p>
     <w:p>
       <w:r>
-        <w:lastRenderedPageBreak/>
         <w:t>“¿Cómo ha crecido la presencia de mujeres en los JJOO?”</w:t>
       </w:r>
     </w:p>
     <w:p>
       <w:r>
         <w:pict w14:anchorId="78CDF846">
-          <v:rect id="_x0000_i1466" style="width:0;height:1.5pt" o:hralign="center" o:hrstd="t" o:hr="t" fillcolor="#a0a0a0" stroked="f"/>
+          <v:rect id="_x0000_i1061" style="width:0;height:1.5pt" o:hralign="center" o:hrstd="t" o:hr="t" fillcolor="#a0a0a0" stroked="f"/>
         </w:pict>
       </w:r>
     </w:p>
@@ -4880,7 +4913,7 @@
     <w:p>
       <w:r>
         <w:pict w14:anchorId="10BA88AC">
-          <v:rect id="_x0000_i1467" style="width:0;height:1.5pt" o:hralign="center" o:hrstd="t" o:hr="t" fillcolor="#a0a0a0" stroked="f"/>
+          <v:rect id="_x0000_i1062" style="width:0;height:1.5pt" o:hralign="center" o:hrstd="t" o:hr="t" fillcolor="#a0a0a0" stroked="f"/>
         </w:pict>
       </w:r>
     </w:p>
@@ -4971,7 +5004,7 @@
     <w:p>
       <w:r>
         <w:pict w14:anchorId="5F19F00C">
-          <v:rect id="_x0000_i1468" style="width:0;height:1.5pt" o:hralign="center" o:hrstd="t" o:hr="t" fillcolor="#a0a0a0" stroked="f"/>
+          <v:rect id="_x0000_i1063" style="width:0;height:1.5pt" o:hralign="center" o:hrstd="t" o:hr="t" fillcolor="#a0a0a0" stroked="f"/>
         </w:pict>
       </w:r>
     </w:p>
@@ -5119,7 +5152,7 @@
     <w:p>
       <w:r>
         <w:pict w14:anchorId="011AD3BB">
-          <v:rect id="_x0000_i1469" style="width:0;height:1.5pt" o:hralign="center" o:hrstd="t" o:hr="t" fillcolor="#a0a0a0" stroked="f"/>
+          <v:rect id="_x0000_i1064" style="width:0;height:1.5pt" o:hralign="center" o:hrstd="t" o:hr="t" fillcolor="#a0a0a0" stroked="f"/>
         </w:pict>
       </w:r>
     </w:p>
@@ -5169,7 +5202,7 @@
     <w:p>
       <w:r>
         <w:pict w14:anchorId="7D395877">
-          <v:rect id="_x0000_i1470" style="width:0;height:1.5pt" o:hralign="center" o:hrstd="t" o:hr="t" fillcolor="#a0a0a0" stroked="f"/>
+          <v:rect id="_x0000_i1065" style="width:0;height:1.5pt" o:hralign="center" o:hrstd="t" o:hr="t" fillcolor="#a0a0a0" stroked="f"/>
         </w:pict>
       </w:r>
     </w:p>
@@ -5221,7 +5254,7 @@
     <w:p>
       <w:r>
         <w:pict w14:anchorId="1C03BB87">
-          <v:rect id="_x0000_i1471" style="width:0;height:1.5pt" o:hralign="center" o:hrstd="t" o:hr="t" fillcolor="#a0a0a0" stroked="f"/>
+          <v:rect id="_x0000_i1066" style="width:0;height:1.5pt" o:hralign="center" o:hrstd="t" o:hr="t" fillcolor="#a0a0a0" stroked="f"/>
         </w:pict>
       </w:r>
     </w:p>
@@ -5318,7 +5351,7 @@
     <w:p>
       <w:r>
         <w:pict w14:anchorId="563DF771">
-          <v:rect id="_x0000_i1472" style="width:0;height:1.5pt" o:hralign="center" o:hrstd="t" o:hr="t" fillcolor="#a0a0a0" stroked="f"/>
+          <v:rect id="_x0000_i1067" style="width:0;height:1.5pt" o:hralign="center" o:hrstd="t" o:hr="t" fillcolor="#a0a0a0" stroked="f"/>
         </w:pict>
       </w:r>
     </w:p>
@@ -5335,6 +5368,7 @@
           <w:b/>
           <w:bCs/>
         </w:rPr>
+        <w:lastRenderedPageBreak/>
         <w:t>💡</w:t>
       </w:r>
       <w:r>
@@ -5350,7 +5384,6 @@
         <w:rPr>
           <w:rFonts w:ascii="Segoe UI Emoji" w:hAnsi="Segoe UI Emoji" w:cs="Segoe UI Emoji"/>
         </w:rPr>
-        <w:lastRenderedPageBreak/>
         <w:t>👉</w:t>
       </w:r>
       <w:r>
@@ -5365,7 +5398,7 @@
     <w:p>
       <w:r>
         <w:pict w14:anchorId="224A9C3E">
-          <v:rect id="_x0000_i1473" style="width:0;height:1.5pt" o:hralign="center" o:hrstd="t" o:hr="t" fillcolor="#a0a0a0" stroked="f"/>
+          <v:rect id="_x0000_i1068" style="width:0;height:1.5pt" o:hralign="center" o:hrstd="t" o:hr="t" fillcolor="#a0a0a0" stroked="f"/>
         </w:pict>
       </w:r>
     </w:p>
@@ -5512,7 +5545,7 @@
     <w:p>
       <w:r>
         <w:pict w14:anchorId="2358C979">
-          <v:rect id="_x0000_i1474" style="width:0;height:1.5pt" o:hralign="center" o:hrstd="t" o:hr="t" fillcolor="#a0a0a0" stroked="f"/>
+          <v:rect id="_x0000_i1069" style="width:0;height:1.5pt" o:hralign="center" o:hrstd="t" o:hr="t" fillcolor="#a0a0a0" stroked="f"/>
         </w:pict>
       </w:r>
     </w:p>
@@ -5574,7 +5607,7 @@
     <w:p>
       <w:r>
         <w:pict w14:anchorId="2035DD5B">
-          <v:rect id="_x0000_i1475" style="width:0;height:1.5pt" o:hralign="center" o:hrstd="t" o:hr="t" fillcolor="#a0a0a0" stroked="f"/>
+          <v:rect id="_x0000_i1070" style="width:0;height:1.5pt" o:hralign="center" o:hrstd="t" o:hr="t" fillcolor="#a0a0a0" stroked="f"/>
         </w:pict>
       </w:r>
     </w:p>
@@ -5740,6 +5773,7 @@
     </w:p>
     <w:p>
       <w:r>
+        <w:lastRenderedPageBreak/>
         <w:t xml:space="preserve">Te explico cómo lo enfocaría yo de forma </w:t>
       </w:r>
       <w:r>
@@ -5771,9 +5805,8 @@
     </w:p>
     <w:p>
       <w:r>
-        <w:lastRenderedPageBreak/>
         <w:pict w14:anchorId="4D79C0F4">
-          <v:rect id="_x0000_i1476" style="width:0;height:1.5pt" o:hralign="center" o:hrstd="t" o:hr="t" fillcolor="#a0a0a0" stroked="f"/>
+          <v:rect id="_x0000_i1071" style="width:0;height:1.5pt" o:hralign="center" o:hrstd="t" o:hr="t" fillcolor="#a0a0a0" stroked="f"/>
         </w:pict>
       </w:r>
     </w:p>
@@ -5853,7 +5886,7 @@
     <w:p>
       <w:r>
         <w:pict w14:anchorId="52EC22C3">
-          <v:rect id="_x0000_i1477" style="width:0;height:1.5pt" o:hralign="center" o:hrstd="t" o:hr="t" fillcolor="#a0a0a0" stroked="f"/>
+          <v:rect id="_x0000_i1072" style="width:0;height:1.5pt" o:hralign="center" o:hrstd="t" o:hr="t" fillcolor="#a0a0a0" stroked="f"/>
         </w:pict>
       </w:r>
     </w:p>
@@ -5955,7 +5988,7 @@
     <w:p>
       <w:r>
         <w:pict w14:anchorId="47FE6FAD">
-          <v:rect id="_x0000_i1478" style="width:0;height:1.5pt" o:hralign="center" o:hrstd="t" o:hr="t" fillcolor="#a0a0a0" stroked="f"/>
+          <v:rect id="_x0000_i1073" style="width:0;height:1.5pt" o:hralign="center" o:hrstd="t" o:hr="t" fillcolor="#a0a0a0" stroked="f"/>
         </w:pict>
       </w:r>
     </w:p>
@@ -6040,7 +6073,7 @@
     <w:p>
       <w:r>
         <w:pict w14:anchorId="070F1BB7">
-          <v:rect id="_x0000_i1479" style="width:0;height:1.5pt" o:hralign="center" o:hrstd="t" o:hr="t" fillcolor="#a0a0a0" stroked="f"/>
+          <v:rect id="_x0000_i1074" style="width:0;height:1.5pt" o:hralign="center" o:hrstd="t" o:hr="t" fillcolor="#a0a0a0" stroked="f"/>
         </w:pict>
       </w:r>
     </w:p>
@@ -6103,7 +6136,7 @@
     <w:p>
       <w:r>
         <w:pict w14:anchorId="69A6E31E">
-          <v:rect id="_x0000_i1480" style="width:0;height:1.5pt" o:hralign="center" o:hrstd="t" o:hr="t" fillcolor="#a0a0a0" stroked="f"/>
+          <v:rect id="_x0000_i1075" style="width:0;height:1.5pt" o:hralign="center" o:hrstd="t" o:hr="t" fillcolor="#a0a0a0" stroked="f"/>
         </w:pict>
       </w:r>
     </w:p>
@@ -6120,6 +6153,7 @@
           <w:b/>
           <w:bCs/>
         </w:rPr>
+        <w:lastRenderedPageBreak/>
         <w:t>🟢</w:t>
       </w:r>
       <w:r>
@@ -6159,7 +6193,6 @@
           <w:b/>
           <w:bCs/>
         </w:rPr>
-        <w:lastRenderedPageBreak/>
         <w:t>🥇</w:t>
       </w:r>
       <w:r>
@@ -6256,7 +6289,7 @@
     <w:p>
       <w:r>
         <w:pict w14:anchorId="4263D31C">
-          <v:rect id="_x0000_i1481" style="width:0;height:1.5pt" o:hralign="center" o:hrstd="t" o:hr="t" fillcolor="#a0a0a0" stroked="f"/>
+          <v:rect id="_x0000_i1076" style="width:0;height:1.5pt" o:hralign="center" o:hrstd="t" o:hr="t" fillcolor="#a0a0a0" stroked="f"/>
         </w:pict>
       </w:r>
     </w:p>
@@ -6367,7 +6400,7 @@
     <w:p>
       <w:r>
         <w:pict w14:anchorId="0AA6B184">
-          <v:rect id="_x0000_i1482" style="width:0;height:1.5pt" o:hralign="center" o:hrstd="t" o:hr="t" fillcolor="#a0a0a0" stroked="f"/>
+          <v:rect id="_x0000_i1077" style="width:0;height:1.5pt" o:hralign="center" o:hrstd="t" o:hr="t" fillcolor="#a0a0a0" stroked="f"/>
         </w:pict>
       </w:r>
     </w:p>
@@ -6432,7 +6465,7 @@
     <w:p>
       <w:r>
         <w:pict w14:anchorId="37F4CE59">
-          <v:rect id="_x0000_i1483" style="width:0;height:1.5pt" o:hralign="center" o:hrstd="t" o:hr="t" fillcolor="#a0a0a0" stroked="f"/>
+          <v:rect id="_x0000_i1078" style="width:0;height:1.5pt" o:hralign="center" o:hrstd="t" o:hr="t" fillcolor="#a0a0a0" stroked="f"/>
         </w:pict>
       </w:r>
     </w:p>
@@ -6533,8 +6566,9 @@
     </w:p>
     <w:p>
       <w:r>
+        <w:lastRenderedPageBreak/>
         <w:pict w14:anchorId="459D0B6B">
-          <v:rect id="_x0000_i1484" style="width:0;height:1.5pt" o:hralign="center" o:hrstd="t" o:hr="t" fillcolor="#a0a0a0" stroked="f"/>
+          <v:rect id="_x0000_i1079" style="width:0;height:1.5pt" o:hralign="center" o:hrstd="t" o:hr="t" fillcolor="#a0a0a0" stroked="f"/>
         </w:pict>
       </w:r>
     </w:p>
@@ -6551,7 +6585,6 @@
           <w:b/>
           <w:bCs/>
         </w:rPr>
-        <w:lastRenderedPageBreak/>
         <w:t>📊</w:t>
       </w:r>
       <w:r>
@@ -6619,7 +6652,7 @@
     <w:p>
       <w:r>
         <w:pict w14:anchorId="34CBCE9B">
-          <v:rect id="_x0000_i1485" style="width:0;height:1.5pt" o:hralign="center" o:hrstd="t" o:hr="t" fillcolor="#a0a0a0" stroked="f"/>
+          <v:rect id="_x0000_i1080" style="width:0;height:1.5pt" o:hralign="center" o:hrstd="t" o:hr="t" fillcolor="#a0a0a0" stroked="f"/>
         </w:pict>
       </w:r>
     </w:p>
@@ -6687,7 +6720,7 @@
     <w:p>
       <w:r>
         <w:pict w14:anchorId="09C1D5C5">
-          <v:rect id="_x0000_i1486" style="width:0;height:1.5pt" o:hralign="center" o:hrstd="t" o:hr="t" fillcolor="#a0a0a0" stroked="f"/>
+          <v:rect id="_x0000_i1081" style="width:0;height:1.5pt" o:hralign="center" o:hrstd="t" o:hr="t" fillcolor="#a0a0a0" stroked="f"/>
         </w:pict>
       </w:r>
     </w:p>
@@ -6760,7 +6793,7 @@
     <w:p>
       <w:r>
         <w:pict w14:anchorId="6C32A8A7">
-          <v:rect id="_x0000_i1487" style="width:0;height:1.5pt" o:hralign="center" o:hrstd="t" o:hr="t" fillcolor="#a0a0a0" stroked="f"/>
+          <v:rect id="_x0000_i1082" style="width:0;height:1.5pt" o:hralign="center" o:hrstd="t" o:hr="t" fillcolor="#a0a0a0" stroked="f"/>
         </w:pict>
       </w:r>
     </w:p>
@@ -6855,7 +6888,7 @@
     <w:p>
       <w:r>
         <w:pict w14:anchorId="6E7CF072">
-          <v:rect id="_x0000_i1488" style="width:0;height:1.5pt" o:hralign="center" o:hrstd="t" o:hr="t" fillcolor="#a0a0a0" stroked="f"/>
+          <v:rect id="_x0000_i1083" style="width:0;height:1.5pt" o:hralign="center" o:hrstd="t" o:hr="t" fillcolor="#a0a0a0" stroked="f"/>
         </w:pict>
       </w:r>
     </w:p>
@@ -6902,6 +6935,7 @@
       </w:pPr>
       <w:proofErr w:type="spellStart"/>
       <w:r>
+        <w:lastRenderedPageBreak/>
         <w:t>boxplots</w:t>
       </w:r>
       <w:proofErr w:type="spellEnd"/>
@@ -6917,7 +6951,6 @@
         </w:numPr>
       </w:pPr>
       <w:r>
-        <w:lastRenderedPageBreak/>
         <w:t>bar charts (top jugadores)</w:t>
       </w:r>
     </w:p>
@@ -6935,7 +6968,7 @@
     <w:p>
       <w:r>
         <w:pict w14:anchorId="4A214744">
-          <v:rect id="_x0000_i1489" style="width:0;height:1.5pt" o:hralign="center" o:hrstd="t" o:hr="t" fillcolor="#a0a0a0" stroked="f"/>
+          <v:rect id="_x0000_i1084" style="width:0;height:1.5pt" o:hralign="center" o:hrstd="t" o:hr="t" fillcolor="#a0a0a0" stroked="f"/>
         </w:pict>
       </w:r>
     </w:p>
@@ -7051,7 +7084,7 @@
     <w:p>
       <w:r>
         <w:pict w14:anchorId="79B7CD4C">
-          <v:rect id="_x0000_i1490" style="width:0;height:1.5pt" o:hralign="center" o:hrstd="t" o:hr="t" fillcolor="#a0a0a0" stroked="f"/>
+          <v:rect id="_x0000_i1085" style="width:0;height:1.5pt" o:hralign="center" o:hrstd="t" o:hr="t" fillcolor="#a0a0a0" stroked="f"/>
         </w:pict>
       </w:r>
     </w:p>
@@ -7130,7 +7163,7 @@
     <w:p>
       <w:r>
         <w:pict w14:anchorId="1B4BD565">
-          <v:rect id="_x0000_i1491" style="width:0;height:1.5pt" o:hralign="center" o:hrstd="t" o:hr="t" fillcolor="#a0a0a0" stroked="f"/>
+          <v:rect id="_x0000_i1086" style="width:0;height:1.5pt" o:hralign="center" o:hrstd="t" o:hr="t" fillcolor="#a0a0a0" stroked="f"/>
         </w:pict>
       </w:r>
     </w:p>
@@ -7258,7 +7291,7 @@
     <w:p>
       <w:r>
         <w:pict w14:anchorId="4746560A">
-          <v:rect id="_x0000_i1492" style="width:0;height:1.5pt" o:hralign="center" o:hrstd="t" o:hr="t" fillcolor="#a0a0a0" stroked="f"/>
+          <v:rect id="_x0000_i1087" style="width:0;height:1.5pt" o:hralign="center" o:hrstd="t" o:hr="t" fillcolor="#a0a0a0" stroked="f"/>
         </w:pict>
       </w:r>
     </w:p>
@@ -7298,6 +7331,7 @@
         </w:numPr>
       </w:pPr>
       <w:r>
+        <w:lastRenderedPageBreak/>
         <w:t xml:space="preserve">darte </w:t>
       </w:r>
       <w:proofErr w:type="spellStart"/>
@@ -7325,7 +7359,6 @@
         </w:numPr>
       </w:pPr>
       <w:r>
-        <w:lastRenderedPageBreak/>
         <w:t xml:space="preserve">escribirte </w:t>
       </w:r>
       <w:r>
@@ -7458,7 +7491,7 @@
     <w:p>
       <w:r>
         <w:pict w14:anchorId="536CB610">
-          <v:rect id="_x0000_i1625" style="width:0;height:1.5pt" o:hralign="center" o:hrstd="t" o:hr="t" fillcolor="#a0a0a0" stroked="f"/>
+          <v:rect id="_x0000_i1088" style="width:0;height:1.5pt" o:hralign="center" o:hrstd="t" o:hr="t" fillcolor="#a0a0a0" stroked="f"/>
         </w:pict>
       </w:r>
     </w:p>
@@ -7580,7 +7613,7 @@
     <w:p>
       <w:r>
         <w:pict w14:anchorId="0C916EBD">
-          <v:rect id="_x0000_i1626" style="width:0;height:1.5pt" o:hralign="center" o:hrstd="t" o:hr="t" fillcolor="#a0a0a0" stroked="f"/>
+          <v:rect id="_x0000_i1089" style="width:0;height:1.5pt" o:hralign="center" o:hrstd="t" o:hr="t" fillcolor="#a0a0a0" stroked="f"/>
         </w:pict>
       </w:r>
     </w:p>
@@ -7667,7 +7700,7 @@
     <w:p>
       <w:r>
         <w:pict w14:anchorId="425203DB">
-          <v:rect id="_x0000_i1627" style="width:0;height:1.5pt" o:hralign="center" o:hrstd="t" o:hr="t" fillcolor="#a0a0a0" stroked="f"/>
+          <v:rect id="_x0000_i1090" style="width:0;height:1.5pt" o:hralign="center" o:hrstd="t" o:hr="t" fillcolor="#a0a0a0" stroked="f"/>
         </w:pict>
       </w:r>
     </w:p>
@@ -7712,6 +7745,7 @@
           <w:b/>
           <w:bCs/>
         </w:rPr>
+        <w:lastRenderedPageBreak/>
         <w:t>🥇</w:t>
       </w:r>
       <w:r>
@@ -7727,7 +7761,6 @@
         <w:rPr>
           <w:rFonts w:ascii="Segoe UI Emoji" w:hAnsi="Segoe UI Emoji" w:cs="Segoe UI Emoji"/>
         </w:rPr>
-        <w:lastRenderedPageBreak/>
         <w:t>👉</w:t>
       </w:r>
       <w:r>
@@ -7760,7 +7793,7 @@
     <w:p>
       <w:r>
         <w:pict w14:anchorId="5F6AAF11">
-          <v:rect id="_x0000_i1628" style="width:0;height:1.5pt" o:hralign="center" o:hrstd="t" o:hr="t" fillcolor="#a0a0a0" stroked="f"/>
+          <v:rect id="_x0000_i1091" style="width:0;height:1.5pt" o:hralign="center" o:hrstd="t" o:hr="t" fillcolor="#a0a0a0" stroked="f"/>
         </w:pict>
       </w:r>
     </w:p>
@@ -7823,7 +7856,7 @@
     <w:p>
       <w:r>
         <w:pict w14:anchorId="1ACAF618">
-          <v:rect id="_x0000_i1629" style="width:0;height:1.5pt" o:hralign="center" o:hrstd="t" o:hr="t" fillcolor="#a0a0a0" stroked="f"/>
+          <v:rect id="_x0000_i1092" style="width:0;height:1.5pt" o:hralign="center" o:hrstd="t" o:hr="t" fillcolor="#a0a0a0" stroked="f"/>
         </w:pict>
       </w:r>
     </w:p>
@@ -7887,7 +7920,7 @@
     <w:p>
       <w:r>
         <w:pict w14:anchorId="774FC52A">
-          <v:rect id="_x0000_i1630" style="width:0;height:1.5pt" o:hralign="center" o:hrstd="t" o:hr="t" fillcolor="#a0a0a0" stroked="f"/>
+          <v:rect id="_x0000_i1093" style="width:0;height:1.5pt" o:hralign="center" o:hrstd="t" o:hr="t" fillcolor="#a0a0a0" stroked="f"/>
         </w:pict>
       </w:r>
     </w:p>
@@ -7961,7 +7994,7 @@
     <w:p>
       <w:r>
         <w:pict w14:anchorId="4A4BE347">
-          <v:rect id="_x0000_i1631" style="width:0;height:1.5pt" o:hralign="center" o:hrstd="t" o:hr="t" fillcolor="#a0a0a0" stroked="f"/>
+          <v:rect id="_x0000_i1094" style="width:0;height:1.5pt" o:hralign="center" o:hrstd="t" o:hr="t" fillcolor="#a0a0a0" stroked="f"/>
         </w:pict>
       </w:r>
     </w:p>
@@ -8035,7 +8068,7 @@
     <w:p>
       <w:r>
         <w:pict w14:anchorId="5C5B00EB">
-          <v:rect id="_x0000_i1632" style="width:0;height:1.5pt" o:hralign="center" o:hrstd="t" o:hr="t" fillcolor="#a0a0a0" stroked="f"/>
+          <v:rect id="_x0000_i1095" style="width:0;height:1.5pt" o:hralign="center" o:hrstd="t" o:hr="t" fillcolor="#a0a0a0" stroked="f"/>
         </w:pict>
       </w:r>
     </w:p>
@@ -8103,6 +8136,7 @@
         </w:numPr>
       </w:pPr>
       <w:r>
+        <w:lastRenderedPageBreak/>
         <w:t>récords</w:t>
       </w:r>
     </w:p>
@@ -8111,7 +8145,6 @@
         <w:rPr>
           <w:rFonts w:ascii="Segoe UI Emoji" w:hAnsi="Segoe UI Emoji" w:cs="Segoe UI Emoji"/>
         </w:rPr>
-        <w:lastRenderedPageBreak/>
         <w:t>👉</w:t>
       </w:r>
       <w:r>
@@ -8121,7 +8154,7 @@
     <w:p>
       <w:r>
         <w:pict w14:anchorId="2A3F2751">
-          <v:rect id="_x0000_i1633" style="width:0;height:1.5pt" o:hralign="center" o:hrstd="t" o:hr="t" fillcolor="#a0a0a0" stroked="f"/>
+          <v:rect id="_x0000_i1096" style="width:0;height:1.5pt" o:hralign="center" o:hrstd="t" o:hr="t" fillcolor="#a0a0a0" stroked="f"/>
         </w:pict>
       </w:r>
     </w:p>
@@ -8196,7 +8229,7 @@
     <w:p>
       <w:r>
         <w:pict w14:anchorId="53D41023">
-          <v:rect id="_x0000_i1634" style="width:0;height:1.5pt" o:hralign="center" o:hrstd="t" o:hr="t" fillcolor="#a0a0a0" stroked="f"/>
+          <v:rect id="_x0000_i1097" style="width:0;height:1.5pt" o:hralign="center" o:hrstd="t" o:hr="t" fillcolor="#a0a0a0" stroked="f"/>
         </w:pict>
       </w:r>
     </w:p>
@@ -8259,7 +8292,7 @@
     <w:p>
       <w:r>
         <w:pict w14:anchorId="097BF406">
-          <v:rect id="_x0000_i1635" style="width:0;height:1.5pt" o:hralign="center" o:hrstd="t" o:hr="t" fillcolor="#a0a0a0" stroked="f"/>
+          <v:rect id="_x0000_i1098" style="width:0;height:1.5pt" o:hralign="center" o:hrstd="t" o:hr="t" fillcolor="#a0a0a0" stroked="f"/>
         </w:pict>
       </w:r>
     </w:p>
@@ -8349,7 +8382,7 @@
     <w:p>
       <w:r>
         <w:pict w14:anchorId="734D2D78">
-          <v:rect id="_x0000_i1636" style="width:0;height:1.5pt" o:hralign="center" o:hrstd="t" o:hr="t" fillcolor="#a0a0a0" stroked="f"/>
+          <v:rect id="_x0000_i1099" style="width:0;height:1.5pt" o:hralign="center" o:hrstd="t" o:hr="t" fillcolor="#a0a0a0" stroked="f"/>
         </w:pict>
       </w:r>
     </w:p>
@@ -8510,8 +8543,9 @@
     </w:p>
     <w:p>
       <w:r>
+        <w:lastRenderedPageBreak/>
         <w:pict w14:anchorId="72D643A2">
-          <v:rect id="_x0000_i1637" style="width:0;height:1.5pt" o:hralign="center" o:hrstd="t" o:hr="t" fillcolor="#a0a0a0" stroked="f"/>
+          <v:rect id="_x0000_i1100" style="width:0;height:1.5pt" o:hralign="center" o:hrstd="t" o:hr="t" fillcolor="#a0a0a0" stroked="f"/>
         </w:pict>
       </w:r>
     </w:p>
@@ -8528,7 +8562,6 @@
           <w:b/>
           <w:bCs/>
         </w:rPr>
-        <w:lastRenderedPageBreak/>
         <w:t>🔥</w:t>
       </w:r>
       <w:r>
@@ -8612,7 +8645,7 @@
     <w:p>
       <w:r>
         <w:pict w14:anchorId="20EDA58D">
-          <v:rect id="_x0000_i1638" style="width:0;height:1.5pt" o:hralign="center" o:hrstd="t" o:hr="t" fillcolor="#a0a0a0" stroked="f"/>
+          <v:rect id="_x0000_i1101" style="width:0;height:1.5pt" o:hralign="center" o:hrstd="t" o:hr="t" fillcolor="#a0a0a0" stroked="f"/>
         </w:pict>
       </w:r>
     </w:p>
@@ -8686,7 +8719,7 @@
     <w:p>
       <w:r>
         <w:pict w14:anchorId="57F4C3E6">
-          <v:rect id="_x0000_i1639" style="width:0;height:1.5pt" o:hralign="center" o:hrstd="t" o:hr="t" fillcolor="#a0a0a0" stroked="f"/>
+          <v:rect id="_x0000_i1102" style="width:0;height:1.5pt" o:hralign="center" o:hrstd="t" o:hr="t" fillcolor="#a0a0a0" stroked="f"/>
         </w:pict>
       </w:r>
     </w:p>
@@ -8775,7 +8808,7 @@
     <w:p>
       <w:r>
         <w:pict w14:anchorId="640C38CD">
-          <v:rect id="_x0000_i1640" style="width:0;height:1.5pt" o:hralign="center" o:hrstd="t" o:hr="t" fillcolor="#a0a0a0" stroked="f"/>
+          <v:rect id="_x0000_i1103" style="width:0;height:1.5pt" o:hralign="center" o:hrstd="t" o:hr="t" fillcolor="#a0a0a0" stroked="f"/>
         </w:pict>
       </w:r>
     </w:p>
@@ -8880,7 +8913,1929 @@
         <w:t>añade fútbol</w:t>
       </w:r>
     </w:p>
-    <w:p/>
+    <w:p>
+      <w:pPr>
+        <w:rPr>
+          <w:b/>
+          <w:bCs/>
+        </w:rPr>
+      </w:pPr>
+      <w:r>
+        <w:rPr>
+          <w:b/>
+          <w:bCs/>
+        </w:rPr>
+        <w:t>DATASETS PRINCIPALES (los que usaría sí o sí)</w:t>
+      </w:r>
+    </w:p>
+    <w:p>
+      <w:pPr>
+        <w:rPr>
+          <w:b/>
+          <w:bCs/>
+          <w:lang w:val="en-US"/>
+        </w:rPr>
+      </w:pPr>
+      <w:r>
+        <w:rPr>
+          <w:rFonts w:ascii="Segoe UI Emoji" w:hAnsi="Segoe UI Emoji" w:cs="Segoe UI Emoji"/>
+          <w:b/>
+          <w:bCs/>
+        </w:rPr>
+        <w:lastRenderedPageBreak/>
+        <w:t>🥇</w:t>
+      </w:r>
+      <w:r>
+        <w:rPr>
+          <w:b/>
+          <w:bCs/>
+          <w:lang w:val="en-US"/>
+        </w:rPr>
+        <w:t xml:space="preserve"> 1. Academy Awards dataset (Kaggle)</w:t>
+      </w:r>
+    </w:p>
+    <w:p>
+      <w:r>
+        <w:rPr>
+          <w:rFonts w:ascii="Segoe UI Emoji" w:hAnsi="Segoe UI Emoji" w:cs="Segoe UI Emoji"/>
+        </w:rPr>
+        <w:t>👉</w:t>
+      </w:r>
+      <w:r>
+        <w:t xml:space="preserve"> Busca: </w:t>
+      </w:r>
+      <w:r>
+        <w:rPr>
+          <w:i/>
+          <w:iCs/>
+        </w:rPr>
+        <w:t xml:space="preserve">“Oscars </w:t>
+      </w:r>
+      <w:proofErr w:type="spellStart"/>
+      <w:r>
+        <w:rPr>
+          <w:i/>
+          <w:iCs/>
+        </w:rPr>
+        <w:t>dataset</w:t>
+      </w:r>
+      <w:proofErr w:type="spellEnd"/>
+      <w:r>
+        <w:rPr>
+          <w:i/>
+          <w:iCs/>
+        </w:rPr>
+        <w:t xml:space="preserve"> </w:t>
+      </w:r>
+      <w:proofErr w:type="spellStart"/>
+      <w:r>
+        <w:rPr>
+          <w:i/>
+          <w:iCs/>
+        </w:rPr>
+        <w:t>Kaggle</w:t>
+      </w:r>
+      <w:proofErr w:type="spellEnd"/>
+      <w:r>
+        <w:rPr>
+          <w:i/>
+          <w:iCs/>
+        </w:rPr>
+        <w:t>”</w:t>
+      </w:r>
+    </w:p>
+    <w:p>
+      <w:pPr>
+        <w:rPr>
+          <w:b/>
+          <w:bCs/>
+        </w:rPr>
+      </w:pPr>
+      <w:r>
+        <w:rPr>
+          <w:rFonts w:ascii="Segoe UI Emoji" w:hAnsi="Segoe UI Emoji" w:cs="Segoe UI Emoji"/>
+          <w:b/>
+          <w:bCs/>
+        </w:rPr>
+        <w:t>📊</w:t>
+      </w:r>
+      <w:r>
+        <w:rPr>
+          <w:b/>
+          <w:bCs/>
+        </w:rPr>
+        <w:t xml:space="preserve"> Qué contiene</w:t>
+      </w:r>
+    </w:p>
+    <w:p>
+      <w:pPr>
+        <w:numPr>
+          <w:ilvl w:val="0"/>
+          <w:numId w:val="95"/>
+        </w:numPr>
+      </w:pPr>
+      <w:r>
+        <w:t>ganadores y nominados</w:t>
+      </w:r>
+    </w:p>
+    <w:p>
+      <w:pPr>
+        <w:numPr>
+          <w:ilvl w:val="0"/>
+          <w:numId w:val="95"/>
+        </w:numPr>
+      </w:pPr>
+      <w:r>
+        <w:t>año</w:t>
+      </w:r>
+    </w:p>
+    <w:p>
+      <w:pPr>
+        <w:numPr>
+          <w:ilvl w:val="0"/>
+          <w:numId w:val="95"/>
+        </w:numPr>
+      </w:pPr>
+      <w:r>
+        <w:t>categoría (actor, actriz, director…)</w:t>
+      </w:r>
+    </w:p>
+    <w:p>
+      <w:pPr>
+        <w:numPr>
+          <w:ilvl w:val="0"/>
+          <w:numId w:val="95"/>
+        </w:numPr>
+      </w:pPr>
+      <w:r>
+        <w:t>película</w:t>
+      </w:r>
+    </w:p>
+    <w:p>
+      <w:pPr>
+        <w:rPr>
+          <w:b/>
+          <w:bCs/>
+        </w:rPr>
+      </w:pPr>
+      <w:r>
+        <w:rPr>
+          <w:rFonts w:ascii="Segoe UI Emoji" w:hAnsi="Segoe UI Emoji" w:cs="Segoe UI Emoji"/>
+          <w:b/>
+          <w:bCs/>
+        </w:rPr>
+        <w:t>❗</w:t>
+      </w:r>
+      <w:r>
+        <w:rPr>
+          <w:b/>
+          <w:bCs/>
+        </w:rPr>
+        <w:t xml:space="preserve"> Importante</w:t>
+      </w:r>
+    </w:p>
+    <w:p>
+      <w:r>
+        <w:rPr>
+          <w:rFonts w:ascii="Segoe UI Emoji" w:hAnsi="Segoe UI Emoji" w:cs="Segoe UI Emoji"/>
+        </w:rPr>
+        <w:t>👉</w:t>
+      </w:r>
+      <w:r>
+        <w:t xml:space="preserve"> </w:t>
+      </w:r>
+      <w:r>
+        <w:rPr>
+          <w:b/>
+          <w:bCs/>
+        </w:rPr>
+        <w:t>NO incluye edad directamente</w:t>
+      </w:r>
+    </w:p>
+    <w:p>
+      <w:r>
+        <w:pict w14:anchorId="6D43F1CA">
+          <v:rect id="_x0000_i1104" style="width:0;height:1.5pt" o:hralign="center" o:hrstd="t" o:hr="t" fillcolor="#a0a0a0" stroked="f"/>
+        </w:pict>
+      </w:r>
+    </w:p>
+    <w:p>
+      <w:pPr>
+        <w:rPr>
+          <w:b/>
+          <w:bCs/>
+        </w:rPr>
+      </w:pPr>
+      <w:r>
+        <w:rPr>
+          <w:rFonts w:ascii="Segoe UI Emoji" w:hAnsi="Segoe UI Emoji" w:cs="Segoe UI Emoji"/>
+          <w:b/>
+          <w:bCs/>
+        </w:rPr>
+        <w:t>💡</w:t>
+      </w:r>
+      <w:r>
+        <w:rPr>
+          <w:b/>
+          <w:bCs/>
+        </w:rPr>
+        <w:t xml:space="preserve"> Cómo usarlo</w:t>
+      </w:r>
+    </w:p>
+    <w:p>
+      <w:pPr>
+        <w:numPr>
+          <w:ilvl w:val="0"/>
+          <w:numId w:val="96"/>
+        </w:numPr>
+      </w:pPr>
+      <w:r>
+        <w:t>filtras:</w:t>
+      </w:r>
+    </w:p>
+    <w:p>
+      <w:pPr>
+        <w:numPr>
+          <w:ilvl w:val="1"/>
+          <w:numId w:val="96"/>
+        </w:numPr>
+      </w:pPr>
+      <w:r>
+        <w:t>Best Actor</w:t>
+      </w:r>
+    </w:p>
+    <w:p>
+      <w:pPr>
+        <w:numPr>
+          <w:ilvl w:val="1"/>
+          <w:numId w:val="96"/>
+        </w:numPr>
+      </w:pPr>
+      <w:r>
+        <w:t xml:space="preserve">Best </w:t>
+      </w:r>
+      <w:proofErr w:type="spellStart"/>
+      <w:r>
+        <w:t>Actress</w:t>
+      </w:r>
+      <w:proofErr w:type="spellEnd"/>
+    </w:p>
+    <w:p>
+      <w:pPr>
+        <w:numPr>
+          <w:ilvl w:val="0"/>
+          <w:numId w:val="96"/>
+        </w:numPr>
+      </w:pPr>
+      <w:r>
+        <w:t>obtienes:</w:t>
+      </w:r>
+    </w:p>
+    <w:p>
+      <w:pPr>
+        <w:numPr>
+          <w:ilvl w:val="1"/>
+          <w:numId w:val="96"/>
+        </w:numPr>
+      </w:pPr>
+      <w:r>
+        <w:t>lista de ganadores por año</w:t>
+      </w:r>
+    </w:p>
+    <w:p>
+      <w:r>
+        <w:pict w14:anchorId="629FB489">
+          <v:rect id="_x0000_i1105" style="width:0;height:1.5pt" o:hralign="center" o:hrstd="t" o:hr="t" fillcolor="#a0a0a0" stroked="f"/>
+        </w:pict>
+      </w:r>
+    </w:p>
+    <w:p>
+      <w:pPr>
+        <w:rPr>
+          <w:b/>
+          <w:bCs/>
+        </w:rPr>
+      </w:pPr>
+      <w:r>
+        <w:rPr>
+          <w:rFonts w:ascii="Segoe UI Emoji" w:hAnsi="Segoe UI Emoji" w:cs="Segoe UI Emoji"/>
+          <w:b/>
+          <w:bCs/>
+        </w:rPr>
+        <w:t>🥇</w:t>
+      </w:r>
+      <w:r>
+        <w:rPr>
+          <w:b/>
+          <w:bCs/>
+        </w:rPr>
+        <w:t xml:space="preserve"> 2. </w:t>
+      </w:r>
+      <w:proofErr w:type="spellStart"/>
+      <w:r>
+        <w:rPr>
+          <w:b/>
+          <w:bCs/>
+        </w:rPr>
+        <w:t>IMDb</w:t>
+      </w:r>
+      <w:proofErr w:type="spellEnd"/>
+      <w:r>
+        <w:rPr>
+          <w:b/>
+          <w:bCs/>
+        </w:rPr>
+        <w:t xml:space="preserve"> </w:t>
+      </w:r>
+      <w:proofErr w:type="spellStart"/>
+      <w:r>
+        <w:rPr>
+          <w:b/>
+          <w:bCs/>
+        </w:rPr>
+        <w:t>datasets</w:t>
+      </w:r>
+      <w:proofErr w:type="spellEnd"/>
+      <w:r>
+        <w:rPr>
+          <w:b/>
+          <w:bCs/>
+        </w:rPr>
+        <w:t xml:space="preserve"> (clave </w:t>
+      </w:r>
+      <w:r>
+        <w:rPr>
+          <w:rFonts w:ascii="Segoe UI Emoji" w:hAnsi="Segoe UI Emoji" w:cs="Segoe UI Emoji"/>
+          <w:b/>
+          <w:bCs/>
+        </w:rPr>
+        <w:t>🔥</w:t>
+      </w:r>
+      <w:r>
+        <w:rPr>
+          <w:b/>
+          <w:bCs/>
+        </w:rPr>
+        <w:t>)</w:t>
+      </w:r>
+    </w:p>
+    <w:p>
+      <w:r>
+        <w:rPr>
+          <w:rFonts w:ascii="Segoe UI Emoji" w:hAnsi="Segoe UI Emoji" w:cs="Segoe UI Emoji"/>
+        </w:rPr>
+        <w:t>👉</w:t>
+      </w:r>
+      <w:r>
+        <w:t xml:space="preserve"> https://datasets.imdbws.com/</w:t>
+      </w:r>
+    </w:p>
+    <w:p>
+      <w:pPr>
+        <w:rPr>
+          <w:b/>
+          <w:bCs/>
+        </w:rPr>
+      </w:pPr>
+      <w:r>
+        <w:rPr>
+          <w:rFonts w:ascii="Segoe UI Emoji" w:hAnsi="Segoe UI Emoji" w:cs="Segoe UI Emoji"/>
+          <w:b/>
+          <w:bCs/>
+        </w:rPr>
+        <w:t>📊</w:t>
+      </w:r>
+      <w:r>
+        <w:rPr>
+          <w:b/>
+          <w:bCs/>
+        </w:rPr>
+        <w:t xml:space="preserve"> Qué contienen</w:t>
+      </w:r>
+    </w:p>
+    <w:p>
+      <w:pPr>
+        <w:numPr>
+          <w:ilvl w:val="0"/>
+          <w:numId w:val="97"/>
+        </w:numPr>
+      </w:pPr>
+      <w:r>
+        <w:t>fecha de nacimiento (</w:t>
+      </w:r>
+      <w:proofErr w:type="spellStart"/>
+      <w:proofErr w:type="gramStart"/>
+      <w:r>
+        <w:t>name.basics</w:t>
+      </w:r>
+      <w:proofErr w:type="spellEnd"/>
+      <w:proofErr w:type="gramEnd"/>
+      <w:r>
+        <w:t>)</w:t>
+      </w:r>
+    </w:p>
+    <w:p>
+      <w:pPr>
+        <w:numPr>
+          <w:ilvl w:val="0"/>
+          <w:numId w:val="97"/>
+        </w:numPr>
+      </w:pPr>
+      <w:r>
+        <w:t>películas (</w:t>
+      </w:r>
+      <w:proofErr w:type="spellStart"/>
+      <w:proofErr w:type="gramStart"/>
+      <w:r>
+        <w:t>title.basics</w:t>
+      </w:r>
+      <w:proofErr w:type="spellEnd"/>
+      <w:proofErr w:type="gramEnd"/>
+      <w:r>
+        <w:t>)</w:t>
+      </w:r>
+    </w:p>
+    <w:p>
+      <w:pPr>
+        <w:numPr>
+          <w:ilvl w:val="0"/>
+          <w:numId w:val="97"/>
+        </w:numPr>
+      </w:pPr>
+      <w:proofErr w:type="gramStart"/>
+      <w:r>
+        <w:t>relación actor</w:t>
+      </w:r>
+      <w:proofErr w:type="gramEnd"/>
+      <w:r>
+        <w:t>–película</w:t>
+      </w:r>
+    </w:p>
+    <w:p>
+      <w:r>
+        <w:pict w14:anchorId="23DDEA2D">
+          <v:rect id="_x0000_i1106" style="width:0;height:1.5pt" o:hralign="center" o:hrstd="t" o:hr="t" fillcolor="#a0a0a0" stroked="f"/>
+        </w:pict>
+      </w:r>
+    </w:p>
+    <w:p>
+      <w:pPr>
+        <w:rPr>
+          <w:b/>
+          <w:bCs/>
+        </w:rPr>
+      </w:pPr>
+      <w:r>
+        <w:rPr>
+          <w:rFonts w:ascii="Segoe UI Emoji" w:hAnsi="Segoe UI Emoji" w:cs="Segoe UI Emoji"/>
+          <w:b/>
+          <w:bCs/>
+        </w:rPr>
+        <w:t>💥</w:t>
+      </w:r>
+      <w:r>
+        <w:rPr>
+          <w:b/>
+          <w:bCs/>
+        </w:rPr>
+        <w:t xml:space="preserve"> Aquí está la magia</w:t>
+      </w:r>
+    </w:p>
+    <w:p>
+      <w:r>
+        <w:rPr>
+          <w:rFonts w:ascii="Segoe UI Emoji" w:hAnsi="Segoe UI Emoji" w:cs="Segoe UI Emoji"/>
+        </w:rPr>
+        <w:t>👉</w:t>
+      </w:r>
+      <w:r>
+        <w:t xml:space="preserve"> Puedes calcular:</w:t>
+      </w:r>
+    </w:p>
+    <w:p>
+      <w:r>
+        <w:t>edad = año del premio – año de nacimiento</w:t>
+      </w:r>
+    </w:p>
+    <w:p>
+      <w:r>
+        <w:pict w14:anchorId="136D843C">
+          <v:rect id="_x0000_i1107" style="width:0;height:1.5pt" o:hralign="center" o:hrstd="t" o:hr="t" fillcolor="#a0a0a0" stroked="f"/>
+        </w:pict>
+      </w:r>
+    </w:p>
+    <w:p>
+      <w:pPr>
+        <w:rPr>
+          <w:b/>
+          <w:bCs/>
+        </w:rPr>
+      </w:pPr>
+      <w:r>
+        <w:rPr>
+          <w:rFonts w:ascii="Segoe UI Emoji" w:hAnsi="Segoe UI Emoji" w:cs="Segoe UI Emoji"/>
+          <w:b/>
+          <w:bCs/>
+        </w:rPr>
+        <w:t>👉</w:t>
+      </w:r>
+      <w:r>
+        <w:rPr>
+          <w:b/>
+          <w:bCs/>
+        </w:rPr>
+        <w:t xml:space="preserve"> CONCLUSIÓN</w:t>
+      </w:r>
+    </w:p>
+    <w:p>
+      <w:r>
+        <w:rPr>
+          <w:rFonts w:ascii="Segoe UI Emoji" w:hAnsi="Segoe UI Emoji" w:cs="Segoe UI Emoji"/>
+        </w:rPr>
+        <w:t>💡</w:t>
+      </w:r>
+      <w:r>
+        <w:t xml:space="preserve"> La clave es:</w:t>
+      </w:r>
+    </w:p>
+    <w:p>
+      <w:pPr>
+        <w:numPr>
+          <w:ilvl w:val="0"/>
+          <w:numId w:val="98"/>
+        </w:numPr>
+      </w:pPr>
+      <w:r>
+        <w:lastRenderedPageBreak/>
+        <w:t>Oscars → quién gana</w:t>
+      </w:r>
+    </w:p>
+    <w:p>
+      <w:pPr>
+        <w:numPr>
+          <w:ilvl w:val="0"/>
+          <w:numId w:val="98"/>
+        </w:numPr>
+      </w:pPr>
+      <w:proofErr w:type="spellStart"/>
+      <w:r>
+        <w:t>IMDb</w:t>
+      </w:r>
+      <w:proofErr w:type="spellEnd"/>
+      <w:r>
+        <w:t xml:space="preserve"> → datos de la persona</w:t>
+      </w:r>
+    </w:p>
+    <w:p>
+      <w:r>
+        <w:rPr>
+          <w:rFonts w:ascii="Segoe UI Emoji" w:hAnsi="Segoe UI Emoji" w:cs="Segoe UI Emoji"/>
+        </w:rPr>
+        <w:t>👉</w:t>
+      </w:r>
+      <w:r>
+        <w:t xml:space="preserve"> </w:t>
+      </w:r>
+      <w:r>
+        <w:rPr>
+          <w:rFonts w:ascii="Segoe UI Emoji" w:hAnsi="Segoe UI Emoji" w:cs="Segoe UI Emoji"/>
+        </w:rPr>
+        <w:t>🔗</w:t>
+      </w:r>
+      <w:r>
+        <w:t xml:space="preserve"> </w:t>
+      </w:r>
+      <w:proofErr w:type="spellStart"/>
+      <w:r>
+        <w:rPr>
+          <w:b/>
+          <w:bCs/>
+        </w:rPr>
+        <w:t>merge</w:t>
+      </w:r>
+      <w:proofErr w:type="spellEnd"/>
+      <w:r>
+        <w:rPr>
+          <w:b/>
+          <w:bCs/>
+        </w:rPr>
+        <w:t xml:space="preserve"> entre ambos </w:t>
+      </w:r>
+      <w:proofErr w:type="spellStart"/>
+      <w:r>
+        <w:rPr>
+          <w:b/>
+          <w:bCs/>
+        </w:rPr>
+        <w:t>datasets</w:t>
+      </w:r>
+      <w:proofErr w:type="spellEnd"/>
+    </w:p>
+    <w:p>
+      <w:r>
+        <w:pict w14:anchorId="6B76BB00">
+          <v:rect id="_x0000_i1108" style="width:0;height:1.5pt" o:hralign="center" o:hrstd="t" o:hr="t" fillcolor="#a0a0a0" stroked="f"/>
+        </w:pict>
+      </w:r>
+    </w:p>
+    <w:p>
+      <w:pPr>
+        <w:rPr>
+          <w:b/>
+          <w:bCs/>
+        </w:rPr>
+      </w:pPr>
+      <w:r>
+        <w:rPr>
+          <w:rFonts w:ascii="Segoe UI Emoji" w:hAnsi="Segoe UI Emoji" w:cs="Segoe UI Emoji"/>
+          <w:b/>
+          <w:bCs/>
+        </w:rPr>
+        <w:t>🟡</w:t>
+      </w:r>
+      <w:r>
+        <w:rPr>
+          <w:b/>
+          <w:bCs/>
+        </w:rPr>
+        <w:t xml:space="preserve"> DATASETS SECUNDARIOS (opcionales pero interesantes)</w:t>
+      </w:r>
+    </w:p>
+    <w:p>
+      <w:pPr>
+        <w:rPr>
+          <w:b/>
+          <w:bCs/>
+        </w:rPr>
+      </w:pPr>
+      <w:r>
+        <w:rPr>
+          <w:rFonts w:ascii="Segoe UI Emoji" w:hAnsi="Segoe UI Emoji" w:cs="Segoe UI Emoji"/>
+          <w:b/>
+          <w:bCs/>
+        </w:rPr>
+        <w:t>🥈</w:t>
+      </w:r>
+      <w:r>
+        <w:rPr>
+          <w:b/>
+          <w:bCs/>
+        </w:rPr>
+        <w:t xml:space="preserve"> 3. Goya </w:t>
+      </w:r>
+      <w:proofErr w:type="spellStart"/>
+      <w:r>
+        <w:rPr>
+          <w:b/>
+          <w:bCs/>
+        </w:rPr>
+        <w:t>Awards</w:t>
+      </w:r>
+      <w:proofErr w:type="spellEnd"/>
+    </w:p>
+    <w:p>
+      <w:r>
+        <w:rPr>
+          <w:rFonts w:ascii="Segoe UI Emoji" w:hAnsi="Segoe UI Emoji" w:cs="Segoe UI Emoji"/>
+        </w:rPr>
+        <w:t>👉</w:t>
+      </w:r>
+      <w:r>
+        <w:t xml:space="preserve"> Más difícil de encontrar limpio, pero existe en </w:t>
+      </w:r>
+      <w:proofErr w:type="spellStart"/>
+      <w:r>
+        <w:t>Kaggle</w:t>
+      </w:r>
+      <w:proofErr w:type="spellEnd"/>
+      <w:r>
+        <w:t xml:space="preserve"> o </w:t>
+      </w:r>
+      <w:proofErr w:type="spellStart"/>
+      <w:r>
+        <w:t>scraping</w:t>
+      </w:r>
+      <w:proofErr w:type="spellEnd"/>
+    </w:p>
+    <w:p>
+      <w:pPr>
+        <w:rPr>
+          <w:b/>
+          <w:bCs/>
+        </w:rPr>
+      </w:pPr>
+      <w:r>
+        <w:rPr>
+          <w:rFonts w:ascii="Segoe UI Emoji" w:hAnsi="Segoe UI Emoji" w:cs="Segoe UI Emoji"/>
+          <w:b/>
+          <w:bCs/>
+        </w:rPr>
+        <w:t>✔️</w:t>
+      </w:r>
+      <w:r>
+        <w:rPr>
+          <w:b/>
+          <w:bCs/>
+        </w:rPr>
+        <w:t xml:space="preserve"> Útil para:</w:t>
+      </w:r>
+    </w:p>
+    <w:p>
+      <w:pPr>
+        <w:numPr>
+          <w:ilvl w:val="0"/>
+          <w:numId w:val="99"/>
+        </w:numPr>
+      </w:pPr>
+      <w:r>
+        <w:t>comparación España vs Hollywood</w:t>
+      </w:r>
+    </w:p>
+    <w:p>
+      <w:pPr>
+        <w:numPr>
+          <w:ilvl w:val="0"/>
+          <w:numId w:val="99"/>
+        </w:numPr>
+      </w:pPr>
+      <w:r>
+        <w:t>más originalidad</w:t>
+      </w:r>
+    </w:p>
+    <w:p>
+      <w:r>
+        <w:pict w14:anchorId="44F0DA99">
+          <v:rect id="_x0000_i1109" style="width:0;height:1.5pt" o:hralign="center" o:hrstd="t" o:hr="t" fillcolor="#a0a0a0" stroked="f"/>
+        </w:pict>
+      </w:r>
+    </w:p>
+    <w:p>
+      <w:pPr>
+        <w:rPr>
+          <w:b/>
+          <w:bCs/>
+        </w:rPr>
+      </w:pPr>
+      <w:r>
+        <w:rPr>
+          <w:rFonts w:ascii="Segoe UI Emoji" w:hAnsi="Segoe UI Emoji" w:cs="Segoe UI Emoji"/>
+          <w:b/>
+          <w:bCs/>
+        </w:rPr>
+        <w:t>🟡</w:t>
+      </w:r>
+      <w:r>
+        <w:rPr>
+          <w:b/>
+          <w:bCs/>
+        </w:rPr>
+        <w:t xml:space="preserve"> 4. </w:t>
+      </w:r>
+      <w:proofErr w:type="spellStart"/>
+      <w:r>
+        <w:rPr>
+          <w:b/>
+          <w:bCs/>
+        </w:rPr>
+        <w:t>Dataset</w:t>
+      </w:r>
+      <w:proofErr w:type="spellEnd"/>
+      <w:r>
+        <w:rPr>
+          <w:b/>
+          <w:bCs/>
+        </w:rPr>
+        <w:t xml:space="preserve"> de películas (</w:t>
+      </w:r>
+      <w:proofErr w:type="spellStart"/>
+      <w:r>
+        <w:rPr>
+          <w:b/>
+          <w:bCs/>
+        </w:rPr>
+        <w:t>Kaggle</w:t>
+      </w:r>
+      <w:proofErr w:type="spellEnd"/>
+      <w:r>
+        <w:rPr>
+          <w:b/>
+          <w:bCs/>
+        </w:rPr>
+        <w:t xml:space="preserve"> – </w:t>
+      </w:r>
+      <w:proofErr w:type="spellStart"/>
+      <w:r>
+        <w:rPr>
+          <w:b/>
+          <w:bCs/>
+        </w:rPr>
+        <w:t>TMDb</w:t>
+      </w:r>
+      <w:proofErr w:type="spellEnd"/>
+      <w:r>
+        <w:rPr>
+          <w:b/>
+          <w:bCs/>
+        </w:rPr>
+        <w:t>)</w:t>
+      </w:r>
+    </w:p>
+    <w:p>
+      <w:r>
+        <w:rPr>
+          <w:rFonts w:ascii="Segoe UI Emoji" w:hAnsi="Segoe UI Emoji" w:cs="Segoe UI Emoji"/>
+        </w:rPr>
+        <w:t>👉</w:t>
+      </w:r>
+      <w:r>
+        <w:t xml:space="preserve"> </w:t>
+      </w:r>
+      <w:proofErr w:type="spellStart"/>
+      <w:r>
+        <w:t>TMDb</w:t>
+      </w:r>
+      <w:proofErr w:type="spellEnd"/>
+    </w:p>
+    <w:p>
+      <w:pPr>
+        <w:rPr>
+          <w:b/>
+          <w:bCs/>
+        </w:rPr>
+      </w:pPr>
+      <w:r>
+        <w:rPr>
+          <w:rFonts w:ascii="Segoe UI Emoji" w:hAnsi="Segoe UI Emoji" w:cs="Segoe UI Emoji"/>
+          <w:b/>
+          <w:bCs/>
+        </w:rPr>
+        <w:t>📊</w:t>
+      </w:r>
+      <w:r>
+        <w:rPr>
+          <w:b/>
+          <w:bCs/>
+        </w:rPr>
+        <w:t xml:space="preserve"> Variables</w:t>
+      </w:r>
+    </w:p>
+    <w:p>
+      <w:pPr>
+        <w:numPr>
+          <w:ilvl w:val="0"/>
+          <w:numId w:val="100"/>
+        </w:numPr>
+      </w:pPr>
+      <w:r>
+        <w:t>presupuesto</w:t>
+      </w:r>
+    </w:p>
+    <w:p>
+      <w:pPr>
+        <w:numPr>
+          <w:ilvl w:val="0"/>
+          <w:numId w:val="100"/>
+        </w:numPr>
+      </w:pPr>
+      <w:proofErr w:type="spellStart"/>
+      <w:r>
+        <w:t>revenue</w:t>
+      </w:r>
+      <w:proofErr w:type="spellEnd"/>
+    </w:p>
+    <w:p>
+      <w:pPr>
+        <w:numPr>
+          <w:ilvl w:val="0"/>
+          <w:numId w:val="100"/>
+        </w:numPr>
+      </w:pPr>
+      <w:r>
+        <w:t>género</w:t>
+      </w:r>
+    </w:p>
+    <w:p>
+      <w:pPr>
+        <w:numPr>
+          <w:ilvl w:val="0"/>
+          <w:numId w:val="100"/>
+        </w:numPr>
+      </w:pPr>
+      <w:r>
+        <w:t>popularidad</w:t>
+      </w:r>
+    </w:p>
+    <w:p>
+      <w:pPr>
+        <w:rPr>
+          <w:b/>
+          <w:bCs/>
+        </w:rPr>
+      </w:pPr>
+      <w:r>
+        <w:rPr>
+          <w:rFonts w:ascii="Segoe UI Emoji" w:hAnsi="Segoe UI Emoji" w:cs="Segoe UI Emoji"/>
+          <w:b/>
+          <w:bCs/>
+        </w:rPr>
+        <w:t>✔️</w:t>
+      </w:r>
+      <w:r>
+        <w:rPr>
+          <w:b/>
+          <w:bCs/>
+        </w:rPr>
+        <w:t xml:space="preserve"> Para enriquecer:</w:t>
+      </w:r>
+    </w:p>
+    <w:p>
+      <w:pPr>
+        <w:numPr>
+          <w:ilvl w:val="0"/>
+          <w:numId w:val="101"/>
+        </w:numPr>
+      </w:pPr>
+      <w:r>
+        <w:t>contexto de las películas premiadas</w:t>
+      </w:r>
+    </w:p>
+    <w:p>
+      <w:r>
+        <w:pict w14:anchorId="66FEF320">
+          <v:rect id="_x0000_i1110" style="width:0;height:1.5pt" o:hralign="center" o:hrstd="t" o:hr="t" fillcolor="#a0a0a0" stroked="f"/>
+        </w:pict>
+      </w:r>
+    </w:p>
+    <w:p>
+      <w:pPr>
+        <w:rPr>
+          <w:b/>
+          <w:bCs/>
+        </w:rPr>
+      </w:pPr>
+      <w:r>
+        <w:rPr>
+          <w:rFonts w:ascii="Segoe UI Emoji" w:hAnsi="Segoe UI Emoji" w:cs="Segoe UI Emoji"/>
+          <w:b/>
+          <w:bCs/>
+        </w:rPr>
+        <w:t>🧠</w:t>
+      </w:r>
+      <w:r>
+        <w:rPr>
+          <w:b/>
+          <w:bCs/>
+        </w:rPr>
+        <w:t xml:space="preserve"> ESTRUCTURA DE PROYECTO (muy clara)</w:t>
+      </w:r>
+    </w:p>
+    <w:p>
+      <w:pPr>
+        <w:rPr>
+          <w:b/>
+          <w:bCs/>
+        </w:rPr>
+      </w:pPr>
+      <w:r>
+        <w:rPr>
+          <w:rFonts w:ascii="Segoe UI Emoji" w:hAnsi="Segoe UI Emoji" w:cs="Segoe UI Emoji"/>
+          <w:b/>
+          <w:bCs/>
+        </w:rPr>
+        <w:t>🎯</w:t>
+      </w:r>
+      <w:r>
+        <w:rPr>
+          <w:b/>
+          <w:bCs/>
+        </w:rPr>
+        <w:t xml:space="preserve"> Pregunta principal</w:t>
+      </w:r>
+    </w:p>
+    <w:p>
+      <w:r>
+        <w:t>“¿Existen diferencias en la edad de los actores y actrices ganadores de premios?”</w:t>
+      </w:r>
+    </w:p>
+    <w:p>
+      <w:r>
+        <w:pict w14:anchorId="5DC200C5">
+          <v:rect id="_x0000_i1111" style="width:0;height:1.5pt" o:hralign="center" o:hrstd="t" o:hr="t" fillcolor="#a0a0a0" stroked="f"/>
+        </w:pict>
+      </w:r>
+    </w:p>
+    <w:p>
+      <w:pPr>
+        <w:rPr>
+          <w:b/>
+          <w:bCs/>
+        </w:rPr>
+      </w:pPr>
+      <w:r>
+        <w:rPr>
+          <w:rFonts w:ascii="Segoe UI Emoji" w:hAnsi="Segoe UI Emoji" w:cs="Segoe UI Emoji"/>
+          <w:b/>
+          <w:bCs/>
+        </w:rPr>
+        <w:t>📊</w:t>
+      </w:r>
+      <w:r>
+        <w:rPr>
+          <w:b/>
+          <w:bCs/>
+        </w:rPr>
+        <w:t xml:space="preserve"> Variables clave</w:t>
+      </w:r>
+    </w:p>
+    <w:p>
+      <w:pPr>
+        <w:numPr>
+          <w:ilvl w:val="0"/>
+          <w:numId w:val="102"/>
+        </w:numPr>
+      </w:pPr>
+      <w:r>
+        <w:t>edad al ganar</w:t>
+      </w:r>
+    </w:p>
+    <w:p>
+      <w:pPr>
+        <w:numPr>
+          <w:ilvl w:val="0"/>
+          <w:numId w:val="102"/>
+        </w:numPr>
+      </w:pPr>
+      <w:r>
+        <w:t>género</w:t>
+      </w:r>
+    </w:p>
+    <w:p>
+      <w:pPr>
+        <w:numPr>
+          <w:ilvl w:val="0"/>
+          <w:numId w:val="102"/>
+        </w:numPr>
+      </w:pPr>
+      <w:r>
+        <w:t>año</w:t>
+      </w:r>
+    </w:p>
+    <w:p>
+      <w:pPr>
+        <w:numPr>
+          <w:ilvl w:val="0"/>
+          <w:numId w:val="102"/>
+        </w:numPr>
+      </w:pPr>
+      <w:r>
+        <w:t>categoría</w:t>
+      </w:r>
+    </w:p>
+    <w:p>
+      <w:r>
+        <w:lastRenderedPageBreak/>
+        <w:pict w14:anchorId="76A45FDA">
+          <v:rect id="_x0000_i1112" style="width:0;height:1.5pt" o:hralign="center" o:hrstd="t" o:hr="t" fillcolor="#a0a0a0" stroked="f"/>
+        </w:pict>
+      </w:r>
+    </w:p>
+    <w:p>
+      <w:pPr>
+        <w:rPr>
+          <w:b/>
+          <w:bCs/>
+        </w:rPr>
+      </w:pPr>
+      <w:r>
+        <w:rPr>
+          <w:rFonts w:ascii="Segoe UI Emoji" w:hAnsi="Segoe UI Emoji" w:cs="Segoe UI Emoji"/>
+          <w:b/>
+          <w:bCs/>
+        </w:rPr>
+        <w:t>💡</w:t>
+      </w:r>
+      <w:r>
+        <w:rPr>
+          <w:b/>
+          <w:bCs/>
+        </w:rPr>
+        <w:t xml:space="preserve"> Hipótesis</w:t>
+      </w:r>
+    </w:p>
+    <w:p>
+      <w:pPr>
+        <w:numPr>
+          <w:ilvl w:val="0"/>
+          <w:numId w:val="103"/>
+        </w:numPr>
+      </w:pPr>
+      <w:r>
+        <w:t>“Las actrices ganan premios a edades más tempranas que los actores”</w:t>
+      </w:r>
+    </w:p>
+    <w:p>
+      <w:pPr>
+        <w:numPr>
+          <w:ilvl w:val="0"/>
+          <w:numId w:val="103"/>
+        </w:numPr>
+      </w:pPr>
+      <w:r>
+        <w:t>“La edad media ha cambiado con el tiempo”</w:t>
+      </w:r>
+    </w:p>
+    <w:p>
+      <w:pPr>
+        <w:numPr>
+          <w:ilvl w:val="0"/>
+          <w:numId w:val="103"/>
+        </w:numPr>
+      </w:pPr>
+      <w:r>
+        <w:t>“Existe menor variabilidad en un grupo que en otro”</w:t>
+      </w:r>
+    </w:p>
+    <w:p>
+      <w:r>
+        <w:pict w14:anchorId="1AFE29AE">
+          <v:rect id="_x0000_i1113" style="width:0;height:1.5pt" o:hralign="center" o:hrstd="t" o:hr="t" fillcolor="#a0a0a0" stroked="f"/>
+        </w:pict>
+      </w:r>
+    </w:p>
+    <w:p>
+      <w:pPr>
+        <w:rPr>
+          <w:b/>
+          <w:bCs/>
+        </w:rPr>
+      </w:pPr>
+      <w:r>
+        <w:rPr>
+          <w:rFonts w:ascii="Segoe UI Emoji" w:hAnsi="Segoe UI Emoji" w:cs="Segoe UI Emoji"/>
+          <w:b/>
+          <w:bCs/>
+        </w:rPr>
+        <w:t>📊</w:t>
+      </w:r>
+      <w:r>
+        <w:rPr>
+          <w:b/>
+          <w:bCs/>
+        </w:rPr>
+        <w:t xml:space="preserve"> ANÁLISIS QUE HARÍAS</w:t>
+      </w:r>
+    </w:p>
+    <w:p>
+      <w:pPr>
+        <w:rPr>
+          <w:b/>
+          <w:bCs/>
+        </w:rPr>
+      </w:pPr>
+      <w:r>
+        <w:rPr>
+          <w:b/>
+          <w:bCs/>
+        </w:rPr>
+        <w:t>1. Distribución de edades</w:t>
+      </w:r>
+    </w:p>
+    <w:p>
+      <w:pPr>
+        <w:numPr>
+          <w:ilvl w:val="0"/>
+          <w:numId w:val="104"/>
+        </w:numPr>
+      </w:pPr>
+      <w:r>
+        <w:t>histogramas</w:t>
+      </w:r>
+    </w:p>
+    <w:p>
+      <w:pPr>
+        <w:numPr>
+          <w:ilvl w:val="0"/>
+          <w:numId w:val="104"/>
+        </w:numPr>
+      </w:pPr>
+      <w:proofErr w:type="spellStart"/>
+      <w:r>
+        <w:t>boxplots</w:t>
+      </w:r>
+      <w:proofErr w:type="spellEnd"/>
+      <w:r>
+        <w:t xml:space="preserve"> (clave </w:t>
+      </w:r>
+      <w:r>
+        <w:rPr>
+          <w:rFonts w:ascii="Segoe UI Emoji" w:hAnsi="Segoe UI Emoji" w:cs="Segoe UI Emoji"/>
+        </w:rPr>
+        <w:t>🔥</w:t>
+      </w:r>
+      <w:r>
+        <w:t>)</w:t>
+      </w:r>
+    </w:p>
+    <w:p>
+      <w:r>
+        <w:pict w14:anchorId="2391B8E0">
+          <v:rect id="_x0000_i1114" style="width:0;height:1.5pt" o:hralign="center" o:hrstd="t" o:hr="t" fillcolor="#a0a0a0" stroked="f"/>
+        </w:pict>
+      </w:r>
+    </w:p>
+    <w:p>
+      <w:pPr>
+        <w:rPr>
+          <w:b/>
+          <w:bCs/>
+        </w:rPr>
+      </w:pPr>
+      <w:r>
+        <w:rPr>
+          <w:b/>
+          <w:bCs/>
+        </w:rPr>
+        <w:t>2. Comparación hombre vs mujer</w:t>
+      </w:r>
+    </w:p>
+    <w:p>
+      <w:pPr>
+        <w:numPr>
+          <w:ilvl w:val="0"/>
+          <w:numId w:val="105"/>
+        </w:numPr>
+      </w:pPr>
+      <w:r>
+        <w:t>media</w:t>
+      </w:r>
+    </w:p>
+    <w:p>
+      <w:pPr>
+        <w:numPr>
+          <w:ilvl w:val="0"/>
+          <w:numId w:val="105"/>
+        </w:numPr>
+      </w:pPr>
+      <w:r>
+        <w:t>mediana</w:t>
+      </w:r>
+    </w:p>
+    <w:p>
+      <w:pPr>
+        <w:numPr>
+          <w:ilvl w:val="0"/>
+          <w:numId w:val="105"/>
+        </w:numPr>
+      </w:pPr>
+      <w:r>
+        <w:t>desviación</w:t>
+      </w:r>
+    </w:p>
+    <w:p>
+      <w:r>
+        <w:pict w14:anchorId="286E39DA">
+          <v:rect id="_x0000_i1115" style="width:0;height:1.5pt" o:hralign="center" o:hrstd="t" o:hr="t" fillcolor="#a0a0a0" stroked="f"/>
+        </w:pict>
+      </w:r>
+    </w:p>
+    <w:p>
+      <w:pPr>
+        <w:rPr>
+          <w:b/>
+          <w:bCs/>
+        </w:rPr>
+      </w:pPr>
+      <w:r>
+        <w:rPr>
+          <w:b/>
+          <w:bCs/>
+        </w:rPr>
+        <w:t>3. Evolución temporal</w:t>
+      </w:r>
+    </w:p>
+    <w:p>
+      <w:pPr>
+        <w:numPr>
+          <w:ilvl w:val="0"/>
+          <w:numId w:val="106"/>
+        </w:numPr>
+      </w:pPr>
+      <w:r>
+        <w:t>edad media por década</w:t>
+      </w:r>
+    </w:p>
+    <w:p>
+      <w:r>
+        <w:pict w14:anchorId="27AE16D2">
+          <v:rect id="_x0000_i1116" style="width:0;height:1.5pt" o:hralign="center" o:hrstd="t" o:hr="t" fillcolor="#a0a0a0" stroked="f"/>
+        </w:pict>
+      </w:r>
+    </w:p>
+    <w:p>
+      <w:pPr>
+        <w:rPr>
+          <w:b/>
+          <w:bCs/>
+        </w:rPr>
+      </w:pPr>
+      <w:r>
+        <w:rPr>
+          <w:b/>
+          <w:bCs/>
+        </w:rPr>
+        <w:t xml:space="preserve">4. </w:t>
+      </w:r>
+      <w:proofErr w:type="spellStart"/>
+      <w:r>
+        <w:rPr>
+          <w:b/>
+          <w:bCs/>
+        </w:rPr>
+        <w:t>Outliers</w:t>
+      </w:r>
+      <w:proofErr w:type="spellEnd"/>
+    </w:p>
+    <w:p>
+      <w:pPr>
+        <w:numPr>
+          <w:ilvl w:val="0"/>
+          <w:numId w:val="107"/>
+        </w:numPr>
+      </w:pPr>
+      <w:r>
+        <w:t xml:space="preserve">ganadores </w:t>
+      </w:r>
+      <w:proofErr w:type="gramStart"/>
+      <w:r>
+        <w:t>muy jóvenes o muy mayores</w:t>
+      </w:r>
+      <w:proofErr w:type="gramEnd"/>
+    </w:p>
+    <w:p>
+      <w:r>
+        <w:pict w14:anchorId="5CAE39B9">
+          <v:rect id="_x0000_i1117" style="width:0;height:1.5pt" o:hralign="center" o:hrstd="t" o:hr="t" fillcolor="#a0a0a0" stroked="f"/>
+        </w:pict>
+      </w:r>
+    </w:p>
+    <w:p>
+      <w:pPr>
+        <w:rPr>
+          <w:b/>
+          <w:bCs/>
+        </w:rPr>
+      </w:pPr>
+      <w:r>
+        <w:rPr>
+          <w:rFonts w:ascii="Segoe UI Emoji" w:hAnsi="Segoe UI Emoji" w:cs="Segoe UI Emoji"/>
+          <w:b/>
+          <w:bCs/>
+        </w:rPr>
+        <w:t>⚠️</w:t>
+      </w:r>
+      <w:r>
+        <w:rPr>
+          <w:b/>
+          <w:bCs/>
+        </w:rPr>
+        <w:t xml:space="preserve"> RETOS (pero manejables)</w:t>
+      </w:r>
+    </w:p>
+    <w:p>
+      <w:pPr>
+        <w:rPr>
+          <w:b/>
+          <w:bCs/>
+        </w:rPr>
+      </w:pPr>
+      <w:r>
+        <w:rPr>
+          <w:b/>
+          <w:bCs/>
+        </w:rPr>
+        <w:t xml:space="preserve">1. </w:t>
+      </w:r>
+      <w:proofErr w:type="spellStart"/>
+      <w:r>
+        <w:rPr>
+          <w:b/>
+          <w:bCs/>
+        </w:rPr>
+        <w:t>Merge</w:t>
+      </w:r>
+      <w:proofErr w:type="spellEnd"/>
+      <w:r>
+        <w:rPr>
+          <w:b/>
+          <w:bCs/>
+        </w:rPr>
+        <w:t xml:space="preserve"> entre </w:t>
+      </w:r>
+      <w:proofErr w:type="spellStart"/>
+      <w:r>
+        <w:rPr>
+          <w:b/>
+          <w:bCs/>
+        </w:rPr>
+        <w:t>datasets</w:t>
+      </w:r>
+      <w:proofErr w:type="spellEnd"/>
+    </w:p>
+    <w:p>
+      <w:r>
+        <w:rPr>
+          <w:rFonts w:ascii="Segoe UI Emoji" w:hAnsi="Segoe UI Emoji" w:cs="Segoe UI Emoji"/>
+        </w:rPr>
+        <w:t>👉</w:t>
+      </w:r>
+      <w:r>
+        <w:t xml:space="preserve"> tendrás que unir:</w:t>
+      </w:r>
+    </w:p>
+    <w:p>
+      <w:pPr>
+        <w:numPr>
+          <w:ilvl w:val="0"/>
+          <w:numId w:val="108"/>
+        </w:numPr>
+      </w:pPr>
+      <w:r>
+        <w:t>nombre actor</w:t>
+      </w:r>
+    </w:p>
+    <w:p>
+      <w:pPr>
+        <w:numPr>
+          <w:ilvl w:val="0"/>
+          <w:numId w:val="108"/>
+        </w:numPr>
+      </w:pPr>
+      <w:r>
+        <w:t>año</w:t>
+      </w:r>
+    </w:p>
+    <w:p>
+      <w:r>
+        <w:rPr>
+          <w:rFonts w:ascii="Segoe UI Emoji" w:hAnsi="Segoe UI Emoji" w:cs="Segoe UI Emoji"/>
+        </w:rPr>
+        <w:t>⚠️</w:t>
+      </w:r>
+      <w:r>
+        <w:t xml:space="preserve"> cuidado con:</w:t>
+      </w:r>
+    </w:p>
+    <w:p>
+      <w:pPr>
+        <w:numPr>
+          <w:ilvl w:val="0"/>
+          <w:numId w:val="109"/>
+        </w:numPr>
+      </w:pPr>
+      <w:r>
+        <w:t>nombres duplicados</w:t>
+      </w:r>
+    </w:p>
+    <w:p>
+      <w:pPr>
+        <w:numPr>
+          <w:ilvl w:val="0"/>
+          <w:numId w:val="109"/>
+        </w:numPr>
+      </w:pPr>
+      <w:r>
+        <w:t>formatos distintos</w:t>
+      </w:r>
+    </w:p>
+    <w:p>
+      <w:r>
+        <w:pict w14:anchorId="22E95A55">
+          <v:rect id="_x0000_i1118" style="width:0;height:1.5pt" o:hralign="center" o:hrstd="t" o:hr="t" fillcolor="#a0a0a0" stroked="f"/>
+        </w:pict>
+      </w:r>
+    </w:p>
+    <w:p>
+      <w:pPr>
+        <w:rPr>
+          <w:b/>
+          <w:bCs/>
+        </w:rPr>
+      </w:pPr>
+      <w:r>
+        <w:rPr>
+          <w:b/>
+          <w:bCs/>
+        </w:rPr>
+        <w:lastRenderedPageBreak/>
+        <w:t>2. Datos faltantes</w:t>
+      </w:r>
+    </w:p>
+    <w:p>
+      <w:pPr>
+        <w:numPr>
+          <w:ilvl w:val="0"/>
+          <w:numId w:val="110"/>
+        </w:numPr>
+      </w:pPr>
+      <w:r>
+        <w:t>no todos los actores tendrán DOB limpio</w:t>
+      </w:r>
+    </w:p>
+    <w:p>
+      <w:r>
+        <w:pict w14:anchorId="6D3B2679">
+          <v:rect id="_x0000_i1119" style="width:0;height:1.5pt" o:hralign="center" o:hrstd="t" o:hr="t" fillcolor="#a0a0a0" stroked="f"/>
+        </w:pict>
+      </w:r>
+    </w:p>
+    <w:p>
+      <w:r>
+        <w:rPr>
+          <w:rFonts w:ascii="Segoe UI Emoji" w:hAnsi="Segoe UI Emoji" w:cs="Segoe UI Emoji"/>
+        </w:rPr>
+        <w:t>👉</w:t>
+      </w:r>
+      <w:r>
+        <w:t xml:space="preserve"> pero esto en un EDA:</w:t>
+      </w:r>
+      <w:r>
+        <w:br/>
+      </w:r>
+      <w:r>
+        <w:rPr>
+          <w:rFonts w:ascii="Segoe UI Emoji" w:hAnsi="Segoe UI Emoji" w:cs="Segoe UI Emoji"/>
+        </w:rPr>
+        <w:t>✔️</w:t>
+      </w:r>
+      <w:r>
+        <w:t xml:space="preserve"> suma puntos (data </w:t>
+      </w:r>
+      <w:proofErr w:type="spellStart"/>
+      <w:r>
+        <w:t>cleaning</w:t>
+      </w:r>
+      <w:proofErr w:type="spellEnd"/>
+      <w:r>
+        <w:t xml:space="preserve"> real)</w:t>
+      </w:r>
+    </w:p>
+    <w:p>
+      <w:r>
+        <w:pict w14:anchorId="113FE79F">
+          <v:rect id="_x0000_i1120" style="width:0;height:1.5pt" o:hralign="center" o:hrstd="t" o:hr="t" fillcolor="#a0a0a0" stroked="f"/>
+        </w:pict>
+      </w:r>
+    </w:p>
+    <w:p>
+      <w:pPr>
+        <w:rPr>
+          <w:b/>
+          <w:bCs/>
+        </w:rPr>
+      </w:pPr>
+      <w:r>
+        <w:rPr>
+          <w:rFonts w:ascii="Segoe UI Emoji" w:hAnsi="Segoe UI Emoji" w:cs="Segoe UI Emoji"/>
+          <w:b/>
+          <w:bCs/>
+        </w:rPr>
+        <w:t>🏆</w:t>
+      </w:r>
+      <w:r>
+        <w:rPr>
+          <w:b/>
+          <w:bCs/>
+        </w:rPr>
+        <w:t xml:space="preserve"> MI RECOMENDACIÓN FINAL (muy concreta)</w:t>
+      </w:r>
+    </w:p>
+    <w:p>
+      <w:r>
+        <w:t>Si quieres hacerlo bien y sin volverte loco:</w:t>
+      </w:r>
+    </w:p>
+    <w:p>
+      <w:pPr>
+        <w:rPr>
+          <w:b/>
+          <w:bCs/>
+        </w:rPr>
+      </w:pPr>
+      <w:r>
+        <w:rPr>
+          <w:rFonts w:ascii="Segoe UI Emoji" w:hAnsi="Segoe UI Emoji" w:cs="Segoe UI Emoji"/>
+          <w:b/>
+          <w:bCs/>
+        </w:rPr>
+        <w:t>👉</w:t>
+      </w:r>
+      <w:r>
+        <w:rPr>
+          <w:b/>
+          <w:bCs/>
+        </w:rPr>
+        <w:t xml:space="preserve"> Usa:</w:t>
+      </w:r>
+    </w:p>
+    <w:p>
+      <w:pPr>
+        <w:numPr>
+          <w:ilvl w:val="0"/>
+          <w:numId w:val="111"/>
+        </w:numPr>
+      </w:pPr>
+      <w:r>
+        <w:t xml:space="preserve">Oscars </w:t>
+      </w:r>
+      <w:proofErr w:type="spellStart"/>
+      <w:r>
+        <w:t>dataset</w:t>
+      </w:r>
+      <w:proofErr w:type="spellEnd"/>
+    </w:p>
+    <w:p>
+      <w:pPr>
+        <w:numPr>
+          <w:ilvl w:val="0"/>
+          <w:numId w:val="111"/>
+        </w:numPr>
+      </w:pPr>
+      <w:proofErr w:type="spellStart"/>
+      <w:r>
+        <w:t>IMDb</w:t>
+      </w:r>
+      <w:proofErr w:type="spellEnd"/>
+      <w:r>
+        <w:t xml:space="preserve"> (solo </w:t>
+      </w:r>
+      <w:proofErr w:type="spellStart"/>
+      <w:proofErr w:type="gramStart"/>
+      <w:r>
+        <w:t>name.basics</w:t>
+      </w:r>
+      <w:proofErr w:type="spellEnd"/>
+      <w:proofErr w:type="gramEnd"/>
+      <w:r>
+        <w:t>)</w:t>
+      </w:r>
+    </w:p>
+    <w:p>
+      <w:pPr>
+        <w:rPr>
+          <w:b/>
+          <w:bCs/>
+        </w:rPr>
+      </w:pPr>
+      <w:r>
+        <w:rPr>
+          <w:rFonts w:ascii="Segoe UI Emoji" w:hAnsi="Segoe UI Emoji" w:cs="Segoe UI Emoji"/>
+          <w:b/>
+          <w:bCs/>
+        </w:rPr>
+        <w:t>👉</w:t>
+      </w:r>
+      <w:r>
+        <w:rPr>
+          <w:b/>
+          <w:bCs/>
+        </w:rPr>
+        <w:t xml:space="preserve"> NO uses (al principio):</w:t>
+      </w:r>
+    </w:p>
+    <w:p>
+      <w:pPr>
+        <w:numPr>
+          <w:ilvl w:val="0"/>
+          <w:numId w:val="112"/>
+        </w:numPr>
+      </w:pPr>
+      <w:proofErr w:type="spellStart"/>
+      <w:r>
+        <w:t>TMDb</w:t>
+      </w:r>
+      <w:proofErr w:type="spellEnd"/>
+    </w:p>
+    <w:p>
+      <w:pPr>
+        <w:numPr>
+          <w:ilvl w:val="0"/>
+          <w:numId w:val="112"/>
+        </w:numPr>
+      </w:pPr>
+      <w:r>
+        <w:t>Goya</w:t>
+      </w:r>
+    </w:p>
+    <w:p>
+      <w:r>
+        <w:pict w14:anchorId="5BA57562">
+          <v:rect id="_x0000_i1121" style="width:0;height:1.5pt" o:hralign="center" o:hrstd="t" o:hr="t" fillcolor="#a0a0a0" stroked="f"/>
+        </w:pict>
+      </w:r>
+    </w:p>
+    <w:p>
+      <w:pPr>
+        <w:rPr>
+          <w:b/>
+          <w:bCs/>
+        </w:rPr>
+      </w:pPr>
+      <w:r>
+        <w:rPr>
+          <w:rFonts w:ascii="Segoe UI Emoji" w:hAnsi="Segoe UI Emoji" w:cs="Segoe UI Emoji"/>
+          <w:b/>
+          <w:bCs/>
+        </w:rPr>
+        <w:t>🚀</w:t>
+      </w:r>
+      <w:r>
+        <w:rPr>
+          <w:b/>
+          <w:bCs/>
+        </w:rPr>
+        <w:t xml:space="preserve"> NIVEL DEL PROYECTO</w:t>
+      </w:r>
+    </w:p>
+    <w:p>
+      <w:r>
+        <w:t>Esto es:</w:t>
+      </w:r>
+      <w:r>
+        <w:br/>
+      </w:r>
+      <w:r>
+        <w:rPr>
+          <w:rFonts w:ascii="Segoe UI Emoji" w:hAnsi="Segoe UI Emoji" w:cs="Segoe UI Emoji"/>
+        </w:rPr>
+        <w:t>✔️</w:t>
+      </w:r>
+      <w:r>
+        <w:t xml:space="preserve"> Nivel medio</w:t>
+      </w:r>
+      <w:r>
+        <w:br/>
+      </w:r>
+      <w:r>
+        <w:rPr>
+          <w:rFonts w:ascii="Segoe UI Emoji" w:hAnsi="Segoe UI Emoji" w:cs="Segoe UI Emoji"/>
+        </w:rPr>
+        <w:t>✔️</w:t>
+      </w:r>
+      <w:r>
+        <w:t xml:space="preserve"> Muy buen </w:t>
+      </w:r>
+      <w:proofErr w:type="spellStart"/>
+      <w:r>
+        <w:t>storytelling</w:t>
+      </w:r>
+      <w:proofErr w:type="spellEnd"/>
+      <w:r>
+        <w:br/>
+      </w:r>
+      <w:r>
+        <w:rPr>
+          <w:rFonts w:ascii="Segoe UI Emoji" w:hAnsi="Segoe UI Emoji" w:cs="Segoe UI Emoji"/>
+        </w:rPr>
+        <w:t>✔️</w:t>
+      </w:r>
+      <w:r>
+        <w:t xml:space="preserve"> Bastante diferencial</w:t>
+      </w:r>
+    </w:p>
+    <w:p>
+      <w:r>
+        <w:pict w14:anchorId="75951A66">
+          <v:rect id="_x0000_i1122" style="width:0;height:1.5pt" o:hralign="center" o:hrstd="t" o:hr="t" fillcolor="#a0a0a0" stroked="f"/>
+        </w:pict>
+      </w:r>
+    </w:p>
+    <w:p>
+      <w:pPr>
+        <w:rPr>
+          <w:b/>
+          <w:bCs/>
+        </w:rPr>
+      </w:pPr>
+      <w:r>
+        <w:rPr>
+          <w:b/>
+          <w:bCs/>
+        </w:rPr>
+        <w:t>MI RECOMENDACIÓN PERSONAL PARA TI</w:t>
+      </w:r>
+    </w:p>
+    <w:p>
+      <w:r>
+        <w:t>Por todo lo que has dicho:</w:t>
+      </w:r>
+    </w:p>
+    <w:p>
+      <w:pPr>
+        <w:rPr>
+          <w:b/>
+          <w:bCs/>
+        </w:rPr>
+      </w:pPr>
+      <w:r>
+        <w:rPr>
+          <w:rFonts w:ascii="Segoe UI Emoji" w:hAnsi="Segoe UI Emoji" w:cs="Segoe UI Emoji"/>
+          <w:b/>
+          <w:bCs/>
+        </w:rPr>
+        <w:t>🥇</w:t>
+      </w:r>
+      <w:r>
+        <w:rPr>
+          <w:b/>
+          <w:bCs/>
+        </w:rPr>
+        <w:t xml:space="preserve"> Vivienda (si encuentras buenos datos)</w:t>
+      </w:r>
+    </w:p>
+    <w:p>
+      <w:r>
+        <w:rPr>
+          <w:rFonts w:ascii="Segoe UI Emoji" w:hAnsi="Segoe UI Emoji" w:cs="Segoe UI Emoji"/>
+        </w:rPr>
+        <w:t>👉</w:t>
+      </w:r>
+      <w:r>
+        <w:t xml:space="preserve"> más impacto</w:t>
+      </w:r>
+    </w:p>
+    <w:p>
+      <w:pPr>
+        <w:rPr>
+          <w:b/>
+          <w:bCs/>
+        </w:rPr>
+      </w:pPr>
+      <w:r>
+        <w:rPr>
+          <w:rFonts w:ascii="Segoe UI Emoji" w:hAnsi="Segoe UI Emoji" w:cs="Segoe UI Emoji"/>
+          <w:b/>
+          <w:bCs/>
+        </w:rPr>
+        <w:t>🥈</w:t>
+      </w:r>
+      <w:r>
+        <w:rPr>
+          <w:b/>
+          <w:bCs/>
+        </w:rPr>
+        <w:t xml:space="preserve"> Cine (edad y premios)</w:t>
+      </w:r>
+    </w:p>
+    <w:p>
+      <w:r>
+        <w:rPr>
+          <w:rFonts w:ascii="Segoe UI Emoji" w:hAnsi="Segoe UI Emoji" w:cs="Segoe UI Emoji"/>
+        </w:rPr>
+        <w:t>👉</w:t>
+      </w:r>
+      <w:r>
+        <w:t xml:space="preserve"> más elegante y limpio</w:t>
+      </w:r>
+    </w:p>
+    <w:p>
+      <w:pPr>
+        <w:rPr>
+          <w:b/>
+          <w:bCs/>
+        </w:rPr>
+      </w:pPr>
+      <w:r>
+        <w:rPr>
+          <w:rFonts w:ascii="Segoe UI Emoji" w:hAnsi="Segoe UI Emoji" w:cs="Segoe UI Emoji"/>
+          <w:b/>
+          <w:bCs/>
+        </w:rPr>
+        <w:t>🥉</w:t>
+      </w:r>
+      <w:r>
+        <w:rPr>
+          <w:b/>
+          <w:bCs/>
+        </w:rPr>
+        <w:t xml:space="preserve"> Redes / salud mental</w:t>
+      </w:r>
+    </w:p>
+    <w:p>
+      <w:r>
+        <w:rPr>
+          <w:rFonts w:ascii="Segoe UI Emoji" w:hAnsi="Segoe UI Emoji" w:cs="Segoe UI Emoji"/>
+        </w:rPr>
+        <w:t>👉</w:t>
+      </w:r>
+      <w:r>
+        <w:t xml:space="preserve"> más emocional</w:t>
+      </w:r>
+    </w:p>
+    <w:p>
+      <w:pPr>
+        <w:ind w:left="708" w:hanging="708"/>
+      </w:pPr>
+    </w:p>
     <w:sectPr>
       <w:pgSz w:w="11906" w:h="16838"/>
       <w:pgMar w:top="1417" w:right="1701" w:bottom="1417" w:left="1701" w:header="708" w:footer="708" w:gutter="0"/>
@@ -9341,6 +11296,155 @@
     </w:lvl>
   </w:abstractNum>
   <w:abstractNum w:abstractNumId="3" w15:restartNumberingAfterBreak="0">
+    <w:nsid w:val="03ED55C0"/>
+    <w:multiLevelType w:val="multilevel"/>
+    <w:tmpl w:val="F4642E88"/>
+    <w:lvl w:ilvl="0">
+      <w:start w:val="1"/>
+      <w:numFmt w:val="bullet"/>
+      <w:lvlText w:val=""/>
+      <w:lvlJc w:val="left"/>
+      <w:pPr>
+        <w:tabs>
+          <w:tab w:val="num" w:pos="720"/>
+        </w:tabs>
+        <w:ind w:left="720" w:hanging="360"/>
+      </w:pPr>
+      <w:rPr>
+        <w:rFonts w:ascii="Symbol" w:hAnsi="Symbol" w:hint="default"/>
+        <w:sz w:val="20"/>
+      </w:rPr>
+    </w:lvl>
+    <w:lvl w:ilvl="1" w:tentative="1">
+      <w:start w:val="1"/>
+      <w:numFmt w:val="bullet"/>
+      <w:lvlText w:val="o"/>
+      <w:lvlJc w:val="left"/>
+      <w:pPr>
+        <w:tabs>
+          <w:tab w:val="num" w:pos="1440"/>
+        </w:tabs>
+        <w:ind w:left="1440" w:hanging="360"/>
+      </w:pPr>
+      <w:rPr>
+        <w:rFonts w:ascii="Courier New" w:hAnsi="Courier New" w:hint="default"/>
+        <w:sz w:val="20"/>
+      </w:rPr>
+    </w:lvl>
+    <w:lvl w:ilvl="2" w:tentative="1">
+      <w:start w:val="1"/>
+      <w:numFmt w:val="bullet"/>
+      <w:lvlText w:val=""/>
+      <w:lvlJc w:val="left"/>
+      <w:pPr>
+        <w:tabs>
+          <w:tab w:val="num" w:pos="2160"/>
+        </w:tabs>
+        <w:ind w:left="2160" w:hanging="360"/>
+      </w:pPr>
+      <w:rPr>
+        <w:rFonts w:ascii="Wingdings" w:hAnsi="Wingdings" w:hint="default"/>
+        <w:sz w:val="20"/>
+      </w:rPr>
+    </w:lvl>
+    <w:lvl w:ilvl="3" w:tentative="1">
+      <w:start w:val="1"/>
+      <w:numFmt w:val="bullet"/>
+      <w:lvlText w:val=""/>
+      <w:lvlJc w:val="left"/>
+      <w:pPr>
+        <w:tabs>
+          <w:tab w:val="num" w:pos="2880"/>
+        </w:tabs>
+        <w:ind w:left="2880" w:hanging="360"/>
+      </w:pPr>
+      <w:rPr>
+        <w:rFonts w:ascii="Wingdings" w:hAnsi="Wingdings" w:hint="default"/>
+        <w:sz w:val="20"/>
+      </w:rPr>
+    </w:lvl>
+    <w:lvl w:ilvl="4" w:tentative="1">
+      <w:start w:val="1"/>
+      <w:numFmt w:val="bullet"/>
+      <w:lvlText w:val=""/>
+      <w:lvlJc w:val="left"/>
+      <w:pPr>
+        <w:tabs>
+          <w:tab w:val="num" w:pos="3600"/>
+        </w:tabs>
+        <w:ind w:left="3600" w:hanging="360"/>
+      </w:pPr>
+      <w:rPr>
+        <w:rFonts w:ascii="Wingdings" w:hAnsi="Wingdings" w:hint="default"/>
+        <w:sz w:val="20"/>
+      </w:rPr>
+    </w:lvl>
+    <w:lvl w:ilvl="5" w:tentative="1">
+      <w:start w:val="1"/>
+      <w:numFmt w:val="bullet"/>
+      <w:lvlText w:val=""/>
+      <w:lvlJc w:val="left"/>
+      <w:pPr>
+        <w:tabs>
+          <w:tab w:val="num" w:pos="4320"/>
+        </w:tabs>
+        <w:ind w:left="4320" w:hanging="360"/>
+      </w:pPr>
+      <w:rPr>
+        <w:rFonts w:ascii="Wingdings" w:hAnsi="Wingdings" w:hint="default"/>
+        <w:sz w:val="20"/>
+      </w:rPr>
+    </w:lvl>
+    <w:lvl w:ilvl="6" w:tentative="1">
+      <w:start w:val="1"/>
+      <w:numFmt w:val="bullet"/>
+      <w:lvlText w:val=""/>
+      <w:lvlJc w:val="left"/>
+      <w:pPr>
+        <w:tabs>
+          <w:tab w:val="num" w:pos="5040"/>
+        </w:tabs>
+        <w:ind w:left="5040" w:hanging="360"/>
+      </w:pPr>
+      <w:rPr>
+        <w:rFonts w:ascii="Wingdings" w:hAnsi="Wingdings" w:hint="default"/>
+        <w:sz w:val="20"/>
+      </w:rPr>
+    </w:lvl>
+    <w:lvl w:ilvl="7" w:tentative="1">
+      <w:start w:val="1"/>
+      <w:numFmt w:val="bullet"/>
+      <w:lvlText w:val=""/>
+      <w:lvlJc w:val="left"/>
+      <w:pPr>
+        <w:tabs>
+          <w:tab w:val="num" w:pos="5760"/>
+        </w:tabs>
+        <w:ind w:left="5760" w:hanging="360"/>
+      </w:pPr>
+      <w:rPr>
+        <w:rFonts w:ascii="Wingdings" w:hAnsi="Wingdings" w:hint="default"/>
+        <w:sz w:val="20"/>
+      </w:rPr>
+    </w:lvl>
+    <w:lvl w:ilvl="8" w:tentative="1">
+      <w:start w:val="1"/>
+      <w:numFmt w:val="bullet"/>
+      <w:lvlText w:val=""/>
+      <w:lvlJc w:val="left"/>
+      <w:pPr>
+        <w:tabs>
+          <w:tab w:val="num" w:pos="6480"/>
+        </w:tabs>
+        <w:ind w:left="6480" w:hanging="360"/>
+      </w:pPr>
+      <w:rPr>
+        <w:rFonts w:ascii="Wingdings" w:hAnsi="Wingdings" w:hint="default"/>
+        <w:sz w:val="20"/>
+      </w:rPr>
+    </w:lvl>
+  </w:abstractNum>
+  <w:abstractNum w:abstractNumId="4" w15:restartNumberingAfterBreak="0">
     <w:nsid w:val="077D02DE"/>
     <w:multiLevelType w:val="multilevel"/>
     <w:tmpl w:val="68B2D706"/>
@@ -9489,7 +11593,7 @@
       </w:rPr>
     </w:lvl>
   </w:abstractNum>
-  <w:abstractNum w:abstractNumId="4" w15:restartNumberingAfterBreak="0">
+  <w:abstractNum w:abstractNumId="5" w15:restartNumberingAfterBreak="0">
     <w:nsid w:val="090C3977"/>
     <w:multiLevelType w:val="multilevel"/>
     <w:tmpl w:val="B16AB412"/>
@@ -9638,7 +11742,156 @@
       </w:rPr>
     </w:lvl>
   </w:abstractNum>
-  <w:abstractNum w:abstractNumId="5" w15:restartNumberingAfterBreak="0">
+  <w:abstractNum w:abstractNumId="6" w15:restartNumberingAfterBreak="0">
+    <w:nsid w:val="092A3149"/>
+    <w:multiLevelType w:val="multilevel"/>
+    <w:tmpl w:val="D41E4354"/>
+    <w:lvl w:ilvl="0">
+      <w:start w:val="1"/>
+      <w:numFmt w:val="bullet"/>
+      <w:lvlText w:val=""/>
+      <w:lvlJc w:val="left"/>
+      <w:pPr>
+        <w:tabs>
+          <w:tab w:val="num" w:pos="720"/>
+        </w:tabs>
+        <w:ind w:left="720" w:hanging="360"/>
+      </w:pPr>
+      <w:rPr>
+        <w:rFonts w:ascii="Symbol" w:hAnsi="Symbol" w:hint="default"/>
+        <w:sz w:val="20"/>
+      </w:rPr>
+    </w:lvl>
+    <w:lvl w:ilvl="1" w:tentative="1">
+      <w:start w:val="1"/>
+      <w:numFmt w:val="bullet"/>
+      <w:lvlText w:val="o"/>
+      <w:lvlJc w:val="left"/>
+      <w:pPr>
+        <w:tabs>
+          <w:tab w:val="num" w:pos="1440"/>
+        </w:tabs>
+        <w:ind w:left="1440" w:hanging="360"/>
+      </w:pPr>
+      <w:rPr>
+        <w:rFonts w:ascii="Courier New" w:hAnsi="Courier New" w:hint="default"/>
+        <w:sz w:val="20"/>
+      </w:rPr>
+    </w:lvl>
+    <w:lvl w:ilvl="2" w:tentative="1">
+      <w:start w:val="1"/>
+      <w:numFmt w:val="bullet"/>
+      <w:lvlText w:val=""/>
+      <w:lvlJc w:val="left"/>
+      <w:pPr>
+        <w:tabs>
+          <w:tab w:val="num" w:pos="2160"/>
+        </w:tabs>
+        <w:ind w:left="2160" w:hanging="360"/>
+      </w:pPr>
+      <w:rPr>
+        <w:rFonts w:ascii="Wingdings" w:hAnsi="Wingdings" w:hint="default"/>
+        <w:sz w:val="20"/>
+      </w:rPr>
+    </w:lvl>
+    <w:lvl w:ilvl="3" w:tentative="1">
+      <w:start w:val="1"/>
+      <w:numFmt w:val="bullet"/>
+      <w:lvlText w:val=""/>
+      <w:lvlJc w:val="left"/>
+      <w:pPr>
+        <w:tabs>
+          <w:tab w:val="num" w:pos="2880"/>
+        </w:tabs>
+        <w:ind w:left="2880" w:hanging="360"/>
+      </w:pPr>
+      <w:rPr>
+        <w:rFonts w:ascii="Wingdings" w:hAnsi="Wingdings" w:hint="default"/>
+        <w:sz w:val="20"/>
+      </w:rPr>
+    </w:lvl>
+    <w:lvl w:ilvl="4" w:tentative="1">
+      <w:start w:val="1"/>
+      <w:numFmt w:val="bullet"/>
+      <w:lvlText w:val=""/>
+      <w:lvlJc w:val="left"/>
+      <w:pPr>
+        <w:tabs>
+          <w:tab w:val="num" w:pos="3600"/>
+        </w:tabs>
+        <w:ind w:left="3600" w:hanging="360"/>
+      </w:pPr>
+      <w:rPr>
+        <w:rFonts w:ascii="Wingdings" w:hAnsi="Wingdings" w:hint="default"/>
+        <w:sz w:val="20"/>
+      </w:rPr>
+    </w:lvl>
+    <w:lvl w:ilvl="5" w:tentative="1">
+      <w:start w:val="1"/>
+      <w:numFmt w:val="bullet"/>
+      <w:lvlText w:val=""/>
+      <w:lvlJc w:val="left"/>
+      <w:pPr>
+        <w:tabs>
+          <w:tab w:val="num" w:pos="4320"/>
+        </w:tabs>
+        <w:ind w:left="4320" w:hanging="360"/>
+      </w:pPr>
+      <w:rPr>
+        <w:rFonts w:ascii="Wingdings" w:hAnsi="Wingdings" w:hint="default"/>
+        <w:sz w:val="20"/>
+      </w:rPr>
+    </w:lvl>
+    <w:lvl w:ilvl="6" w:tentative="1">
+      <w:start w:val="1"/>
+      <w:numFmt w:val="bullet"/>
+      <w:lvlText w:val=""/>
+      <w:lvlJc w:val="left"/>
+      <w:pPr>
+        <w:tabs>
+          <w:tab w:val="num" w:pos="5040"/>
+        </w:tabs>
+        <w:ind w:left="5040" w:hanging="360"/>
+      </w:pPr>
+      <w:rPr>
+        <w:rFonts w:ascii="Wingdings" w:hAnsi="Wingdings" w:hint="default"/>
+        <w:sz w:val="20"/>
+      </w:rPr>
+    </w:lvl>
+    <w:lvl w:ilvl="7" w:tentative="1">
+      <w:start w:val="1"/>
+      <w:numFmt w:val="bullet"/>
+      <w:lvlText w:val=""/>
+      <w:lvlJc w:val="left"/>
+      <w:pPr>
+        <w:tabs>
+          <w:tab w:val="num" w:pos="5760"/>
+        </w:tabs>
+        <w:ind w:left="5760" w:hanging="360"/>
+      </w:pPr>
+      <w:rPr>
+        <w:rFonts w:ascii="Wingdings" w:hAnsi="Wingdings" w:hint="default"/>
+        <w:sz w:val="20"/>
+      </w:rPr>
+    </w:lvl>
+    <w:lvl w:ilvl="8" w:tentative="1">
+      <w:start w:val="1"/>
+      <w:numFmt w:val="bullet"/>
+      <w:lvlText w:val=""/>
+      <w:lvlJc w:val="left"/>
+      <w:pPr>
+        <w:tabs>
+          <w:tab w:val="num" w:pos="6480"/>
+        </w:tabs>
+        <w:ind w:left="6480" w:hanging="360"/>
+      </w:pPr>
+      <w:rPr>
+        <w:rFonts w:ascii="Wingdings" w:hAnsi="Wingdings" w:hint="default"/>
+        <w:sz w:val="20"/>
+      </w:rPr>
+    </w:lvl>
+  </w:abstractNum>
+  <w:abstractNum w:abstractNumId="7" w15:restartNumberingAfterBreak="0">
     <w:nsid w:val="0C3A4496"/>
     <w:multiLevelType w:val="multilevel"/>
     <w:tmpl w:val="C40ED460"/>
@@ -9787,7 +12040,7 @@
       </w:rPr>
     </w:lvl>
   </w:abstractNum>
-  <w:abstractNum w:abstractNumId="6" w15:restartNumberingAfterBreak="0">
+  <w:abstractNum w:abstractNumId="8" w15:restartNumberingAfterBreak="0">
     <w:nsid w:val="0D4A76ED"/>
     <w:multiLevelType w:val="multilevel"/>
     <w:tmpl w:val="5A6662AA"/>
@@ -9936,7 +12189,7 @@
       </w:rPr>
     </w:lvl>
   </w:abstractNum>
-  <w:abstractNum w:abstractNumId="7" w15:restartNumberingAfterBreak="0">
+  <w:abstractNum w:abstractNumId="9" w15:restartNumberingAfterBreak="0">
     <w:nsid w:val="0DD13CB2"/>
     <w:multiLevelType w:val="multilevel"/>
     <w:tmpl w:val="8DF69C72"/>
@@ -10053,7 +12306,7 @@
       </w:pPr>
     </w:lvl>
   </w:abstractNum>
-  <w:abstractNum w:abstractNumId="8" w15:restartNumberingAfterBreak="0">
+  <w:abstractNum w:abstractNumId="10" w15:restartNumberingAfterBreak="0">
     <w:nsid w:val="11726A33"/>
     <w:multiLevelType w:val="multilevel"/>
     <w:tmpl w:val="E162326C"/>
@@ -10202,7 +12455,7 @@
       </w:rPr>
     </w:lvl>
   </w:abstractNum>
-  <w:abstractNum w:abstractNumId="9" w15:restartNumberingAfterBreak="0">
+  <w:abstractNum w:abstractNumId="11" w15:restartNumberingAfterBreak="0">
     <w:nsid w:val="16B13AA3"/>
     <w:multiLevelType w:val="multilevel"/>
     <w:tmpl w:val="7DD4B1BA"/>
@@ -10351,7 +12604,7 @@
       </w:rPr>
     </w:lvl>
   </w:abstractNum>
-  <w:abstractNum w:abstractNumId="10" w15:restartNumberingAfterBreak="0">
+  <w:abstractNum w:abstractNumId="12" w15:restartNumberingAfterBreak="0">
     <w:nsid w:val="183B5006"/>
     <w:multiLevelType w:val="multilevel"/>
     <w:tmpl w:val="6102DDCE"/>
@@ -10500,7 +12753,7 @@
       </w:rPr>
     </w:lvl>
   </w:abstractNum>
-  <w:abstractNum w:abstractNumId="11" w15:restartNumberingAfterBreak="0">
+  <w:abstractNum w:abstractNumId="13" w15:restartNumberingAfterBreak="0">
     <w:nsid w:val="1A4C1C9F"/>
     <w:multiLevelType w:val="multilevel"/>
     <w:tmpl w:val="48B22DDE"/>
@@ -10649,7 +12902,7 @@
       </w:rPr>
     </w:lvl>
   </w:abstractNum>
-  <w:abstractNum w:abstractNumId="12" w15:restartNumberingAfterBreak="0">
+  <w:abstractNum w:abstractNumId="14" w15:restartNumberingAfterBreak="0">
     <w:nsid w:val="1A5A1747"/>
     <w:multiLevelType w:val="multilevel"/>
     <w:tmpl w:val="74509EFC"/>
@@ -10798,7 +13051,156 @@
       </w:rPr>
     </w:lvl>
   </w:abstractNum>
-  <w:abstractNum w:abstractNumId="13" w15:restartNumberingAfterBreak="0">
+  <w:abstractNum w:abstractNumId="15" w15:restartNumberingAfterBreak="0">
+    <w:nsid w:val="1ADC1162"/>
+    <w:multiLevelType w:val="multilevel"/>
+    <w:tmpl w:val="2F10E3F4"/>
+    <w:lvl w:ilvl="0">
+      <w:start w:val="1"/>
+      <w:numFmt w:val="bullet"/>
+      <w:lvlText w:val=""/>
+      <w:lvlJc w:val="left"/>
+      <w:pPr>
+        <w:tabs>
+          <w:tab w:val="num" w:pos="720"/>
+        </w:tabs>
+        <w:ind w:left="720" w:hanging="360"/>
+      </w:pPr>
+      <w:rPr>
+        <w:rFonts w:ascii="Symbol" w:hAnsi="Symbol" w:hint="default"/>
+        <w:sz w:val="20"/>
+      </w:rPr>
+    </w:lvl>
+    <w:lvl w:ilvl="1" w:tentative="1">
+      <w:start w:val="1"/>
+      <w:numFmt w:val="bullet"/>
+      <w:lvlText w:val="o"/>
+      <w:lvlJc w:val="left"/>
+      <w:pPr>
+        <w:tabs>
+          <w:tab w:val="num" w:pos="1440"/>
+        </w:tabs>
+        <w:ind w:left="1440" w:hanging="360"/>
+      </w:pPr>
+      <w:rPr>
+        <w:rFonts w:ascii="Courier New" w:hAnsi="Courier New" w:hint="default"/>
+        <w:sz w:val="20"/>
+      </w:rPr>
+    </w:lvl>
+    <w:lvl w:ilvl="2" w:tentative="1">
+      <w:start w:val="1"/>
+      <w:numFmt w:val="bullet"/>
+      <w:lvlText w:val=""/>
+      <w:lvlJc w:val="left"/>
+      <w:pPr>
+        <w:tabs>
+          <w:tab w:val="num" w:pos="2160"/>
+        </w:tabs>
+        <w:ind w:left="2160" w:hanging="360"/>
+      </w:pPr>
+      <w:rPr>
+        <w:rFonts w:ascii="Wingdings" w:hAnsi="Wingdings" w:hint="default"/>
+        <w:sz w:val="20"/>
+      </w:rPr>
+    </w:lvl>
+    <w:lvl w:ilvl="3" w:tentative="1">
+      <w:start w:val="1"/>
+      <w:numFmt w:val="bullet"/>
+      <w:lvlText w:val=""/>
+      <w:lvlJc w:val="left"/>
+      <w:pPr>
+        <w:tabs>
+          <w:tab w:val="num" w:pos="2880"/>
+        </w:tabs>
+        <w:ind w:left="2880" w:hanging="360"/>
+      </w:pPr>
+      <w:rPr>
+        <w:rFonts w:ascii="Wingdings" w:hAnsi="Wingdings" w:hint="default"/>
+        <w:sz w:val="20"/>
+      </w:rPr>
+    </w:lvl>
+    <w:lvl w:ilvl="4" w:tentative="1">
+      <w:start w:val="1"/>
+      <w:numFmt w:val="bullet"/>
+      <w:lvlText w:val=""/>
+      <w:lvlJc w:val="left"/>
+      <w:pPr>
+        <w:tabs>
+          <w:tab w:val="num" w:pos="3600"/>
+        </w:tabs>
+        <w:ind w:left="3600" w:hanging="360"/>
+      </w:pPr>
+      <w:rPr>
+        <w:rFonts w:ascii="Wingdings" w:hAnsi="Wingdings" w:hint="default"/>
+        <w:sz w:val="20"/>
+      </w:rPr>
+    </w:lvl>
+    <w:lvl w:ilvl="5" w:tentative="1">
+      <w:start w:val="1"/>
+      <w:numFmt w:val="bullet"/>
+      <w:lvlText w:val=""/>
+      <w:lvlJc w:val="left"/>
+      <w:pPr>
+        <w:tabs>
+          <w:tab w:val="num" w:pos="4320"/>
+        </w:tabs>
+        <w:ind w:left="4320" w:hanging="360"/>
+      </w:pPr>
+      <w:rPr>
+        <w:rFonts w:ascii="Wingdings" w:hAnsi="Wingdings" w:hint="default"/>
+        <w:sz w:val="20"/>
+      </w:rPr>
+    </w:lvl>
+    <w:lvl w:ilvl="6" w:tentative="1">
+      <w:start w:val="1"/>
+      <w:numFmt w:val="bullet"/>
+      <w:lvlText w:val=""/>
+      <w:lvlJc w:val="left"/>
+      <w:pPr>
+        <w:tabs>
+          <w:tab w:val="num" w:pos="5040"/>
+        </w:tabs>
+        <w:ind w:left="5040" w:hanging="360"/>
+      </w:pPr>
+      <w:rPr>
+        <w:rFonts w:ascii="Wingdings" w:hAnsi="Wingdings" w:hint="default"/>
+        <w:sz w:val="20"/>
+      </w:rPr>
+    </w:lvl>
+    <w:lvl w:ilvl="7" w:tentative="1">
+      <w:start w:val="1"/>
+      <w:numFmt w:val="bullet"/>
+      <w:lvlText w:val=""/>
+      <w:lvlJc w:val="left"/>
+      <w:pPr>
+        <w:tabs>
+          <w:tab w:val="num" w:pos="5760"/>
+        </w:tabs>
+        <w:ind w:left="5760" w:hanging="360"/>
+      </w:pPr>
+      <w:rPr>
+        <w:rFonts w:ascii="Wingdings" w:hAnsi="Wingdings" w:hint="default"/>
+        <w:sz w:val="20"/>
+      </w:rPr>
+    </w:lvl>
+    <w:lvl w:ilvl="8" w:tentative="1">
+      <w:start w:val="1"/>
+      <w:numFmt w:val="bullet"/>
+      <w:lvlText w:val=""/>
+      <w:lvlJc w:val="left"/>
+      <w:pPr>
+        <w:tabs>
+          <w:tab w:val="num" w:pos="6480"/>
+        </w:tabs>
+        <w:ind w:left="6480" w:hanging="360"/>
+      </w:pPr>
+      <w:rPr>
+        <w:rFonts w:ascii="Wingdings" w:hAnsi="Wingdings" w:hint="default"/>
+        <w:sz w:val="20"/>
+      </w:rPr>
+    </w:lvl>
+  </w:abstractNum>
+  <w:abstractNum w:abstractNumId="16" w15:restartNumberingAfterBreak="0">
     <w:nsid w:val="1DB7326D"/>
     <w:multiLevelType w:val="multilevel"/>
     <w:tmpl w:val="83DAD8E6"/>
@@ -10947,7 +13349,7 @@
       </w:rPr>
     </w:lvl>
   </w:abstractNum>
-  <w:abstractNum w:abstractNumId="14" w15:restartNumberingAfterBreak="0">
+  <w:abstractNum w:abstractNumId="17" w15:restartNumberingAfterBreak="0">
     <w:nsid w:val="1EAC5382"/>
     <w:multiLevelType w:val="multilevel"/>
     <w:tmpl w:val="C94018B0"/>
@@ -11096,7 +13498,7 @@
       </w:rPr>
     </w:lvl>
   </w:abstractNum>
-  <w:abstractNum w:abstractNumId="15" w15:restartNumberingAfterBreak="0">
+  <w:abstractNum w:abstractNumId="18" w15:restartNumberingAfterBreak="0">
     <w:nsid w:val="1FB345CA"/>
     <w:multiLevelType w:val="multilevel"/>
     <w:tmpl w:val="0E6C9A78"/>
@@ -11245,7 +13647,7 @@
       </w:rPr>
     </w:lvl>
   </w:abstractNum>
-  <w:abstractNum w:abstractNumId="16" w15:restartNumberingAfterBreak="0">
+  <w:abstractNum w:abstractNumId="19" w15:restartNumberingAfterBreak="0">
     <w:nsid w:val="20F34754"/>
     <w:multiLevelType w:val="multilevel"/>
     <w:tmpl w:val="5A2C9C36"/>
@@ -11394,7 +13796,7 @@
       </w:rPr>
     </w:lvl>
   </w:abstractNum>
-  <w:abstractNum w:abstractNumId="17" w15:restartNumberingAfterBreak="0">
+  <w:abstractNum w:abstractNumId="20" w15:restartNumberingAfterBreak="0">
     <w:nsid w:val="26AD6412"/>
     <w:multiLevelType w:val="multilevel"/>
     <w:tmpl w:val="8ADEF04C"/>
@@ -11543,7 +13945,7 @@
       </w:rPr>
     </w:lvl>
   </w:abstractNum>
-  <w:abstractNum w:abstractNumId="18" w15:restartNumberingAfterBreak="0">
+  <w:abstractNum w:abstractNumId="21" w15:restartNumberingAfterBreak="0">
     <w:nsid w:val="28370F3D"/>
     <w:multiLevelType w:val="multilevel"/>
     <w:tmpl w:val="7BC6D722"/>
@@ -11692,7 +14094,7 @@
       </w:rPr>
     </w:lvl>
   </w:abstractNum>
-  <w:abstractNum w:abstractNumId="19" w15:restartNumberingAfterBreak="0">
+  <w:abstractNum w:abstractNumId="22" w15:restartNumberingAfterBreak="0">
     <w:nsid w:val="28B152A0"/>
     <w:multiLevelType w:val="multilevel"/>
     <w:tmpl w:val="F69073BC"/>
@@ -11841,7 +14243,156 @@
       </w:rPr>
     </w:lvl>
   </w:abstractNum>
-  <w:abstractNum w:abstractNumId="20" w15:restartNumberingAfterBreak="0">
+  <w:abstractNum w:abstractNumId="23" w15:restartNumberingAfterBreak="0">
+    <w:nsid w:val="2AD979F0"/>
+    <w:multiLevelType w:val="multilevel"/>
+    <w:tmpl w:val="617C638A"/>
+    <w:lvl w:ilvl="0">
+      <w:start w:val="1"/>
+      <w:numFmt w:val="bullet"/>
+      <w:lvlText w:val=""/>
+      <w:lvlJc w:val="left"/>
+      <w:pPr>
+        <w:tabs>
+          <w:tab w:val="num" w:pos="720"/>
+        </w:tabs>
+        <w:ind w:left="720" w:hanging="360"/>
+      </w:pPr>
+      <w:rPr>
+        <w:rFonts w:ascii="Symbol" w:hAnsi="Symbol" w:hint="default"/>
+        <w:sz w:val="20"/>
+      </w:rPr>
+    </w:lvl>
+    <w:lvl w:ilvl="1" w:tentative="1">
+      <w:start w:val="1"/>
+      <w:numFmt w:val="bullet"/>
+      <w:lvlText w:val="o"/>
+      <w:lvlJc w:val="left"/>
+      <w:pPr>
+        <w:tabs>
+          <w:tab w:val="num" w:pos="1440"/>
+        </w:tabs>
+        <w:ind w:left="1440" w:hanging="360"/>
+      </w:pPr>
+      <w:rPr>
+        <w:rFonts w:ascii="Courier New" w:hAnsi="Courier New" w:hint="default"/>
+        <w:sz w:val="20"/>
+      </w:rPr>
+    </w:lvl>
+    <w:lvl w:ilvl="2" w:tentative="1">
+      <w:start w:val="1"/>
+      <w:numFmt w:val="bullet"/>
+      <w:lvlText w:val=""/>
+      <w:lvlJc w:val="left"/>
+      <w:pPr>
+        <w:tabs>
+          <w:tab w:val="num" w:pos="2160"/>
+        </w:tabs>
+        <w:ind w:left="2160" w:hanging="360"/>
+      </w:pPr>
+      <w:rPr>
+        <w:rFonts w:ascii="Wingdings" w:hAnsi="Wingdings" w:hint="default"/>
+        <w:sz w:val="20"/>
+      </w:rPr>
+    </w:lvl>
+    <w:lvl w:ilvl="3" w:tentative="1">
+      <w:start w:val="1"/>
+      <w:numFmt w:val="bullet"/>
+      <w:lvlText w:val=""/>
+      <w:lvlJc w:val="left"/>
+      <w:pPr>
+        <w:tabs>
+          <w:tab w:val="num" w:pos="2880"/>
+        </w:tabs>
+        <w:ind w:left="2880" w:hanging="360"/>
+      </w:pPr>
+      <w:rPr>
+        <w:rFonts w:ascii="Wingdings" w:hAnsi="Wingdings" w:hint="default"/>
+        <w:sz w:val="20"/>
+      </w:rPr>
+    </w:lvl>
+    <w:lvl w:ilvl="4" w:tentative="1">
+      <w:start w:val="1"/>
+      <w:numFmt w:val="bullet"/>
+      <w:lvlText w:val=""/>
+      <w:lvlJc w:val="left"/>
+      <w:pPr>
+        <w:tabs>
+          <w:tab w:val="num" w:pos="3600"/>
+        </w:tabs>
+        <w:ind w:left="3600" w:hanging="360"/>
+      </w:pPr>
+      <w:rPr>
+        <w:rFonts w:ascii="Wingdings" w:hAnsi="Wingdings" w:hint="default"/>
+        <w:sz w:val="20"/>
+      </w:rPr>
+    </w:lvl>
+    <w:lvl w:ilvl="5" w:tentative="1">
+      <w:start w:val="1"/>
+      <w:numFmt w:val="bullet"/>
+      <w:lvlText w:val=""/>
+      <w:lvlJc w:val="left"/>
+      <w:pPr>
+        <w:tabs>
+          <w:tab w:val="num" w:pos="4320"/>
+        </w:tabs>
+        <w:ind w:left="4320" w:hanging="360"/>
+      </w:pPr>
+      <w:rPr>
+        <w:rFonts w:ascii="Wingdings" w:hAnsi="Wingdings" w:hint="default"/>
+        <w:sz w:val="20"/>
+      </w:rPr>
+    </w:lvl>
+    <w:lvl w:ilvl="6" w:tentative="1">
+      <w:start w:val="1"/>
+      <w:numFmt w:val="bullet"/>
+      <w:lvlText w:val=""/>
+      <w:lvlJc w:val="left"/>
+      <w:pPr>
+        <w:tabs>
+          <w:tab w:val="num" w:pos="5040"/>
+        </w:tabs>
+        <w:ind w:left="5040" w:hanging="360"/>
+      </w:pPr>
+      <w:rPr>
+        <w:rFonts w:ascii="Wingdings" w:hAnsi="Wingdings" w:hint="default"/>
+        <w:sz w:val="20"/>
+      </w:rPr>
+    </w:lvl>
+    <w:lvl w:ilvl="7" w:tentative="1">
+      <w:start w:val="1"/>
+      <w:numFmt w:val="bullet"/>
+      <w:lvlText w:val=""/>
+      <w:lvlJc w:val="left"/>
+      <w:pPr>
+        <w:tabs>
+          <w:tab w:val="num" w:pos="5760"/>
+        </w:tabs>
+        <w:ind w:left="5760" w:hanging="360"/>
+      </w:pPr>
+      <w:rPr>
+        <w:rFonts w:ascii="Wingdings" w:hAnsi="Wingdings" w:hint="default"/>
+        <w:sz w:val="20"/>
+      </w:rPr>
+    </w:lvl>
+    <w:lvl w:ilvl="8" w:tentative="1">
+      <w:start w:val="1"/>
+      <w:numFmt w:val="bullet"/>
+      <w:lvlText w:val=""/>
+      <w:lvlJc w:val="left"/>
+      <w:pPr>
+        <w:tabs>
+          <w:tab w:val="num" w:pos="6480"/>
+        </w:tabs>
+        <w:ind w:left="6480" w:hanging="360"/>
+      </w:pPr>
+      <w:rPr>
+        <w:rFonts w:ascii="Wingdings" w:hAnsi="Wingdings" w:hint="default"/>
+        <w:sz w:val="20"/>
+      </w:rPr>
+    </w:lvl>
+  </w:abstractNum>
+  <w:abstractNum w:abstractNumId="24" w15:restartNumberingAfterBreak="0">
     <w:nsid w:val="2BAC1C14"/>
     <w:multiLevelType w:val="multilevel"/>
     <w:tmpl w:val="A216A028"/>
@@ -11990,7 +14541,7 @@
       </w:rPr>
     </w:lvl>
   </w:abstractNum>
-  <w:abstractNum w:abstractNumId="21" w15:restartNumberingAfterBreak="0">
+  <w:abstractNum w:abstractNumId="25" w15:restartNumberingAfterBreak="0">
     <w:nsid w:val="2CC124E1"/>
     <w:multiLevelType w:val="multilevel"/>
     <w:tmpl w:val="2D4ABAA2"/>
@@ -12139,7 +14690,156 @@
       </w:rPr>
     </w:lvl>
   </w:abstractNum>
-  <w:abstractNum w:abstractNumId="22" w15:restartNumberingAfterBreak="0">
+  <w:abstractNum w:abstractNumId="26" w15:restartNumberingAfterBreak="0">
+    <w:nsid w:val="2DA13369"/>
+    <w:multiLevelType w:val="multilevel"/>
+    <w:tmpl w:val="23CEE85A"/>
+    <w:lvl w:ilvl="0">
+      <w:start w:val="1"/>
+      <w:numFmt w:val="bullet"/>
+      <w:lvlText w:val=""/>
+      <w:lvlJc w:val="left"/>
+      <w:pPr>
+        <w:tabs>
+          <w:tab w:val="num" w:pos="720"/>
+        </w:tabs>
+        <w:ind w:left="720" w:hanging="360"/>
+      </w:pPr>
+      <w:rPr>
+        <w:rFonts w:ascii="Symbol" w:hAnsi="Symbol" w:hint="default"/>
+        <w:sz w:val="20"/>
+      </w:rPr>
+    </w:lvl>
+    <w:lvl w:ilvl="1" w:tentative="1">
+      <w:start w:val="1"/>
+      <w:numFmt w:val="bullet"/>
+      <w:lvlText w:val="o"/>
+      <w:lvlJc w:val="left"/>
+      <w:pPr>
+        <w:tabs>
+          <w:tab w:val="num" w:pos="1440"/>
+        </w:tabs>
+        <w:ind w:left="1440" w:hanging="360"/>
+      </w:pPr>
+      <w:rPr>
+        <w:rFonts w:ascii="Courier New" w:hAnsi="Courier New" w:hint="default"/>
+        <w:sz w:val="20"/>
+      </w:rPr>
+    </w:lvl>
+    <w:lvl w:ilvl="2" w:tentative="1">
+      <w:start w:val="1"/>
+      <w:numFmt w:val="bullet"/>
+      <w:lvlText w:val=""/>
+      <w:lvlJc w:val="left"/>
+      <w:pPr>
+        <w:tabs>
+          <w:tab w:val="num" w:pos="2160"/>
+        </w:tabs>
+        <w:ind w:left="2160" w:hanging="360"/>
+      </w:pPr>
+      <w:rPr>
+        <w:rFonts w:ascii="Wingdings" w:hAnsi="Wingdings" w:hint="default"/>
+        <w:sz w:val="20"/>
+      </w:rPr>
+    </w:lvl>
+    <w:lvl w:ilvl="3" w:tentative="1">
+      <w:start w:val="1"/>
+      <w:numFmt w:val="bullet"/>
+      <w:lvlText w:val=""/>
+      <w:lvlJc w:val="left"/>
+      <w:pPr>
+        <w:tabs>
+          <w:tab w:val="num" w:pos="2880"/>
+        </w:tabs>
+        <w:ind w:left="2880" w:hanging="360"/>
+      </w:pPr>
+      <w:rPr>
+        <w:rFonts w:ascii="Wingdings" w:hAnsi="Wingdings" w:hint="default"/>
+        <w:sz w:val="20"/>
+      </w:rPr>
+    </w:lvl>
+    <w:lvl w:ilvl="4" w:tentative="1">
+      <w:start w:val="1"/>
+      <w:numFmt w:val="bullet"/>
+      <w:lvlText w:val=""/>
+      <w:lvlJc w:val="left"/>
+      <w:pPr>
+        <w:tabs>
+          <w:tab w:val="num" w:pos="3600"/>
+        </w:tabs>
+        <w:ind w:left="3600" w:hanging="360"/>
+      </w:pPr>
+      <w:rPr>
+        <w:rFonts w:ascii="Wingdings" w:hAnsi="Wingdings" w:hint="default"/>
+        <w:sz w:val="20"/>
+      </w:rPr>
+    </w:lvl>
+    <w:lvl w:ilvl="5" w:tentative="1">
+      <w:start w:val="1"/>
+      <w:numFmt w:val="bullet"/>
+      <w:lvlText w:val=""/>
+      <w:lvlJc w:val="left"/>
+      <w:pPr>
+        <w:tabs>
+          <w:tab w:val="num" w:pos="4320"/>
+        </w:tabs>
+        <w:ind w:left="4320" w:hanging="360"/>
+      </w:pPr>
+      <w:rPr>
+        <w:rFonts w:ascii="Wingdings" w:hAnsi="Wingdings" w:hint="default"/>
+        <w:sz w:val="20"/>
+      </w:rPr>
+    </w:lvl>
+    <w:lvl w:ilvl="6" w:tentative="1">
+      <w:start w:val="1"/>
+      <w:numFmt w:val="bullet"/>
+      <w:lvlText w:val=""/>
+      <w:lvlJc w:val="left"/>
+      <w:pPr>
+        <w:tabs>
+          <w:tab w:val="num" w:pos="5040"/>
+        </w:tabs>
+        <w:ind w:left="5040" w:hanging="360"/>
+      </w:pPr>
+      <w:rPr>
+        <w:rFonts w:ascii="Wingdings" w:hAnsi="Wingdings" w:hint="default"/>
+        <w:sz w:val="20"/>
+      </w:rPr>
+    </w:lvl>
+    <w:lvl w:ilvl="7" w:tentative="1">
+      <w:start w:val="1"/>
+      <w:numFmt w:val="bullet"/>
+      <w:lvlText w:val=""/>
+      <w:lvlJc w:val="left"/>
+      <w:pPr>
+        <w:tabs>
+          <w:tab w:val="num" w:pos="5760"/>
+        </w:tabs>
+        <w:ind w:left="5760" w:hanging="360"/>
+      </w:pPr>
+      <w:rPr>
+        <w:rFonts w:ascii="Wingdings" w:hAnsi="Wingdings" w:hint="default"/>
+        <w:sz w:val="20"/>
+      </w:rPr>
+    </w:lvl>
+    <w:lvl w:ilvl="8" w:tentative="1">
+      <w:start w:val="1"/>
+      <w:numFmt w:val="bullet"/>
+      <w:lvlText w:val=""/>
+      <w:lvlJc w:val="left"/>
+      <w:pPr>
+        <w:tabs>
+          <w:tab w:val="num" w:pos="6480"/>
+        </w:tabs>
+        <w:ind w:left="6480" w:hanging="360"/>
+      </w:pPr>
+      <w:rPr>
+        <w:rFonts w:ascii="Wingdings" w:hAnsi="Wingdings" w:hint="default"/>
+        <w:sz w:val="20"/>
+      </w:rPr>
+    </w:lvl>
+  </w:abstractNum>
+  <w:abstractNum w:abstractNumId="27" w15:restartNumberingAfterBreak="0">
     <w:nsid w:val="2DB95A6E"/>
     <w:multiLevelType w:val="multilevel"/>
     <w:tmpl w:val="CCC41B4A"/>
@@ -12288,7 +14988,7 @@
       </w:rPr>
     </w:lvl>
   </w:abstractNum>
-  <w:abstractNum w:abstractNumId="23" w15:restartNumberingAfterBreak="0">
+  <w:abstractNum w:abstractNumId="28" w15:restartNumberingAfterBreak="0">
     <w:nsid w:val="2EBC1B4C"/>
     <w:multiLevelType w:val="multilevel"/>
     <w:tmpl w:val="C23AA6B6"/>
@@ -12437,7 +15137,156 @@
       </w:rPr>
     </w:lvl>
   </w:abstractNum>
-  <w:abstractNum w:abstractNumId="24" w15:restartNumberingAfterBreak="0">
+  <w:abstractNum w:abstractNumId="29" w15:restartNumberingAfterBreak="0">
+    <w:nsid w:val="30881729"/>
+    <w:multiLevelType w:val="multilevel"/>
+    <w:tmpl w:val="74D231A0"/>
+    <w:lvl w:ilvl="0">
+      <w:start w:val="1"/>
+      <w:numFmt w:val="bullet"/>
+      <w:lvlText w:val=""/>
+      <w:lvlJc w:val="left"/>
+      <w:pPr>
+        <w:tabs>
+          <w:tab w:val="num" w:pos="720"/>
+        </w:tabs>
+        <w:ind w:left="720" w:hanging="360"/>
+      </w:pPr>
+      <w:rPr>
+        <w:rFonts w:ascii="Symbol" w:hAnsi="Symbol" w:hint="default"/>
+        <w:sz w:val="20"/>
+      </w:rPr>
+    </w:lvl>
+    <w:lvl w:ilvl="1" w:tentative="1">
+      <w:start w:val="1"/>
+      <w:numFmt w:val="bullet"/>
+      <w:lvlText w:val="o"/>
+      <w:lvlJc w:val="left"/>
+      <w:pPr>
+        <w:tabs>
+          <w:tab w:val="num" w:pos="1440"/>
+        </w:tabs>
+        <w:ind w:left="1440" w:hanging="360"/>
+      </w:pPr>
+      <w:rPr>
+        <w:rFonts w:ascii="Courier New" w:hAnsi="Courier New" w:hint="default"/>
+        <w:sz w:val="20"/>
+      </w:rPr>
+    </w:lvl>
+    <w:lvl w:ilvl="2" w:tentative="1">
+      <w:start w:val="1"/>
+      <w:numFmt w:val="bullet"/>
+      <w:lvlText w:val=""/>
+      <w:lvlJc w:val="left"/>
+      <w:pPr>
+        <w:tabs>
+          <w:tab w:val="num" w:pos="2160"/>
+        </w:tabs>
+        <w:ind w:left="2160" w:hanging="360"/>
+      </w:pPr>
+      <w:rPr>
+        <w:rFonts w:ascii="Wingdings" w:hAnsi="Wingdings" w:hint="default"/>
+        <w:sz w:val="20"/>
+      </w:rPr>
+    </w:lvl>
+    <w:lvl w:ilvl="3" w:tentative="1">
+      <w:start w:val="1"/>
+      <w:numFmt w:val="bullet"/>
+      <w:lvlText w:val=""/>
+      <w:lvlJc w:val="left"/>
+      <w:pPr>
+        <w:tabs>
+          <w:tab w:val="num" w:pos="2880"/>
+        </w:tabs>
+        <w:ind w:left="2880" w:hanging="360"/>
+      </w:pPr>
+      <w:rPr>
+        <w:rFonts w:ascii="Wingdings" w:hAnsi="Wingdings" w:hint="default"/>
+        <w:sz w:val="20"/>
+      </w:rPr>
+    </w:lvl>
+    <w:lvl w:ilvl="4" w:tentative="1">
+      <w:start w:val="1"/>
+      <w:numFmt w:val="bullet"/>
+      <w:lvlText w:val=""/>
+      <w:lvlJc w:val="left"/>
+      <w:pPr>
+        <w:tabs>
+          <w:tab w:val="num" w:pos="3600"/>
+        </w:tabs>
+        <w:ind w:left="3600" w:hanging="360"/>
+      </w:pPr>
+      <w:rPr>
+        <w:rFonts w:ascii="Wingdings" w:hAnsi="Wingdings" w:hint="default"/>
+        <w:sz w:val="20"/>
+      </w:rPr>
+    </w:lvl>
+    <w:lvl w:ilvl="5" w:tentative="1">
+      <w:start w:val="1"/>
+      <w:numFmt w:val="bullet"/>
+      <w:lvlText w:val=""/>
+      <w:lvlJc w:val="left"/>
+      <w:pPr>
+        <w:tabs>
+          <w:tab w:val="num" w:pos="4320"/>
+        </w:tabs>
+        <w:ind w:left="4320" w:hanging="360"/>
+      </w:pPr>
+      <w:rPr>
+        <w:rFonts w:ascii="Wingdings" w:hAnsi="Wingdings" w:hint="default"/>
+        <w:sz w:val="20"/>
+      </w:rPr>
+    </w:lvl>
+    <w:lvl w:ilvl="6" w:tentative="1">
+      <w:start w:val="1"/>
+      <w:numFmt w:val="bullet"/>
+      <w:lvlText w:val=""/>
+      <w:lvlJc w:val="left"/>
+      <w:pPr>
+        <w:tabs>
+          <w:tab w:val="num" w:pos="5040"/>
+        </w:tabs>
+        <w:ind w:left="5040" w:hanging="360"/>
+      </w:pPr>
+      <w:rPr>
+        <w:rFonts w:ascii="Wingdings" w:hAnsi="Wingdings" w:hint="default"/>
+        <w:sz w:val="20"/>
+      </w:rPr>
+    </w:lvl>
+    <w:lvl w:ilvl="7" w:tentative="1">
+      <w:start w:val="1"/>
+      <w:numFmt w:val="bullet"/>
+      <w:lvlText w:val=""/>
+      <w:lvlJc w:val="left"/>
+      <w:pPr>
+        <w:tabs>
+          <w:tab w:val="num" w:pos="5760"/>
+        </w:tabs>
+        <w:ind w:left="5760" w:hanging="360"/>
+      </w:pPr>
+      <w:rPr>
+        <w:rFonts w:ascii="Wingdings" w:hAnsi="Wingdings" w:hint="default"/>
+        <w:sz w:val="20"/>
+      </w:rPr>
+    </w:lvl>
+    <w:lvl w:ilvl="8" w:tentative="1">
+      <w:start w:val="1"/>
+      <w:numFmt w:val="bullet"/>
+      <w:lvlText w:val=""/>
+      <w:lvlJc w:val="left"/>
+      <w:pPr>
+        <w:tabs>
+          <w:tab w:val="num" w:pos="6480"/>
+        </w:tabs>
+        <w:ind w:left="6480" w:hanging="360"/>
+      </w:pPr>
+      <w:rPr>
+        <w:rFonts w:ascii="Wingdings" w:hAnsi="Wingdings" w:hint="default"/>
+        <w:sz w:val="20"/>
+      </w:rPr>
+    </w:lvl>
+  </w:abstractNum>
+  <w:abstractNum w:abstractNumId="30" w15:restartNumberingAfterBreak="0">
     <w:nsid w:val="30D634F2"/>
     <w:multiLevelType w:val="multilevel"/>
     <w:tmpl w:val="B6DE1044"/>
@@ -12586,7 +15435,7 @@
       </w:rPr>
     </w:lvl>
   </w:abstractNum>
-  <w:abstractNum w:abstractNumId="25" w15:restartNumberingAfterBreak="0">
+  <w:abstractNum w:abstractNumId="31" w15:restartNumberingAfterBreak="0">
     <w:nsid w:val="314551F7"/>
     <w:multiLevelType w:val="multilevel"/>
     <w:tmpl w:val="63E27246"/>
@@ -12735,7 +15584,156 @@
       </w:rPr>
     </w:lvl>
   </w:abstractNum>
-  <w:abstractNum w:abstractNumId="26" w15:restartNumberingAfterBreak="0">
+  <w:abstractNum w:abstractNumId="32" w15:restartNumberingAfterBreak="0">
+    <w:nsid w:val="3285580F"/>
+    <w:multiLevelType w:val="multilevel"/>
+    <w:tmpl w:val="E604C720"/>
+    <w:lvl w:ilvl="0">
+      <w:start w:val="1"/>
+      <w:numFmt w:val="bullet"/>
+      <w:lvlText w:val=""/>
+      <w:lvlJc w:val="left"/>
+      <w:pPr>
+        <w:tabs>
+          <w:tab w:val="num" w:pos="720"/>
+        </w:tabs>
+        <w:ind w:left="720" w:hanging="360"/>
+      </w:pPr>
+      <w:rPr>
+        <w:rFonts w:ascii="Symbol" w:hAnsi="Symbol" w:hint="default"/>
+        <w:sz w:val="20"/>
+      </w:rPr>
+    </w:lvl>
+    <w:lvl w:ilvl="1" w:tentative="1">
+      <w:start w:val="1"/>
+      <w:numFmt w:val="bullet"/>
+      <w:lvlText w:val="o"/>
+      <w:lvlJc w:val="left"/>
+      <w:pPr>
+        <w:tabs>
+          <w:tab w:val="num" w:pos="1440"/>
+        </w:tabs>
+        <w:ind w:left="1440" w:hanging="360"/>
+      </w:pPr>
+      <w:rPr>
+        <w:rFonts w:ascii="Courier New" w:hAnsi="Courier New" w:hint="default"/>
+        <w:sz w:val="20"/>
+      </w:rPr>
+    </w:lvl>
+    <w:lvl w:ilvl="2" w:tentative="1">
+      <w:start w:val="1"/>
+      <w:numFmt w:val="bullet"/>
+      <w:lvlText w:val=""/>
+      <w:lvlJc w:val="left"/>
+      <w:pPr>
+        <w:tabs>
+          <w:tab w:val="num" w:pos="2160"/>
+        </w:tabs>
+        <w:ind w:left="2160" w:hanging="360"/>
+      </w:pPr>
+      <w:rPr>
+        <w:rFonts w:ascii="Wingdings" w:hAnsi="Wingdings" w:hint="default"/>
+        <w:sz w:val="20"/>
+      </w:rPr>
+    </w:lvl>
+    <w:lvl w:ilvl="3" w:tentative="1">
+      <w:start w:val="1"/>
+      <w:numFmt w:val="bullet"/>
+      <w:lvlText w:val=""/>
+      <w:lvlJc w:val="left"/>
+      <w:pPr>
+        <w:tabs>
+          <w:tab w:val="num" w:pos="2880"/>
+        </w:tabs>
+        <w:ind w:left="2880" w:hanging="360"/>
+      </w:pPr>
+      <w:rPr>
+        <w:rFonts w:ascii="Wingdings" w:hAnsi="Wingdings" w:hint="default"/>
+        <w:sz w:val="20"/>
+      </w:rPr>
+    </w:lvl>
+    <w:lvl w:ilvl="4" w:tentative="1">
+      <w:start w:val="1"/>
+      <w:numFmt w:val="bullet"/>
+      <w:lvlText w:val=""/>
+      <w:lvlJc w:val="left"/>
+      <w:pPr>
+        <w:tabs>
+          <w:tab w:val="num" w:pos="3600"/>
+        </w:tabs>
+        <w:ind w:left="3600" w:hanging="360"/>
+      </w:pPr>
+      <w:rPr>
+        <w:rFonts w:ascii="Wingdings" w:hAnsi="Wingdings" w:hint="default"/>
+        <w:sz w:val="20"/>
+      </w:rPr>
+    </w:lvl>
+    <w:lvl w:ilvl="5" w:tentative="1">
+      <w:start w:val="1"/>
+      <w:numFmt w:val="bullet"/>
+      <w:lvlText w:val=""/>
+      <w:lvlJc w:val="left"/>
+      <w:pPr>
+        <w:tabs>
+          <w:tab w:val="num" w:pos="4320"/>
+        </w:tabs>
+        <w:ind w:left="4320" w:hanging="360"/>
+      </w:pPr>
+      <w:rPr>
+        <w:rFonts w:ascii="Wingdings" w:hAnsi="Wingdings" w:hint="default"/>
+        <w:sz w:val="20"/>
+      </w:rPr>
+    </w:lvl>
+    <w:lvl w:ilvl="6" w:tentative="1">
+      <w:start w:val="1"/>
+      <w:numFmt w:val="bullet"/>
+      <w:lvlText w:val=""/>
+      <w:lvlJc w:val="left"/>
+      <w:pPr>
+        <w:tabs>
+          <w:tab w:val="num" w:pos="5040"/>
+        </w:tabs>
+        <w:ind w:left="5040" w:hanging="360"/>
+      </w:pPr>
+      <w:rPr>
+        <w:rFonts w:ascii="Wingdings" w:hAnsi="Wingdings" w:hint="default"/>
+        <w:sz w:val="20"/>
+      </w:rPr>
+    </w:lvl>
+    <w:lvl w:ilvl="7" w:tentative="1">
+      <w:start w:val="1"/>
+      <w:numFmt w:val="bullet"/>
+      <w:lvlText w:val=""/>
+      <w:lvlJc w:val="left"/>
+      <w:pPr>
+        <w:tabs>
+          <w:tab w:val="num" w:pos="5760"/>
+        </w:tabs>
+        <w:ind w:left="5760" w:hanging="360"/>
+      </w:pPr>
+      <w:rPr>
+        <w:rFonts w:ascii="Wingdings" w:hAnsi="Wingdings" w:hint="default"/>
+        <w:sz w:val="20"/>
+      </w:rPr>
+    </w:lvl>
+    <w:lvl w:ilvl="8" w:tentative="1">
+      <w:start w:val="1"/>
+      <w:numFmt w:val="bullet"/>
+      <w:lvlText w:val=""/>
+      <w:lvlJc w:val="left"/>
+      <w:pPr>
+        <w:tabs>
+          <w:tab w:val="num" w:pos="6480"/>
+        </w:tabs>
+        <w:ind w:left="6480" w:hanging="360"/>
+      </w:pPr>
+      <w:rPr>
+        <w:rFonts w:ascii="Wingdings" w:hAnsi="Wingdings" w:hint="default"/>
+        <w:sz w:val="20"/>
+      </w:rPr>
+    </w:lvl>
+  </w:abstractNum>
+  <w:abstractNum w:abstractNumId="33" w15:restartNumberingAfterBreak="0">
     <w:nsid w:val="33045E7D"/>
     <w:multiLevelType w:val="multilevel"/>
     <w:tmpl w:val="4D1C817A"/>
@@ -12884,7 +15882,7 @@
       </w:rPr>
     </w:lvl>
   </w:abstractNum>
-  <w:abstractNum w:abstractNumId="27" w15:restartNumberingAfterBreak="0">
+  <w:abstractNum w:abstractNumId="34" w15:restartNumberingAfterBreak="0">
     <w:nsid w:val="35070EFB"/>
     <w:multiLevelType w:val="multilevel"/>
     <w:tmpl w:val="E6D645C4"/>
@@ -13033,7 +16031,7 @@
       </w:rPr>
     </w:lvl>
   </w:abstractNum>
-  <w:abstractNum w:abstractNumId="28" w15:restartNumberingAfterBreak="0">
+  <w:abstractNum w:abstractNumId="35" w15:restartNumberingAfterBreak="0">
     <w:nsid w:val="36D71C71"/>
     <w:multiLevelType w:val="multilevel"/>
     <w:tmpl w:val="872C1C5E"/>
@@ -13182,7 +16180,7 @@
       </w:rPr>
     </w:lvl>
   </w:abstractNum>
-  <w:abstractNum w:abstractNumId="29" w15:restartNumberingAfterBreak="0">
+  <w:abstractNum w:abstractNumId="36" w15:restartNumberingAfterBreak="0">
     <w:nsid w:val="36DE10C0"/>
     <w:multiLevelType w:val="multilevel"/>
     <w:tmpl w:val="A4607E06"/>
@@ -13331,7 +16329,7 @@
       </w:rPr>
     </w:lvl>
   </w:abstractNum>
-  <w:abstractNum w:abstractNumId="30" w15:restartNumberingAfterBreak="0">
+  <w:abstractNum w:abstractNumId="37" w15:restartNumberingAfterBreak="0">
     <w:nsid w:val="37550295"/>
     <w:multiLevelType w:val="multilevel"/>
     <w:tmpl w:val="8F80BCE8"/>
@@ -13480,7 +16478,7 @@
       </w:rPr>
     </w:lvl>
   </w:abstractNum>
-  <w:abstractNum w:abstractNumId="31" w15:restartNumberingAfterBreak="0">
+  <w:abstractNum w:abstractNumId="38" w15:restartNumberingAfterBreak="0">
     <w:nsid w:val="391349A0"/>
     <w:multiLevelType w:val="multilevel"/>
     <w:tmpl w:val="A5D42C32"/>
@@ -13629,7 +16627,7 @@
       </w:rPr>
     </w:lvl>
   </w:abstractNum>
-  <w:abstractNum w:abstractNumId="32" w15:restartNumberingAfterBreak="0">
+  <w:abstractNum w:abstractNumId="39" w15:restartNumberingAfterBreak="0">
     <w:nsid w:val="394C5943"/>
     <w:multiLevelType w:val="multilevel"/>
     <w:tmpl w:val="67C0948A"/>
@@ -13778,7 +16776,7 @@
       </w:rPr>
     </w:lvl>
   </w:abstractNum>
-  <w:abstractNum w:abstractNumId="33" w15:restartNumberingAfterBreak="0">
+  <w:abstractNum w:abstractNumId="40" w15:restartNumberingAfterBreak="0">
     <w:nsid w:val="39F70434"/>
     <w:multiLevelType w:val="multilevel"/>
     <w:tmpl w:val="C7CA1170"/>
@@ -13927,7 +16925,7 @@
       </w:rPr>
     </w:lvl>
   </w:abstractNum>
-  <w:abstractNum w:abstractNumId="34" w15:restartNumberingAfterBreak="0">
+  <w:abstractNum w:abstractNumId="41" w15:restartNumberingAfterBreak="0">
     <w:nsid w:val="3B5C7B93"/>
     <w:multiLevelType w:val="multilevel"/>
     <w:tmpl w:val="FEFA80BE"/>
@@ -14076,7 +17074,156 @@
       </w:rPr>
     </w:lvl>
   </w:abstractNum>
-  <w:abstractNum w:abstractNumId="35" w15:restartNumberingAfterBreak="0">
+  <w:abstractNum w:abstractNumId="42" w15:restartNumberingAfterBreak="0">
+    <w:nsid w:val="3BBE2F67"/>
+    <w:multiLevelType w:val="multilevel"/>
+    <w:tmpl w:val="9C1AFDCC"/>
+    <w:lvl w:ilvl="0">
+      <w:start w:val="1"/>
+      <w:numFmt w:val="bullet"/>
+      <w:lvlText w:val=""/>
+      <w:lvlJc w:val="left"/>
+      <w:pPr>
+        <w:tabs>
+          <w:tab w:val="num" w:pos="720"/>
+        </w:tabs>
+        <w:ind w:left="720" w:hanging="360"/>
+      </w:pPr>
+      <w:rPr>
+        <w:rFonts w:ascii="Symbol" w:hAnsi="Symbol" w:hint="default"/>
+        <w:sz w:val="20"/>
+      </w:rPr>
+    </w:lvl>
+    <w:lvl w:ilvl="1">
+      <w:start w:val="1"/>
+      <w:numFmt w:val="bullet"/>
+      <w:lvlText w:val="o"/>
+      <w:lvlJc w:val="left"/>
+      <w:pPr>
+        <w:tabs>
+          <w:tab w:val="num" w:pos="1440"/>
+        </w:tabs>
+        <w:ind w:left="1440" w:hanging="360"/>
+      </w:pPr>
+      <w:rPr>
+        <w:rFonts w:ascii="Courier New" w:hAnsi="Courier New" w:hint="default"/>
+        <w:sz w:val="20"/>
+      </w:rPr>
+    </w:lvl>
+    <w:lvl w:ilvl="2" w:tentative="1">
+      <w:start w:val="1"/>
+      <w:numFmt w:val="bullet"/>
+      <w:lvlText w:val=""/>
+      <w:lvlJc w:val="left"/>
+      <w:pPr>
+        <w:tabs>
+          <w:tab w:val="num" w:pos="2160"/>
+        </w:tabs>
+        <w:ind w:left="2160" w:hanging="360"/>
+      </w:pPr>
+      <w:rPr>
+        <w:rFonts w:ascii="Wingdings" w:hAnsi="Wingdings" w:hint="default"/>
+        <w:sz w:val="20"/>
+      </w:rPr>
+    </w:lvl>
+    <w:lvl w:ilvl="3" w:tentative="1">
+      <w:start w:val="1"/>
+      <w:numFmt w:val="bullet"/>
+      <w:lvlText w:val=""/>
+      <w:lvlJc w:val="left"/>
+      <w:pPr>
+        <w:tabs>
+          <w:tab w:val="num" w:pos="2880"/>
+        </w:tabs>
+        <w:ind w:left="2880" w:hanging="360"/>
+      </w:pPr>
+      <w:rPr>
+        <w:rFonts w:ascii="Wingdings" w:hAnsi="Wingdings" w:hint="default"/>
+        <w:sz w:val="20"/>
+      </w:rPr>
+    </w:lvl>
+    <w:lvl w:ilvl="4" w:tentative="1">
+      <w:start w:val="1"/>
+      <w:numFmt w:val="bullet"/>
+      <w:lvlText w:val=""/>
+      <w:lvlJc w:val="left"/>
+      <w:pPr>
+        <w:tabs>
+          <w:tab w:val="num" w:pos="3600"/>
+        </w:tabs>
+        <w:ind w:left="3600" w:hanging="360"/>
+      </w:pPr>
+      <w:rPr>
+        <w:rFonts w:ascii="Wingdings" w:hAnsi="Wingdings" w:hint="default"/>
+        <w:sz w:val="20"/>
+      </w:rPr>
+    </w:lvl>
+    <w:lvl w:ilvl="5" w:tentative="1">
+      <w:start w:val="1"/>
+      <w:numFmt w:val="bullet"/>
+      <w:lvlText w:val=""/>
+      <w:lvlJc w:val="left"/>
+      <w:pPr>
+        <w:tabs>
+          <w:tab w:val="num" w:pos="4320"/>
+        </w:tabs>
+        <w:ind w:left="4320" w:hanging="360"/>
+      </w:pPr>
+      <w:rPr>
+        <w:rFonts w:ascii="Wingdings" w:hAnsi="Wingdings" w:hint="default"/>
+        <w:sz w:val="20"/>
+      </w:rPr>
+    </w:lvl>
+    <w:lvl w:ilvl="6" w:tentative="1">
+      <w:start w:val="1"/>
+      <w:numFmt w:val="bullet"/>
+      <w:lvlText w:val=""/>
+      <w:lvlJc w:val="left"/>
+      <w:pPr>
+        <w:tabs>
+          <w:tab w:val="num" w:pos="5040"/>
+        </w:tabs>
+        <w:ind w:left="5040" w:hanging="360"/>
+      </w:pPr>
+      <w:rPr>
+        <w:rFonts w:ascii="Wingdings" w:hAnsi="Wingdings" w:hint="default"/>
+        <w:sz w:val="20"/>
+      </w:rPr>
+    </w:lvl>
+    <w:lvl w:ilvl="7" w:tentative="1">
+      <w:start w:val="1"/>
+      <w:numFmt w:val="bullet"/>
+      <w:lvlText w:val=""/>
+      <w:lvlJc w:val="left"/>
+      <w:pPr>
+        <w:tabs>
+          <w:tab w:val="num" w:pos="5760"/>
+        </w:tabs>
+        <w:ind w:left="5760" w:hanging="360"/>
+      </w:pPr>
+      <w:rPr>
+        <w:rFonts w:ascii="Wingdings" w:hAnsi="Wingdings" w:hint="default"/>
+        <w:sz w:val="20"/>
+      </w:rPr>
+    </w:lvl>
+    <w:lvl w:ilvl="8" w:tentative="1">
+      <w:start w:val="1"/>
+      <w:numFmt w:val="bullet"/>
+      <w:lvlText w:val=""/>
+      <w:lvlJc w:val="left"/>
+      <w:pPr>
+        <w:tabs>
+          <w:tab w:val="num" w:pos="6480"/>
+        </w:tabs>
+        <w:ind w:left="6480" w:hanging="360"/>
+      </w:pPr>
+      <w:rPr>
+        <w:rFonts w:ascii="Wingdings" w:hAnsi="Wingdings" w:hint="default"/>
+        <w:sz w:val="20"/>
+      </w:rPr>
+    </w:lvl>
+  </w:abstractNum>
+  <w:abstractNum w:abstractNumId="43" w15:restartNumberingAfterBreak="0">
     <w:nsid w:val="3D6E5761"/>
     <w:multiLevelType w:val="multilevel"/>
     <w:tmpl w:val="CAFA647A"/>
@@ -14225,7 +17372,7 @@
       </w:rPr>
     </w:lvl>
   </w:abstractNum>
-  <w:abstractNum w:abstractNumId="36" w15:restartNumberingAfterBreak="0">
+  <w:abstractNum w:abstractNumId="44" w15:restartNumberingAfterBreak="0">
     <w:nsid w:val="419D71D0"/>
     <w:multiLevelType w:val="multilevel"/>
     <w:tmpl w:val="2DE89AF4"/>
@@ -14374,7 +17521,156 @@
       </w:rPr>
     </w:lvl>
   </w:abstractNum>
-  <w:abstractNum w:abstractNumId="37" w15:restartNumberingAfterBreak="0">
+  <w:abstractNum w:abstractNumId="45" w15:restartNumberingAfterBreak="0">
+    <w:nsid w:val="41FE71AC"/>
+    <w:multiLevelType w:val="multilevel"/>
+    <w:tmpl w:val="3848B084"/>
+    <w:lvl w:ilvl="0">
+      <w:start w:val="1"/>
+      <w:numFmt w:val="bullet"/>
+      <w:lvlText w:val=""/>
+      <w:lvlJc w:val="left"/>
+      <w:pPr>
+        <w:tabs>
+          <w:tab w:val="num" w:pos="720"/>
+        </w:tabs>
+        <w:ind w:left="720" w:hanging="360"/>
+      </w:pPr>
+      <w:rPr>
+        <w:rFonts w:ascii="Symbol" w:hAnsi="Symbol" w:hint="default"/>
+        <w:sz w:val="20"/>
+      </w:rPr>
+    </w:lvl>
+    <w:lvl w:ilvl="1" w:tentative="1">
+      <w:start w:val="1"/>
+      <w:numFmt w:val="bullet"/>
+      <w:lvlText w:val="o"/>
+      <w:lvlJc w:val="left"/>
+      <w:pPr>
+        <w:tabs>
+          <w:tab w:val="num" w:pos="1440"/>
+        </w:tabs>
+        <w:ind w:left="1440" w:hanging="360"/>
+      </w:pPr>
+      <w:rPr>
+        <w:rFonts w:ascii="Courier New" w:hAnsi="Courier New" w:hint="default"/>
+        <w:sz w:val="20"/>
+      </w:rPr>
+    </w:lvl>
+    <w:lvl w:ilvl="2" w:tentative="1">
+      <w:start w:val="1"/>
+      <w:numFmt w:val="bullet"/>
+      <w:lvlText w:val=""/>
+      <w:lvlJc w:val="left"/>
+      <w:pPr>
+        <w:tabs>
+          <w:tab w:val="num" w:pos="2160"/>
+        </w:tabs>
+        <w:ind w:left="2160" w:hanging="360"/>
+      </w:pPr>
+      <w:rPr>
+        <w:rFonts w:ascii="Wingdings" w:hAnsi="Wingdings" w:hint="default"/>
+        <w:sz w:val="20"/>
+      </w:rPr>
+    </w:lvl>
+    <w:lvl w:ilvl="3" w:tentative="1">
+      <w:start w:val="1"/>
+      <w:numFmt w:val="bullet"/>
+      <w:lvlText w:val=""/>
+      <w:lvlJc w:val="left"/>
+      <w:pPr>
+        <w:tabs>
+          <w:tab w:val="num" w:pos="2880"/>
+        </w:tabs>
+        <w:ind w:left="2880" w:hanging="360"/>
+      </w:pPr>
+      <w:rPr>
+        <w:rFonts w:ascii="Wingdings" w:hAnsi="Wingdings" w:hint="default"/>
+        <w:sz w:val="20"/>
+      </w:rPr>
+    </w:lvl>
+    <w:lvl w:ilvl="4" w:tentative="1">
+      <w:start w:val="1"/>
+      <w:numFmt w:val="bullet"/>
+      <w:lvlText w:val=""/>
+      <w:lvlJc w:val="left"/>
+      <w:pPr>
+        <w:tabs>
+          <w:tab w:val="num" w:pos="3600"/>
+        </w:tabs>
+        <w:ind w:left="3600" w:hanging="360"/>
+      </w:pPr>
+      <w:rPr>
+        <w:rFonts w:ascii="Wingdings" w:hAnsi="Wingdings" w:hint="default"/>
+        <w:sz w:val="20"/>
+      </w:rPr>
+    </w:lvl>
+    <w:lvl w:ilvl="5" w:tentative="1">
+      <w:start w:val="1"/>
+      <w:numFmt w:val="bullet"/>
+      <w:lvlText w:val=""/>
+      <w:lvlJc w:val="left"/>
+      <w:pPr>
+        <w:tabs>
+          <w:tab w:val="num" w:pos="4320"/>
+        </w:tabs>
+        <w:ind w:left="4320" w:hanging="360"/>
+      </w:pPr>
+      <w:rPr>
+        <w:rFonts w:ascii="Wingdings" w:hAnsi="Wingdings" w:hint="default"/>
+        <w:sz w:val="20"/>
+      </w:rPr>
+    </w:lvl>
+    <w:lvl w:ilvl="6" w:tentative="1">
+      <w:start w:val="1"/>
+      <w:numFmt w:val="bullet"/>
+      <w:lvlText w:val=""/>
+      <w:lvlJc w:val="left"/>
+      <w:pPr>
+        <w:tabs>
+          <w:tab w:val="num" w:pos="5040"/>
+        </w:tabs>
+        <w:ind w:left="5040" w:hanging="360"/>
+      </w:pPr>
+      <w:rPr>
+        <w:rFonts w:ascii="Wingdings" w:hAnsi="Wingdings" w:hint="default"/>
+        <w:sz w:val="20"/>
+      </w:rPr>
+    </w:lvl>
+    <w:lvl w:ilvl="7" w:tentative="1">
+      <w:start w:val="1"/>
+      <w:numFmt w:val="bullet"/>
+      <w:lvlText w:val=""/>
+      <w:lvlJc w:val="left"/>
+      <w:pPr>
+        <w:tabs>
+          <w:tab w:val="num" w:pos="5760"/>
+        </w:tabs>
+        <w:ind w:left="5760" w:hanging="360"/>
+      </w:pPr>
+      <w:rPr>
+        <w:rFonts w:ascii="Wingdings" w:hAnsi="Wingdings" w:hint="default"/>
+        <w:sz w:val="20"/>
+      </w:rPr>
+    </w:lvl>
+    <w:lvl w:ilvl="8" w:tentative="1">
+      <w:start w:val="1"/>
+      <w:numFmt w:val="bullet"/>
+      <w:lvlText w:val=""/>
+      <w:lvlJc w:val="left"/>
+      <w:pPr>
+        <w:tabs>
+          <w:tab w:val="num" w:pos="6480"/>
+        </w:tabs>
+        <w:ind w:left="6480" w:hanging="360"/>
+      </w:pPr>
+      <w:rPr>
+        <w:rFonts w:ascii="Wingdings" w:hAnsi="Wingdings" w:hint="default"/>
+        <w:sz w:val="20"/>
+      </w:rPr>
+    </w:lvl>
+  </w:abstractNum>
+  <w:abstractNum w:abstractNumId="46" w15:restartNumberingAfterBreak="0">
     <w:nsid w:val="432526D9"/>
     <w:multiLevelType w:val="multilevel"/>
     <w:tmpl w:val="285C9CCC"/>
@@ -14523,7 +17819,7 @@
       </w:rPr>
     </w:lvl>
   </w:abstractNum>
-  <w:abstractNum w:abstractNumId="38" w15:restartNumberingAfterBreak="0">
+  <w:abstractNum w:abstractNumId="47" w15:restartNumberingAfterBreak="0">
     <w:nsid w:val="44EC4869"/>
     <w:multiLevelType w:val="multilevel"/>
     <w:tmpl w:val="4E78AA06"/>
@@ -14672,7 +17968,7 @@
       </w:rPr>
     </w:lvl>
   </w:abstractNum>
-  <w:abstractNum w:abstractNumId="39" w15:restartNumberingAfterBreak="0">
+  <w:abstractNum w:abstractNumId="48" w15:restartNumberingAfterBreak="0">
     <w:nsid w:val="45435459"/>
     <w:multiLevelType w:val="multilevel"/>
     <w:tmpl w:val="5D4EDF9E"/>
@@ -14821,7 +18117,7 @@
       </w:rPr>
     </w:lvl>
   </w:abstractNum>
-  <w:abstractNum w:abstractNumId="40" w15:restartNumberingAfterBreak="0">
+  <w:abstractNum w:abstractNumId="49" w15:restartNumberingAfterBreak="0">
     <w:nsid w:val="47443D23"/>
     <w:multiLevelType w:val="multilevel"/>
     <w:tmpl w:val="43C43F60"/>
@@ -14970,7 +18266,7 @@
       </w:rPr>
     </w:lvl>
   </w:abstractNum>
-  <w:abstractNum w:abstractNumId="41" w15:restartNumberingAfterBreak="0">
+  <w:abstractNum w:abstractNumId="50" w15:restartNumberingAfterBreak="0">
     <w:nsid w:val="47D27D2E"/>
     <w:multiLevelType w:val="multilevel"/>
     <w:tmpl w:val="37E6D4E6"/>
@@ -15119,7 +18415,7 @@
       </w:rPr>
     </w:lvl>
   </w:abstractNum>
-  <w:abstractNum w:abstractNumId="42" w15:restartNumberingAfterBreak="0">
+  <w:abstractNum w:abstractNumId="51" w15:restartNumberingAfterBreak="0">
     <w:nsid w:val="49E52013"/>
     <w:multiLevelType w:val="multilevel"/>
     <w:tmpl w:val="74C05D52"/>
@@ -15268,7 +18564,7 @@
       </w:rPr>
     </w:lvl>
   </w:abstractNum>
-  <w:abstractNum w:abstractNumId="43" w15:restartNumberingAfterBreak="0">
+  <w:abstractNum w:abstractNumId="52" w15:restartNumberingAfterBreak="0">
     <w:nsid w:val="4A37693E"/>
     <w:multiLevelType w:val="multilevel"/>
     <w:tmpl w:val="61AA38F6"/>
@@ -15417,7 +18713,7 @@
       </w:rPr>
     </w:lvl>
   </w:abstractNum>
-  <w:abstractNum w:abstractNumId="44" w15:restartNumberingAfterBreak="0">
+  <w:abstractNum w:abstractNumId="53" w15:restartNumberingAfterBreak="0">
     <w:nsid w:val="4AA903E4"/>
     <w:multiLevelType w:val="multilevel"/>
     <w:tmpl w:val="D2AEDBB8"/>
@@ -15566,7 +18862,7 @@
       </w:rPr>
     </w:lvl>
   </w:abstractNum>
-  <w:abstractNum w:abstractNumId="45" w15:restartNumberingAfterBreak="0">
+  <w:abstractNum w:abstractNumId="54" w15:restartNumberingAfterBreak="0">
     <w:nsid w:val="4B8D182C"/>
     <w:multiLevelType w:val="multilevel"/>
     <w:tmpl w:val="F5EE667C"/>
@@ -15715,7 +19011,7 @@
       </w:rPr>
     </w:lvl>
   </w:abstractNum>
-  <w:abstractNum w:abstractNumId="46" w15:restartNumberingAfterBreak="0">
+  <w:abstractNum w:abstractNumId="55" w15:restartNumberingAfterBreak="0">
     <w:nsid w:val="4E6B1E8A"/>
     <w:multiLevelType w:val="multilevel"/>
     <w:tmpl w:val="B5226074"/>
@@ -15864,7 +19160,156 @@
       </w:rPr>
     </w:lvl>
   </w:abstractNum>
-  <w:abstractNum w:abstractNumId="47" w15:restartNumberingAfterBreak="0">
+  <w:abstractNum w:abstractNumId="56" w15:restartNumberingAfterBreak="0">
+    <w:nsid w:val="4EA54346"/>
+    <w:multiLevelType w:val="multilevel"/>
+    <w:tmpl w:val="13366A10"/>
+    <w:lvl w:ilvl="0">
+      <w:start w:val="1"/>
+      <w:numFmt w:val="bullet"/>
+      <w:lvlText w:val=""/>
+      <w:lvlJc w:val="left"/>
+      <w:pPr>
+        <w:tabs>
+          <w:tab w:val="num" w:pos="720"/>
+        </w:tabs>
+        <w:ind w:left="720" w:hanging="360"/>
+      </w:pPr>
+      <w:rPr>
+        <w:rFonts w:ascii="Symbol" w:hAnsi="Symbol" w:hint="default"/>
+        <w:sz w:val="20"/>
+      </w:rPr>
+    </w:lvl>
+    <w:lvl w:ilvl="1" w:tentative="1">
+      <w:start w:val="1"/>
+      <w:numFmt w:val="bullet"/>
+      <w:lvlText w:val="o"/>
+      <w:lvlJc w:val="left"/>
+      <w:pPr>
+        <w:tabs>
+          <w:tab w:val="num" w:pos="1440"/>
+        </w:tabs>
+        <w:ind w:left="1440" w:hanging="360"/>
+      </w:pPr>
+      <w:rPr>
+        <w:rFonts w:ascii="Courier New" w:hAnsi="Courier New" w:hint="default"/>
+        <w:sz w:val="20"/>
+      </w:rPr>
+    </w:lvl>
+    <w:lvl w:ilvl="2" w:tentative="1">
+      <w:start w:val="1"/>
+      <w:numFmt w:val="bullet"/>
+      <w:lvlText w:val=""/>
+      <w:lvlJc w:val="left"/>
+      <w:pPr>
+        <w:tabs>
+          <w:tab w:val="num" w:pos="2160"/>
+        </w:tabs>
+        <w:ind w:left="2160" w:hanging="360"/>
+      </w:pPr>
+      <w:rPr>
+        <w:rFonts w:ascii="Wingdings" w:hAnsi="Wingdings" w:hint="default"/>
+        <w:sz w:val="20"/>
+      </w:rPr>
+    </w:lvl>
+    <w:lvl w:ilvl="3" w:tentative="1">
+      <w:start w:val="1"/>
+      <w:numFmt w:val="bullet"/>
+      <w:lvlText w:val=""/>
+      <w:lvlJc w:val="left"/>
+      <w:pPr>
+        <w:tabs>
+          <w:tab w:val="num" w:pos="2880"/>
+        </w:tabs>
+        <w:ind w:left="2880" w:hanging="360"/>
+      </w:pPr>
+      <w:rPr>
+        <w:rFonts w:ascii="Wingdings" w:hAnsi="Wingdings" w:hint="default"/>
+        <w:sz w:val="20"/>
+      </w:rPr>
+    </w:lvl>
+    <w:lvl w:ilvl="4" w:tentative="1">
+      <w:start w:val="1"/>
+      <w:numFmt w:val="bullet"/>
+      <w:lvlText w:val=""/>
+      <w:lvlJc w:val="left"/>
+      <w:pPr>
+        <w:tabs>
+          <w:tab w:val="num" w:pos="3600"/>
+        </w:tabs>
+        <w:ind w:left="3600" w:hanging="360"/>
+      </w:pPr>
+      <w:rPr>
+        <w:rFonts w:ascii="Wingdings" w:hAnsi="Wingdings" w:hint="default"/>
+        <w:sz w:val="20"/>
+      </w:rPr>
+    </w:lvl>
+    <w:lvl w:ilvl="5" w:tentative="1">
+      <w:start w:val="1"/>
+      <w:numFmt w:val="bullet"/>
+      <w:lvlText w:val=""/>
+      <w:lvlJc w:val="left"/>
+      <w:pPr>
+        <w:tabs>
+          <w:tab w:val="num" w:pos="4320"/>
+        </w:tabs>
+        <w:ind w:left="4320" w:hanging="360"/>
+      </w:pPr>
+      <w:rPr>
+        <w:rFonts w:ascii="Wingdings" w:hAnsi="Wingdings" w:hint="default"/>
+        <w:sz w:val="20"/>
+      </w:rPr>
+    </w:lvl>
+    <w:lvl w:ilvl="6" w:tentative="1">
+      <w:start w:val="1"/>
+      <w:numFmt w:val="bullet"/>
+      <w:lvlText w:val=""/>
+      <w:lvlJc w:val="left"/>
+      <w:pPr>
+        <w:tabs>
+          <w:tab w:val="num" w:pos="5040"/>
+        </w:tabs>
+        <w:ind w:left="5040" w:hanging="360"/>
+      </w:pPr>
+      <w:rPr>
+        <w:rFonts w:ascii="Wingdings" w:hAnsi="Wingdings" w:hint="default"/>
+        <w:sz w:val="20"/>
+      </w:rPr>
+    </w:lvl>
+    <w:lvl w:ilvl="7" w:tentative="1">
+      <w:start w:val="1"/>
+      <w:numFmt w:val="bullet"/>
+      <w:lvlText w:val=""/>
+      <w:lvlJc w:val="left"/>
+      <w:pPr>
+        <w:tabs>
+          <w:tab w:val="num" w:pos="5760"/>
+        </w:tabs>
+        <w:ind w:left="5760" w:hanging="360"/>
+      </w:pPr>
+      <w:rPr>
+        <w:rFonts w:ascii="Wingdings" w:hAnsi="Wingdings" w:hint="default"/>
+        <w:sz w:val="20"/>
+      </w:rPr>
+    </w:lvl>
+    <w:lvl w:ilvl="8" w:tentative="1">
+      <w:start w:val="1"/>
+      <w:numFmt w:val="bullet"/>
+      <w:lvlText w:val=""/>
+      <w:lvlJc w:val="left"/>
+      <w:pPr>
+        <w:tabs>
+          <w:tab w:val="num" w:pos="6480"/>
+        </w:tabs>
+        <w:ind w:left="6480" w:hanging="360"/>
+      </w:pPr>
+      <w:rPr>
+        <w:rFonts w:ascii="Wingdings" w:hAnsi="Wingdings" w:hint="default"/>
+        <w:sz w:val="20"/>
+      </w:rPr>
+    </w:lvl>
+  </w:abstractNum>
+  <w:abstractNum w:abstractNumId="57" w15:restartNumberingAfterBreak="0">
     <w:nsid w:val="4F496E97"/>
     <w:multiLevelType w:val="multilevel"/>
     <w:tmpl w:val="E964334C"/>
@@ -16013,7 +19458,7 @@
       </w:rPr>
     </w:lvl>
   </w:abstractNum>
-  <w:abstractNum w:abstractNumId="48" w15:restartNumberingAfterBreak="0">
+  <w:abstractNum w:abstractNumId="58" w15:restartNumberingAfterBreak="0">
     <w:nsid w:val="4FCC7C1B"/>
     <w:multiLevelType w:val="multilevel"/>
     <w:tmpl w:val="D75C7394"/>
@@ -16162,7 +19607,7 @@
       </w:rPr>
     </w:lvl>
   </w:abstractNum>
-  <w:abstractNum w:abstractNumId="49" w15:restartNumberingAfterBreak="0">
+  <w:abstractNum w:abstractNumId="59" w15:restartNumberingAfterBreak="0">
     <w:nsid w:val="50201096"/>
     <w:multiLevelType w:val="multilevel"/>
     <w:tmpl w:val="140ED20C"/>
@@ -16311,7 +19756,7 @@
       </w:rPr>
     </w:lvl>
   </w:abstractNum>
-  <w:abstractNum w:abstractNumId="50" w15:restartNumberingAfterBreak="0">
+  <w:abstractNum w:abstractNumId="60" w15:restartNumberingAfterBreak="0">
     <w:nsid w:val="51FE3961"/>
     <w:multiLevelType w:val="multilevel"/>
     <w:tmpl w:val="EF02DC8A"/>
@@ -16460,7 +19905,7 @@
       </w:rPr>
     </w:lvl>
   </w:abstractNum>
-  <w:abstractNum w:abstractNumId="51" w15:restartNumberingAfterBreak="0">
+  <w:abstractNum w:abstractNumId="61" w15:restartNumberingAfterBreak="0">
     <w:nsid w:val="527E7E09"/>
     <w:multiLevelType w:val="multilevel"/>
     <w:tmpl w:val="FABA649E"/>
@@ -16609,7 +20054,7 @@
       </w:rPr>
     </w:lvl>
   </w:abstractNum>
-  <w:abstractNum w:abstractNumId="52" w15:restartNumberingAfterBreak="0">
+  <w:abstractNum w:abstractNumId="62" w15:restartNumberingAfterBreak="0">
     <w:nsid w:val="528F07EB"/>
     <w:multiLevelType w:val="multilevel"/>
     <w:tmpl w:val="F6CA35FC"/>
@@ -16758,7 +20203,7 @@
       </w:rPr>
     </w:lvl>
   </w:abstractNum>
-  <w:abstractNum w:abstractNumId="53" w15:restartNumberingAfterBreak="0">
+  <w:abstractNum w:abstractNumId="63" w15:restartNumberingAfterBreak="0">
     <w:nsid w:val="53C91C71"/>
     <w:multiLevelType w:val="multilevel"/>
     <w:tmpl w:val="9E86E6B6"/>
@@ -16907,7 +20352,156 @@
       </w:rPr>
     </w:lvl>
   </w:abstractNum>
-  <w:abstractNum w:abstractNumId="54" w15:restartNumberingAfterBreak="0">
+  <w:abstractNum w:abstractNumId="64" w15:restartNumberingAfterBreak="0">
+    <w:nsid w:val="54190831"/>
+    <w:multiLevelType w:val="multilevel"/>
+    <w:tmpl w:val="E8FA6B46"/>
+    <w:lvl w:ilvl="0">
+      <w:start w:val="1"/>
+      <w:numFmt w:val="bullet"/>
+      <w:lvlText w:val=""/>
+      <w:lvlJc w:val="left"/>
+      <w:pPr>
+        <w:tabs>
+          <w:tab w:val="num" w:pos="720"/>
+        </w:tabs>
+        <w:ind w:left="720" w:hanging="360"/>
+      </w:pPr>
+      <w:rPr>
+        <w:rFonts w:ascii="Symbol" w:hAnsi="Symbol" w:hint="default"/>
+        <w:sz w:val="20"/>
+      </w:rPr>
+    </w:lvl>
+    <w:lvl w:ilvl="1" w:tentative="1">
+      <w:start w:val="1"/>
+      <w:numFmt w:val="bullet"/>
+      <w:lvlText w:val="o"/>
+      <w:lvlJc w:val="left"/>
+      <w:pPr>
+        <w:tabs>
+          <w:tab w:val="num" w:pos="1440"/>
+        </w:tabs>
+        <w:ind w:left="1440" w:hanging="360"/>
+      </w:pPr>
+      <w:rPr>
+        <w:rFonts w:ascii="Courier New" w:hAnsi="Courier New" w:hint="default"/>
+        <w:sz w:val="20"/>
+      </w:rPr>
+    </w:lvl>
+    <w:lvl w:ilvl="2" w:tentative="1">
+      <w:start w:val="1"/>
+      <w:numFmt w:val="bullet"/>
+      <w:lvlText w:val=""/>
+      <w:lvlJc w:val="left"/>
+      <w:pPr>
+        <w:tabs>
+          <w:tab w:val="num" w:pos="2160"/>
+        </w:tabs>
+        <w:ind w:left="2160" w:hanging="360"/>
+      </w:pPr>
+      <w:rPr>
+        <w:rFonts w:ascii="Wingdings" w:hAnsi="Wingdings" w:hint="default"/>
+        <w:sz w:val="20"/>
+      </w:rPr>
+    </w:lvl>
+    <w:lvl w:ilvl="3" w:tentative="1">
+      <w:start w:val="1"/>
+      <w:numFmt w:val="bullet"/>
+      <w:lvlText w:val=""/>
+      <w:lvlJc w:val="left"/>
+      <w:pPr>
+        <w:tabs>
+          <w:tab w:val="num" w:pos="2880"/>
+        </w:tabs>
+        <w:ind w:left="2880" w:hanging="360"/>
+      </w:pPr>
+      <w:rPr>
+        <w:rFonts w:ascii="Wingdings" w:hAnsi="Wingdings" w:hint="default"/>
+        <w:sz w:val="20"/>
+      </w:rPr>
+    </w:lvl>
+    <w:lvl w:ilvl="4" w:tentative="1">
+      <w:start w:val="1"/>
+      <w:numFmt w:val="bullet"/>
+      <w:lvlText w:val=""/>
+      <w:lvlJc w:val="left"/>
+      <w:pPr>
+        <w:tabs>
+          <w:tab w:val="num" w:pos="3600"/>
+        </w:tabs>
+        <w:ind w:left="3600" w:hanging="360"/>
+      </w:pPr>
+      <w:rPr>
+        <w:rFonts w:ascii="Wingdings" w:hAnsi="Wingdings" w:hint="default"/>
+        <w:sz w:val="20"/>
+      </w:rPr>
+    </w:lvl>
+    <w:lvl w:ilvl="5" w:tentative="1">
+      <w:start w:val="1"/>
+      <w:numFmt w:val="bullet"/>
+      <w:lvlText w:val=""/>
+      <w:lvlJc w:val="left"/>
+      <w:pPr>
+        <w:tabs>
+          <w:tab w:val="num" w:pos="4320"/>
+        </w:tabs>
+        <w:ind w:left="4320" w:hanging="360"/>
+      </w:pPr>
+      <w:rPr>
+        <w:rFonts w:ascii="Wingdings" w:hAnsi="Wingdings" w:hint="default"/>
+        <w:sz w:val="20"/>
+      </w:rPr>
+    </w:lvl>
+    <w:lvl w:ilvl="6" w:tentative="1">
+      <w:start w:val="1"/>
+      <w:numFmt w:val="bullet"/>
+      <w:lvlText w:val=""/>
+      <w:lvlJc w:val="left"/>
+      <w:pPr>
+        <w:tabs>
+          <w:tab w:val="num" w:pos="5040"/>
+        </w:tabs>
+        <w:ind w:left="5040" w:hanging="360"/>
+      </w:pPr>
+      <w:rPr>
+        <w:rFonts w:ascii="Wingdings" w:hAnsi="Wingdings" w:hint="default"/>
+        <w:sz w:val="20"/>
+      </w:rPr>
+    </w:lvl>
+    <w:lvl w:ilvl="7" w:tentative="1">
+      <w:start w:val="1"/>
+      <w:numFmt w:val="bullet"/>
+      <w:lvlText w:val=""/>
+      <w:lvlJc w:val="left"/>
+      <w:pPr>
+        <w:tabs>
+          <w:tab w:val="num" w:pos="5760"/>
+        </w:tabs>
+        <w:ind w:left="5760" w:hanging="360"/>
+      </w:pPr>
+      <w:rPr>
+        <w:rFonts w:ascii="Wingdings" w:hAnsi="Wingdings" w:hint="default"/>
+        <w:sz w:val="20"/>
+      </w:rPr>
+    </w:lvl>
+    <w:lvl w:ilvl="8" w:tentative="1">
+      <w:start w:val="1"/>
+      <w:numFmt w:val="bullet"/>
+      <w:lvlText w:val=""/>
+      <w:lvlJc w:val="left"/>
+      <w:pPr>
+        <w:tabs>
+          <w:tab w:val="num" w:pos="6480"/>
+        </w:tabs>
+        <w:ind w:left="6480" w:hanging="360"/>
+      </w:pPr>
+      <w:rPr>
+        <w:rFonts w:ascii="Wingdings" w:hAnsi="Wingdings" w:hint="default"/>
+        <w:sz w:val="20"/>
+      </w:rPr>
+    </w:lvl>
+  </w:abstractNum>
+  <w:abstractNum w:abstractNumId="65" w15:restartNumberingAfterBreak="0">
     <w:nsid w:val="547D0B68"/>
     <w:multiLevelType w:val="multilevel"/>
     <w:tmpl w:val="8A66F218"/>
@@ -17056,7 +20650,156 @@
       </w:rPr>
     </w:lvl>
   </w:abstractNum>
-  <w:abstractNum w:abstractNumId="55" w15:restartNumberingAfterBreak="0">
+  <w:abstractNum w:abstractNumId="66" w15:restartNumberingAfterBreak="0">
+    <w:nsid w:val="54FC1DFF"/>
+    <w:multiLevelType w:val="multilevel"/>
+    <w:tmpl w:val="D608AEAA"/>
+    <w:lvl w:ilvl="0">
+      <w:start w:val="1"/>
+      <w:numFmt w:val="bullet"/>
+      <w:lvlText w:val=""/>
+      <w:lvlJc w:val="left"/>
+      <w:pPr>
+        <w:tabs>
+          <w:tab w:val="num" w:pos="720"/>
+        </w:tabs>
+        <w:ind w:left="720" w:hanging="360"/>
+      </w:pPr>
+      <w:rPr>
+        <w:rFonts w:ascii="Symbol" w:hAnsi="Symbol" w:hint="default"/>
+        <w:sz w:val="20"/>
+      </w:rPr>
+    </w:lvl>
+    <w:lvl w:ilvl="1" w:tentative="1">
+      <w:start w:val="1"/>
+      <w:numFmt w:val="bullet"/>
+      <w:lvlText w:val="o"/>
+      <w:lvlJc w:val="left"/>
+      <w:pPr>
+        <w:tabs>
+          <w:tab w:val="num" w:pos="1440"/>
+        </w:tabs>
+        <w:ind w:left="1440" w:hanging="360"/>
+      </w:pPr>
+      <w:rPr>
+        <w:rFonts w:ascii="Courier New" w:hAnsi="Courier New" w:hint="default"/>
+        <w:sz w:val="20"/>
+      </w:rPr>
+    </w:lvl>
+    <w:lvl w:ilvl="2" w:tentative="1">
+      <w:start w:val="1"/>
+      <w:numFmt w:val="bullet"/>
+      <w:lvlText w:val=""/>
+      <w:lvlJc w:val="left"/>
+      <w:pPr>
+        <w:tabs>
+          <w:tab w:val="num" w:pos="2160"/>
+        </w:tabs>
+        <w:ind w:left="2160" w:hanging="360"/>
+      </w:pPr>
+      <w:rPr>
+        <w:rFonts w:ascii="Wingdings" w:hAnsi="Wingdings" w:hint="default"/>
+        <w:sz w:val="20"/>
+      </w:rPr>
+    </w:lvl>
+    <w:lvl w:ilvl="3" w:tentative="1">
+      <w:start w:val="1"/>
+      <w:numFmt w:val="bullet"/>
+      <w:lvlText w:val=""/>
+      <w:lvlJc w:val="left"/>
+      <w:pPr>
+        <w:tabs>
+          <w:tab w:val="num" w:pos="2880"/>
+        </w:tabs>
+        <w:ind w:left="2880" w:hanging="360"/>
+      </w:pPr>
+      <w:rPr>
+        <w:rFonts w:ascii="Wingdings" w:hAnsi="Wingdings" w:hint="default"/>
+        <w:sz w:val="20"/>
+      </w:rPr>
+    </w:lvl>
+    <w:lvl w:ilvl="4" w:tentative="1">
+      <w:start w:val="1"/>
+      <w:numFmt w:val="bullet"/>
+      <w:lvlText w:val=""/>
+      <w:lvlJc w:val="left"/>
+      <w:pPr>
+        <w:tabs>
+          <w:tab w:val="num" w:pos="3600"/>
+        </w:tabs>
+        <w:ind w:left="3600" w:hanging="360"/>
+      </w:pPr>
+      <w:rPr>
+        <w:rFonts w:ascii="Wingdings" w:hAnsi="Wingdings" w:hint="default"/>
+        <w:sz w:val="20"/>
+      </w:rPr>
+    </w:lvl>
+    <w:lvl w:ilvl="5" w:tentative="1">
+      <w:start w:val="1"/>
+      <w:numFmt w:val="bullet"/>
+      <w:lvlText w:val=""/>
+      <w:lvlJc w:val="left"/>
+      <w:pPr>
+        <w:tabs>
+          <w:tab w:val="num" w:pos="4320"/>
+        </w:tabs>
+        <w:ind w:left="4320" w:hanging="360"/>
+      </w:pPr>
+      <w:rPr>
+        <w:rFonts w:ascii="Wingdings" w:hAnsi="Wingdings" w:hint="default"/>
+        <w:sz w:val="20"/>
+      </w:rPr>
+    </w:lvl>
+    <w:lvl w:ilvl="6" w:tentative="1">
+      <w:start w:val="1"/>
+      <w:numFmt w:val="bullet"/>
+      <w:lvlText w:val=""/>
+      <w:lvlJc w:val="left"/>
+      <w:pPr>
+        <w:tabs>
+          <w:tab w:val="num" w:pos="5040"/>
+        </w:tabs>
+        <w:ind w:left="5040" w:hanging="360"/>
+      </w:pPr>
+      <w:rPr>
+        <w:rFonts w:ascii="Wingdings" w:hAnsi="Wingdings" w:hint="default"/>
+        <w:sz w:val="20"/>
+      </w:rPr>
+    </w:lvl>
+    <w:lvl w:ilvl="7" w:tentative="1">
+      <w:start w:val="1"/>
+      <w:numFmt w:val="bullet"/>
+      <w:lvlText w:val=""/>
+      <w:lvlJc w:val="left"/>
+      <w:pPr>
+        <w:tabs>
+          <w:tab w:val="num" w:pos="5760"/>
+        </w:tabs>
+        <w:ind w:left="5760" w:hanging="360"/>
+      </w:pPr>
+      <w:rPr>
+        <w:rFonts w:ascii="Wingdings" w:hAnsi="Wingdings" w:hint="default"/>
+        <w:sz w:val="20"/>
+      </w:rPr>
+    </w:lvl>
+    <w:lvl w:ilvl="8" w:tentative="1">
+      <w:start w:val="1"/>
+      <w:numFmt w:val="bullet"/>
+      <w:lvlText w:val=""/>
+      <w:lvlJc w:val="left"/>
+      <w:pPr>
+        <w:tabs>
+          <w:tab w:val="num" w:pos="6480"/>
+        </w:tabs>
+        <w:ind w:left="6480" w:hanging="360"/>
+      </w:pPr>
+      <w:rPr>
+        <w:rFonts w:ascii="Wingdings" w:hAnsi="Wingdings" w:hint="default"/>
+        <w:sz w:val="20"/>
+      </w:rPr>
+    </w:lvl>
+  </w:abstractNum>
+  <w:abstractNum w:abstractNumId="67" w15:restartNumberingAfterBreak="0">
     <w:nsid w:val="5544627B"/>
     <w:multiLevelType w:val="multilevel"/>
     <w:tmpl w:val="8AC08814"/>
@@ -17205,7 +20948,7 @@
       </w:rPr>
     </w:lvl>
   </w:abstractNum>
-  <w:abstractNum w:abstractNumId="56" w15:restartNumberingAfterBreak="0">
+  <w:abstractNum w:abstractNumId="68" w15:restartNumberingAfterBreak="0">
     <w:nsid w:val="585C78EB"/>
     <w:multiLevelType w:val="multilevel"/>
     <w:tmpl w:val="57388A60"/>
@@ -17354,7 +21097,156 @@
       </w:rPr>
     </w:lvl>
   </w:abstractNum>
-  <w:abstractNum w:abstractNumId="57" w15:restartNumberingAfterBreak="0">
+  <w:abstractNum w:abstractNumId="69" w15:restartNumberingAfterBreak="0">
+    <w:nsid w:val="59892620"/>
+    <w:multiLevelType w:val="multilevel"/>
+    <w:tmpl w:val="BC14D22C"/>
+    <w:lvl w:ilvl="0">
+      <w:start w:val="1"/>
+      <w:numFmt w:val="bullet"/>
+      <w:lvlText w:val=""/>
+      <w:lvlJc w:val="left"/>
+      <w:pPr>
+        <w:tabs>
+          <w:tab w:val="num" w:pos="720"/>
+        </w:tabs>
+        <w:ind w:left="720" w:hanging="360"/>
+      </w:pPr>
+      <w:rPr>
+        <w:rFonts w:ascii="Symbol" w:hAnsi="Symbol" w:hint="default"/>
+        <w:sz w:val="20"/>
+      </w:rPr>
+    </w:lvl>
+    <w:lvl w:ilvl="1" w:tentative="1">
+      <w:start w:val="1"/>
+      <w:numFmt w:val="bullet"/>
+      <w:lvlText w:val="o"/>
+      <w:lvlJc w:val="left"/>
+      <w:pPr>
+        <w:tabs>
+          <w:tab w:val="num" w:pos="1440"/>
+        </w:tabs>
+        <w:ind w:left="1440" w:hanging="360"/>
+      </w:pPr>
+      <w:rPr>
+        <w:rFonts w:ascii="Courier New" w:hAnsi="Courier New" w:hint="default"/>
+        <w:sz w:val="20"/>
+      </w:rPr>
+    </w:lvl>
+    <w:lvl w:ilvl="2" w:tentative="1">
+      <w:start w:val="1"/>
+      <w:numFmt w:val="bullet"/>
+      <w:lvlText w:val=""/>
+      <w:lvlJc w:val="left"/>
+      <w:pPr>
+        <w:tabs>
+          <w:tab w:val="num" w:pos="2160"/>
+        </w:tabs>
+        <w:ind w:left="2160" w:hanging="360"/>
+      </w:pPr>
+      <w:rPr>
+        <w:rFonts w:ascii="Wingdings" w:hAnsi="Wingdings" w:hint="default"/>
+        <w:sz w:val="20"/>
+      </w:rPr>
+    </w:lvl>
+    <w:lvl w:ilvl="3" w:tentative="1">
+      <w:start w:val="1"/>
+      <w:numFmt w:val="bullet"/>
+      <w:lvlText w:val=""/>
+      <w:lvlJc w:val="left"/>
+      <w:pPr>
+        <w:tabs>
+          <w:tab w:val="num" w:pos="2880"/>
+        </w:tabs>
+        <w:ind w:left="2880" w:hanging="360"/>
+      </w:pPr>
+      <w:rPr>
+        <w:rFonts w:ascii="Wingdings" w:hAnsi="Wingdings" w:hint="default"/>
+        <w:sz w:val="20"/>
+      </w:rPr>
+    </w:lvl>
+    <w:lvl w:ilvl="4" w:tentative="1">
+      <w:start w:val="1"/>
+      <w:numFmt w:val="bullet"/>
+      <w:lvlText w:val=""/>
+      <w:lvlJc w:val="left"/>
+      <w:pPr>
+        <w:tabs>
+          <w:tab w:val="num" w:pos="3600"/>
+        </w:tabs>
+        <w:ind w:left="3600" w:hanging="360"/>
+      </w:pPr>
+      <w:rPr>
+        <w:rFonts w:ascii="Wingdings" w:hAnsi="Wingdings" w:hint="default"/>
+        <w:sz w:val="20"/>
+      </w:rPr>
+    </w:lvl>
+    <w:lvl w:ilvl="5" w:tentative="1">
+      <w:start w:val="1"/>
+      <w:numFmt w:val="bullet"/>
+      <w:lvlText w:val=""/>
+      <w:lvlJc w:val="left"/>
+      <w:pPr>
+        <w:tabs>
+          <w:tab w:val="num" w:pos="4320"/>
+        </w:tabs>
+        <w:ind w:left="4320" w:hanging="360"/>
+      </w:pPr>
+      <w:rPr>
+        <w:rFonts w:ascii="Wingdings" w:hAnsi="Wingdings" w:hint="default"/>
+        <w:sz w:val="20"/>
+      </w:rPr>
+    </w:lvl>
+    <w:lvl w:ilvl="6" w:tentative="1">
+      <w:start w:val="1"/>
+      <w:numFmt w:val="bullet"/>
+      <w:lvlText w:val=""/>
+      <w:lvlJc w:val="left"/>
+      <w:pPr>
+        <w:tabs>
+          <w:tab w:val="num" w:pos="5040"/>
+        </w:tabs>
+        <w:ind w:left="5040" w:hanging="360"/>
+      </w:pPr>
+      <w:rPr>
+        <w:rFonts w:ascii="Wingdings" w:hAnsi="Wingdings" w:hint="default"/>
+        <w:sz w:val="20"/>
+      </w:rPr>
+    </w:lvl>
+    <w:lvl w:ilvl="7" w:tentative="1">
+      <w:start w:val="1"/>
+      <w:numFmt w:val="bullet"/>
+      <w:lvlText w:val=""/>
+      <w:lvlJc w:val="left"/>
+      <w:pPr>
+        <w:tabs>
+          <w:tab w:val="num" w:pos="5760"/>
+        </w:tabs>
+        <w:ind w:left="5760" w:hanging="360"/>
+      </w:pPr>
+      <w:rPr>
+        <w:rFonts w:ascii="Wingdings" w:hAnsi="Wingdings" w:hint="default"/>
+        <w:sz w:val="20"/>
+      </w:rPr>
+    </w:lvl>
+    <w:lvl w:ilvl="8" w:tentative="1">
+      <w:start w:val="1"/>
+      <w:numFmt w:val="bullet"/>
+      <w:lvlText w:val=""/>
+      <w:lvlJc w:val="left"/>
+      <w:pPr>
+        <w:tabs>
+          <w:tab w:val="num" w:pos="6480"/>
+        </w:tabs>
+        <w:ind w:left="6480" w:hanging="360"/>
+      </w:pPr>
+      <w:rPr>
+        <w:rFonts w:ascii="Wingdings" w:hAnsi="Wingdings" w:hint="default"/>
+        <w:sz w:val="20"/>
+      </w:rPr>
+    </w:lvl>
+  </w:abstractNum>
+  <w:abstractNum w:abstractNumId="70" w15:restartNumberingAfterBreak="0">
     <w:nsid w:val="599C6BC1"/>
     <w:multiLevelType w:val="multilevel"/>
     <w:tmpl w:val="59903FE0"/>
@@ -17503,7 +21395,7 @@
       </w:rPr>
     </w:lvl>
   </w:abstractNum>
-  <w:abstractNum w:abstractNumId="58" w15:restartNumberingAfterBreak="0">
+  <w:abstractNum w:abstractNumId="71" w15:restartNumberingAfterBreak="0">
     <w:nsid w:val="59BE2801"/>
     <w:multiLevelType w:val="multilevel"/>
     <w:tmpl w:val="D9AC304C"/>
@@ -17652,7 +21544,7 @@
       </w:rPr>
     </w:lvl>
   </w:abstractNum>
-  <w:abstractNum w:abstractNumId="59" w15:restartNumberingAfterBreak="0">
+  <w:abstractNum w:abstractNumId="72" w15:restartNumberingAfterBreak="0">
     <w:nsid w:val="5A122A5D"/>
     <w:multiLevelType w:val="multilevel"/>
     <w:tmpl w:val="E318A0EA"/>
@@ -17801,7 +21693,7 @@
       </w:rPr>
     </w:lvl>
   </w:abstractNum>
-  <w:abstractNum w:abstractNumId="60" w15:restartNumberingAfterBreak="0">
+  <w:abstractNum w:abstractNumId="73" w15:restartNumberingAfterBreak="0">
     <w:nsid w:val="5A2204E3"/>
     <w:multiLevelType w:val="multilevel"/>
     <w:tmpl w:val="2EEEB63C"/>
@@ -17950,7 +21842,7 @@
       </w:rPr>
     </w:lvl>
   </w:abstractNum>
-  <w:abstractNum w:abstractNumId="61" w15:restartNumberingAfterBreak="0">
+  <w:abstractNum w:abstractNumId="74" w15:restartNumberingAfterBreak="0">
     <w:nsid w:val="5A750D28"/>
     <w:multiLevelType w:val="multilevel"/>
     <w:tmpl w:val="C52A64E0"/>
@@ -18099,7 +21991,7 @@
       </w:rPr>
     </w:lvl>
   </w:abstractNum>
-  <w:abstractNum w:abstractNumId="62" w15:restartNumberingAfterBreak="0">
+  <w:abstractNum w:abstractNumId="75" w15:restartNumberingAfterBreak="0">
     <w:nsid w:val="5AD861D2"/>
     <w:multiLevelType w:val="multilevel"/>
     <w:tmpl w:val="E326B98E"/>
@@ -18248,7 +22140,7 @@
       </w:rPr>
     </w:lvl>
   </w:abstractNum>
-  <w:abstractNum w:abstractNumId="63" w15:restartNumberingAfterBreak="0">
+  <w:abstractNum w:abstractNumId="76" w15:restartNumberingAfterBreak="0">
     <w:nsid w:val="5ADB4A65"/>
     <w:multiLevelType w:val="multilevel"/>
     <w:tmpl w:val="94FAD16E"/>
@@ -18397,7 +22289,7 @@
       </w:rPr>
     </w:lvl>
   </w:abstractNum>
-  <w:abstractNum w:abstractNumId="64" w15:restartNumberingAfterBreak="0">
+  <w:abstractNum w:abstractNumId="77" w15:restartNumberingAfterBreak="0">
     <w:nsid w:val="5B8C4E53"/>
     <w:multiLevelType w:val="multilevel"/>
     <w:tmpl w:val="38405BC8"/>
@@ -18546,7 +22438,7 @@
       </w:rPr>
     </w:lvl>
   </w:abstractNum>
-  <w:abstractNum w:abstractNumId="65" w15:restartNumberingAfterBreak="0">
+  <w:abstractNum w:abstractNumId="78" w15:restartNumberingAfterBreak="0">
     <w:nsid w:val="5D572398"/>
     <w:multiLevelType w:val="multilevel"/>
     <w:tmpl w:val="5164D900"/>
@@ -18695,7 +22587,156 @@
       </w:rPr>
     </w:lvl>
   </w:abstractNum>
-  <w:abstractNum w:abstractNumId="66" w15:restartNumberingAfterBreak="0">
+  <w:abstractNum w:abstractNumId="79" w15:restartNumberingAfterBreak="0">
+    <w:nsid w:val="61425EBA"/>
+    <w:multiLevelType w:val="multilevel"/>
+    <w:tmpl w:val="C50C109E"/>
+    <w:lvl w:ilvl="0">
+      <w:start w:val="1"/>
+      <w:numFmt w:val="bullet"/>
+      <w:lvlText w:val=""/>
+      <w:lvlJc w:val="left"/>
+      <w:pPr>
+        <w:tabs>
+          <w:tab w:val="num" w:pos="720"/>
+        </w:tabs>
+        <w:ind w:left="720" w:hanging="360"/>
+      </w:pPr>
+      <w:rPr>
+        <w:rFonts w:ascii="Symbol" w:hAnsi="Symbol" w:hint="default"/>
+        <w:sz w:val="20"/>
+      </w:rPr>
+    </w:lvl>
+    <w:lvl w:ilvl="1" w:tentative="1">
+      <w:start w:val="1"/>
+      <w:numFmt w:val="bullet"/>
+      <w:lvlText w:val="o"/>
+      <w:lvlJc w:val="left"/>
+      <w:pPr>
+        <w:tabs>
+          <w:tab w:val="num" w:pos="1440"/>
+        </w:tabs>
+        <w:ind w:left="1440" w:hanging="360"/>
+      </w:pPr>
+      <w:rPr>
+        <w:rFonts w:ascii="Courier New" w:hAnsi="Courier New" w:hint="default"/>
+        <w:sz w:val="20"/>
+      </w:rPr>
+    </w:lvl>
+    <w:lvl w:ilvl="2" w:tentative="1">
+      <w:start w:val="1"/>
+      <w:numFmt w:val="bullet"/>
+      <w:lvlText w:val=""/>
+      <w:lvlJc w:val="left"/>
+      <w:pPr>
+        <w:tabs>
+          <w:tab w:val="num" w:pos="2160"/>
+        </w:tabs>
+        <w:ind w:left="2160" w:hanging="360"/>
+      </w:pPr>
+      <w:rPr>
+        <w:rFonts w:ascii="Wingdings" w:hAnsi="Wingdings" w:hint="default"/>
+        <w:sz w:val="20"/>
+      </w:rPr>
+    </w:lvl>
+    <w:lvl w:ilvl="3" w:tentative="1">
+      <w:start w:val="1"/>
+      <w:numFmt w:val="bullet"/>
+      <w:lvlText w:val=""/>
+      <w:lvlJc w:val="left"/>
+      <w:pPr>
+        <w:tabs>
+          <w:tab w:val="num" w:pos="2880"/>
+        </w:tabs>
+        <w:ind w:left="2880" w:hanging="360"/>
+      </w:pPr>
+      <w:rPr>
+        <w:rFonts w:ascii="Wingdings" w:hAnsi="Wingdings" w:hint="default"/>
+        <w:sz w:val="20"/>
+      </w:rPr>
+    </w:lvl>
+    <w:lvl w:ilvl="4" w:tentative="1">
+      <w:start w:val="1"/>
+      <w:numFmt w:val="bullet"/>
+      <w:lvlText w:val=""/>
+      <w:lvlJc w:val="left"/>
+      <w:pPr>
+        <w:tabs>
+          <w:tab w:val="num" w:pos="3600"/>
+        </w:tabs>
+        <w:ind w:left="3600" w:hanging="360"/>
+      </w:pPr>
+      <w:rPr>
+        <w:rFonts w:ascii="Wingdings" w:hAnsi="Wingdings" w:hint="default"/>
+        <w:sz w:val="20"/>
+      </w:rPr>
+    </w:lvl>
+    <w:lvl w:ilvl="5" w:tentative="1">
+      <w:start w:val="1"/>
+      <w:numFmt w:val="bullet"/>
+      <w:lvlText w:val=""/>
+      <w:lvlJc w:val="left"/>
+      <w:pPr>
+        <w:tabs>
+          <w:tab w:val="num" w:pos="4320"/>
+        </w:tabs>
+        <w:ind w:left="4320" w:hanging="360"/>
+      </w:pPr>
+      <w:rPr>
+        <w:rFonts w:ascii="Wingdings" w:hAnsi="Wingdings" w:hint="default"/>
+        <w:sz w:val="20"/>
+      </w:rPr>
+    </w:lvl>
+    <w:lvl w:ilvl="6" w:tentative="1">
+      <w:start w:val="1"/>
+      <w:numFmt w:val="bullet"/>
+      <w:lvlText w:val=""/>
+      <w:lvlJc w:val="left"/>
+      <w:pPr>
+        <w:tabs>
+          <w:tab w:val="num" w:pos="5040"/>
+        </w:tabs>
+        <w:ind w:left="5040" w:hanging="360"/>
+      </w:pPr>
+      <w:rPr>
+        <w:rFonts w:ascii="Wingdings" w:hAnsi="Wingdings" w:hint="default"/>
+        <w:sz w:val="20"/>
+      </w:rPr>
+    </w:lvl>
+    <w:lvl w:ilvl="7" w:tentative="1">
+      <w:start w:val="1"/>
+      <w:numFmt w:val="bullet"/>
+      <w:lvlText w:val=""/>
+      <w:lvlJc w:val="left"/>
+      <w:pPr>
+        <w:tabs>
+          <w:tab w:val="num" w:pos="5760"/>
+        </w:tabs>
+        <w:ind w:left="5760" w:hanging="360"/>
+      </w:pPr>
+      <w:rPr>
+        <w:rFonts w:ascii="Wingdings" w:hAnsi="Wingdings" w:hint="default"/>
+        <w:sz w:val="20"/>
+      </w:rPr>
+    </w:lvl>
+    <w:lvl w:ilvl="8" w:tentative="1">
+      <w:start w:val="1"/>
+      <w:numFmt w:val="bullet"/>
+      <w:lvlText w:val=""/>
+      <w:lvlJc w:val="left"/>
+      <w:pPr>
+        <w:tabs>
+          <w:tab w:val="num" w:pos="6480"/>
+        </w:tabs>
+        <w:ind w:left="6480" w:hanging="360"/>
+      </w:pPr>
+      <w:rPr>
+        <w:rFonts w:ascii="Wingdings" w:hAnsi="Wingdings" w:hint="default"/>
+        <w:sz w:val="20"/>
+      </w:rPr>
+    </w:lvl>
+  </w:abstractNum>
+  <w:abstractNum w:abstractNumId="80" w15:restartNumberingAfterBreak="0">
     <w:nsid w:val="61DE3F6B"/>
     <w:multiLevelType w:val="multilevel"/>
     <w:tmpl w:val="6D3ADBE6"/>
@@ -18844,7 +22885,7 @@
       </w:rPr>
     </w:lvl>
   </w:abstractNum>
-  <w:abstractNum w:abstractNumId="67" w15:restartNumberingAfterBreak="0">
+  <w:abstractNum w:abstractNumId="81" w15:restartNumberingAfterBreak="0">
     <w:nsid w:val="626932C0"/>
     <w:multiLevelType w:val="multilevel"/>
     <w:tmpl w:val="806AE012"/>
@@ -18993,7 +23034,7 @@
       </w:rPr>
     </w:lvl>
   </w:abstractNum>
-  <w:abstractNum w:abstractNumId="68" w15:restartNumberingAfterBreak="0">
+  <w:abstractNum w:abstractNumId="82" w15:restartNumberingAfterBreak="0">
     <w:nsid w:val="62F5133E"/>
     <w:multiLevelType w:val="multilevel"/>
     <w:tmpl w:val="E3CE087A"/>
@@ -19142,7 +23183,7 @@
       </w:rPr>
     </w:lvl>
   </w:abstractNum>
-  <w:abstractNum w:abstractNumId="69" w15:restartNumberingAfterBreak="0">
+  <w:abstractNum w:abstractNumId="83" w15:restartNumberingAfterBreak="0">
     <w:nsid w:val="639932F9"/>
     <w:multiLevelType w:val="multilevel"/>
     <w:tmpl w:val="6FDE1EE0"/>
@@ -19291,7 +23332,7 @@
       </w:rPr>
     </w:lvl>
   </w:abstractNum>
-  <w:abstractNum w:abstractNumId="70" w15:restartNumberingAfterBreak="0">
+  <w:abstractNum w:abstractNumId="84" w15:restartNumberingAfterBreak="0">
     <w:nsid w:val="63DD5D8E"/>
     <w:multiLevelType w:val="multilevel"/>
     <w:tmpl w:val="C598021C"/>
@@ -19440,7 +23481,156 @@
       </w:rPr>
     </w:lvl>
   </w:abstractNum>
-  <w:abstractNum w:abstractNumId="71" w15:restartNumberingAfterBreak="0">
+  <w:abstractNum w:abstractNumId="85" w15:restartNumberingAfterBreak="0">
+    <w:nsid w:val="647951E3"/>
+    <w:multiLevelType w:val="multilevel"/>
+    <w:tmpl w:val="6428B7F0"/>
+    <w:lvl w:ilvl="0">
+      <w:start w:val="1"/>
+      <w:numFmt w:val="bullet"/>
+      <w:lvlText w:val=""/>
+      <w:lvlJc w:val="left"/>
+      <w:pPr>
+        <w:tabs>
+          <w:tab w:val="num" w:pos="720"/>
+        </w:tabs>
+        <w:ind w:left="720" w:hanging="360"/>
+      </w:pPr>
+      <w:rPr>
+        <w:rFonts w:ascii="Symbol" w:hAnsi="Symbol" w:hint="default"/>
+        <w:sz w:val="20"/>
+      </w:rPr>
+    </w:lvl>
+    <w:lvl w:ilvl="1" w:tentative="1">
+      <w:start w:val="1"/>
+      <w:numFmt w:val="bullet"/>
+      <w:lvlText w:val="o"/>
+      <w:lvlJc w:val="left"/>
+      <w:pPr>
+        <w:tabs>
+          <w:tab w:val="num" w:pos="1440"/>
+        </w:tabs>
+        <w:ind w:left="1440" w:hanging="360"/>
+      </w:pPr>
+      <w:rPr>
+        <w:rFonts w:ascii="Courier New" w:hAnsi="Courier New" w:hint="default"/>
+        <w:sz w:val="20"/>
+      </w:rPr>
+    </w:lvl>
+    <w:lvl w:ilvl="2" w:tentative="1">
+      <w:start w:val="1"/>
+      <w:numFmt w:val="bullet"/>
+      <w:lvlText w:val=""/>
+      <w:lvlJc w:val="left"/>
+      <w:pPr>
+        <w:tabs>
+          <w:tab w:val="num" w:pos="2160"/>
+        </w:tabs>
+        <w:ind w:left="2160" w:hanging="360"/>
+      </w:pPr>
+      <w:rPr>
+        <w:rFonts w:ascii="Wingdings" w:hAnsi="Wingdings" w:hint="default"/>
+        <w:sz w:val="20"/>
+      </w:rPr>
+    </w:lvl>
+    <w:lvl w:ilvl="3" w:tentative="1">
+      <w:start w:val="1"/>
+      <w:numFmt w:val="bullet"/>
+      <w:lvlText w:val=""/>
+      <w:lvlJc w:val="left"/>
+      <w:pPr>
+        <w:tabs>
+          <w:tab w:val="num" w:pos="2880"/>
+        </w:tabs>
+        <w:ind w:left="2880" w:hanging="360"/>
+      </w:pPr>
+      <w:rPr>
+        <w:rFonts w:ascii="Wingdings" w:hAnsi="Wingdings" w:hint="default"/>
+        <w:sz w:val="20"/>
+      </w:rPr>
+    </w:lvl>
+    <w:lvl w:ilvl="4" w:tentative="1">
+      <w:start w:val="1"/>
+      <w:numFmt w:val="bullet"/>
+      <w:lvlText w:val=""/>
+      <w:lvlJc w:val="left"/>
+      <w:pPr>
+        <w:tabs>
+          <w:tab w:val="num" w:pos="3600"/>
+        </w:tabs>
+        <w:ind w:left="3600" w:hanging="360"/>
+      </w:pPr>
+      <w:rPr>
+        <w:rFonts w:ascii="Wingdings" w:hAnsi="Wingdings" w:hint="default"/>
+        <w:sz w:val="20"/>
+      </w:rPr>
+    </w:lvl>
+    <w:lvl w:ilvl="5" w:tentative="1">
+      <w:start w:val="1"/>
+      <w:numFmt w:val="bullet"/>
+      <w:lvlText w:val=""/>
+      <w:lvlJc w:val="left"/>
+      <w:pPr>
+        <w:tabs>
+          <w:tab w:val="num" w:pos="4320"/>
+        </w:tabs>
+        <w:ind w:left="4320" w:hanging="360"/>
+      </w:pPr>
+      <w:rPr>
+        <w:rFonts w:ascii="Wingdings" w:hAnsi="Wingdings" w:hint="default"/>
+        <w:sz w:val="20"/>
+      </w:rPr>
+    </w:lvl>
+    <w:lvl w:ilvl="6" w:tentative="1">
+      <w:start w:val="1"/>
+      <w:numFmt w:val="bullet"/>
+      <w:lvlText w:val=""/>
+      <w:lvlJc w:val="left"/>
+      <w:pPr>
+        <w:tabs>
+          <w:tab w:val="num" w:pos="5040"/>
+        </w:tabs>
+        <w:ind w:left="5040" w:hanging="360"/>
+      </w:pPr>
+      <w:rPr>
+        <w:rFonts w:ascii="Wingdings" w:hAnsi="Wingdings" w:hint="default"/>
+        <w:sz w:val="20"/>
+      </w:rPr>
+    </w:lvl>
+    <w:lvl w:ilvl="7" w:tentative="1">
+      <w:start w:val="1"/>
+      <w:numFmt w:val="bullet"/>
+      <w:lvlText w:val=""/>
+      <w:lvlJc w:val="left"/>
+      <w:pPr>
+        <w:tabs>
+          <w:tab w:val="num" w:pos="5760"/>
+        </w:tabs>
+        <w:ind w:left="5760" w:hanging="360"/>
+      </w:pPr>
+      <w:rPr>
+        <w:rFonts w:ascii="Wingdings" w:hAnsi="Wingdings" w:hint="default"/>
+        <w:sz w:val="20"/>
+      </w:rPr>
+    </w:lvl>
+    <w:lvl w:ilvl="8" w:tentative="1">
+      <w:start w:val="1"/>
+      <w:numFmt w:val="bullet"/>
+      <w:lvlText w:val=""/>
+      <w:lvlJc w:val="left"/>
+      <w:pPr>
+        <w:tabs>
+          <w:tab w:val="num" w:pos="6480"/>
+        </w:tabs>
+        <w:ind w:left="6480" w:hanging="360"/>
+      </w:pPr>
+      <w:rPr>
+        <w:rFonts w:ascii="Wingdings" w:hAnsi="Wingdings" w:hint="default"/>
+        <w:sz w:val="20"/>
+      </w:rPr>
+    </w:lvl>
+  </w:abstractNum>
+  <w:abstractNum w:abstractNumId="86" w15:restartNumberingAfterBreak="0">
     <w:nsid w:val="660F1087"/>
     <w:multiLevelType w:val="multilevel"/>
     <w:tmpl w:val="70C83642"/>
@@ -19589,7 +23779,7 @@
       </w:rPr>
     </w:lvl>
   </w:abstractNum>
-  <w:abstractNum w:abstractNumId="72" w15:restartNumberingAfterBreak="0">
+  <w:abstractNum w:abstractNumId="87" w15:restartNumberingAfterBreak="0">
     <w:nsid w:val="6A3B1985"/>
     <w:multiLevelType w:val="multilevel"/>
     <w:tmpl w:val="6E26317E"/>
@@ -19738,7 +23928,7 @@
       </w:rPr>
     </w:lvl>
   </w:abstractNum>
-  <w:abstractNum w:abstractNumId="73" w15:restartNumberingAfterBreak="0">
+  <w:abstractNum w:abstractNumId="88" w15:restartNumberingAfterBreak="0">
     <w:nsid w:val="6C221D62"/>
     <w:multiLevelType w:val="multilevel"/>
     <w:tmpl w:val="BB36B770"/>
@@ -19887,7 +24077,7 @@
       </w:rPr>
     </w:lvl>
   </w:abstractNum>
-  <w:abstractNum w:abstractNumId="74" w15:restartNumberingAfterBreak="0">
+  <w:abstractNum w:abstractNumId="89" w15:restartNumberingAfterBreak="0">
     <w:nsid w:val="6CEC702B"/>
     <w:multiLevelType w:val="multilevel"/>
     <w:tmpl w:val="DBBEB678"/>
@@ -20036,7 +24226,7 @@
       </w:rPr>
     </w:lvl>
   </w:abstractNum>
-  <w:abstractNum w:abstractNumId="75" w15:restartNumberingAfterBreak="0">
+  <w:abstractNum w:abstractNumId="90" w15:restartNumberingAfterBreak="0">
     <w:nsid w:val="6D5D61B6"/>
     <w:multiLevelType w:val="multilevel"/>
     <w:tmpl w:val="A62689B2"/>
@@ -20149,7 +24339,7 @@
       </w:pPr>
     </w:lvl>
   </w:abstractNum>
-  <w:abstractNum w:abstractNumId="76" w15:restartNumberingAfterBreak="0">
+  <w:abstractNum w:abstractNumId="91" w15:restartNumberingAfterBreak="0">
     <w:nsid w:val="6F6D76CA"/>
     <w:multiLevelType w:val="multilevel"/>
     <w:tmpl w:val="E9808194"/>
@@ -20298,7 +24488,7 @@
       </w:rPr>
     </w:lvl>
   </w:abstractNum>
-  <w:abstractNum w:abstractNumId="77" w15:restartNumberingAfterBreak="0">
+  <w:abstractNum w:abstractNumId="92" w15:restartNumberingAfterBreak="0">
     <w:nsid w:val="70007251"/>
     <w:multiLevelType w:val="multilevel"/>
     <w:tmpl w:val="C59690F4"/>
@@ -20447,7 +24637,7 @@
       </w:rPr>
     </w:lvl>
   </w:abstractNum>
-  <w:abstractNum w:abstractNumId="78" w15:restartNumberingAfterBreak="0">
+  <w:abstractNum w:abstractNumId="93" w15:restartNumberingAfterBreak="0">
     <w:nsid w:val="706E73C3"/>
     <w:multiLevelType w:val="multilevel"/>
     <w:tmpl w:val="AE92A4DE"/>
@@ -20596,7 +24786,156 @@
       </w:rPr>
     </w:lvl>
   </w:abstractNum>
-  <w:abstractNum w:abstractNumId="79" w15:restartNumberingAfterBreak="0">
+  <w:abstractNum w:abstractNumId="94" w15:restartNumberingAfterBreak="0">
+    <w:nsid w:val="709420A1"/>
+    <w:multiLevelType w:val="multilevel"/>
+    <w:tmpl w:val="F99A50A0"/>
+    <w:lvl w:ilvl="0">
+      <w:start w:val="1"/>
+      <w:numFmt w:val="bullet"/>
+      <w:lvlText w:val=""/>
+      <w:lvlJc w:val="left"/>
+      <w:pPr>
+        <w:tabs>
+          <w:tab w:val="num" w:pos="720"/>
+        </w:tabs>
+        <w:ind w:left="720" w:hanging="360"/>
+      </w:pPr>
+      <w:rPr>
+        <w:rFonts w:ascii="Symbol" w:hAnsi="Symbol" w:hint="default"/>
+        <w:sz w:val="20"/>
+      </w:rPr>
+    </w:lvl>
+    <w:lvl w:ilvl="1" w:tentative="1">
+      <w:start w:val="1"/>
+      <w:numFmt w:val="bullet"/>
+      <w:lvlText w:val="o"/>
+      <w:lvlJc w:val="left"/>
+      <w:pPr>
+        <w:tabs>
+          <w:tab w:val="num" w:pos="1440"/>
+        </w:tabs>
+        <w:ind w:left="1440" w:hanging="360"/>
+      </w:pPr>
+      <w:rPr>
+        <w:rFonts w:ascii="Courier New" w:hAnsi="Courier New" w:hint="default"/>
+        <w:sz w:val="20"/>
+      </w:rPr>
+    </w:lvl>
+    <w:lvl w:ilvl="2" w:tentative="1">
+      <w:start w:val="1"/>
+      <w:numFmt w:val="bullet"/>
+      <w:lvlText w:val=""/>
+      <w:lvlJc w:val="left"/>
+      <w:pPr>
+        <w:tabs>
+          <w:tab w:val="num" w:pos="2160"/>
+        </w:tabs>
+        <w:ind w:left="2160" w:hanging="360"/>
+      </w:pPr>
+      <w:rPr>
+        <w:rFonts w:ascii="Wingdings" w:hAnsi="Wingdings" w:hint="default"/>
+        <w:sz w:val="20"/>
+      </w:rPr>
+    </w:lvl>
+    <w:lvl w:ilvl="3" w:tentative="1">
+      <w:start w:val="1"/>
+      <w:numFmt w:val="bullet"/>
+      <w:lvlText w:val=""/>
+      <w:lvlJc w:val="left"/>
+      <w:pPr>
+        <w:tabs>
+          <w:tab w:val="num" w:pos="2880"/>
+        </w:tabs>
+        <w:ind w:left="2880" w:hanging="360"/>
+      </w:pPr>
+      <w:rPr>
+        <w:rFonts w:ascii="Wingdings" w:hAnsi="Wingdings" w:hint="default"/>
+        <w:sz w:val="20"/>
+      </w:rPr>
+    </w:lvl>
+    <w:lvl w:ilvl="4" w:tentative="1">
+      <w:start w:val="1"/>
+      <w:numFmt w:val="bullet"/>
+      <w:lvlText w:val=""/>
+      <w:lvlJc w:val="left"/>
+      <w:pPr>
+        <w:tabs>
+          <w:tab w:val="num" w:pos="3600"/>
+        </w:tabs>
+        <w:ind w:left="3600" w:hanging="360"/>
+      </w:pPr>
+      <w:rPr>
+        <w:rFonts w:ascii="Wingdings" w:hAnsi="Wingdings" w:hint="default"/>
+        <w:sz w:val="20"/>
+      </w:rPr>
+    </w:lvl>
+    <w:lvl w:ilvl="5" w:tentative="1">
+      <w:start w:val="1"/>
+      <w:numFmt w:val="bullet"/>
+      <w:lvlText w:val=""/>
+      <w:lvlJc w:val="left"/>
+      <w:pPr>
+        <w:tabs>
+          <w:tab w:val="num" w:pos="4320"/>
+        </w:tabs>
+        <w:ind w:left="4320" w:hanging="360"/>
+      </w:pPr>
+      <w:rPr>
+        <w:rFonts w:ascii="Wingdings" w:hAnsi="Wingdings" w:hint="default"/>
+        <w:sz w:val="20"/>
+      </w:rPr>
+    </w:lvl>
+    <w:lvl w:ilvl="6" w:tentative="1">
+      <w:start w:val="1"/>
+      <w:numFmt w:val="bullet"/>
+      <w:lvlText w:val=""/>
+      <w:lvlJc w:val="left"/>
+      <w:pPr>
+        <w:tabs>
+          <w:tab w:val="num" w:pos="5040"/>
+        </w:tabs>
+        <w:ind w:left="5040" w:hanging="360"/>
+      </w:pPr>
+      <w:rPr>
+        <w:rFonts w:ascii="Wingdings" w:hAnsi="Wingdings" w:hint="default"/>
+        <w:sz w:val="20"/>
+      </w:rPr>
+    </w:lvl>
+    <w:lvl w:ilvl="7" w:tentative="1">
+      <w:start w:val="1"/>
+      <w:numFmt w:val="bullet"/>
+      <w:lvlText w:val=""/>
+      <w:lvlJc w:val="left"/>
+      <w:pPr>
+        <w:tabs>
+          <w:tab w:val="num" w:pos="5760"/>
+        </w:tabs>
+        <w:ind w:left="5760" w:hanging="360"/>
+      </w:pPr>
+      <w:rPr>
+        <w:rFonts w:ascii="Wingdings" w:hAnsi="Wingdings" w:hint="default"/>
+        <w:sz w:val="20"/>
+      </w:rPr>
+    </w:lvl>
+    <w:lvl w:ilvl="8" w:tentative="1">
+      <w:start w:val="1"/>
+      <w:numFmt w:val="bullet"/>
+      <w:lvlText w:val=""/>
+      <w:lvlJc w:val="left"/>
+      <w:pPr>
+        <w:tabs>
+          <w:tab w:val="num" w:pos="6480"/>
+        </w:tabs>
+        <w:ind w:left="6480" w:hanging="360"/>
+      </w:pPr>
+      <w:rPr>
+        <w:rFonts w:ascii="Wingdings" w:hAnsi="Wingdings" w:hint="default"/>
+        <w:sz w:val="20"/>
+      </w:rPr>
+    </w:lvl>
+  </w:abstractNum>
+  <w:abstractNum w:abstractNumId="95" w15:restartNumberingAfterBreak="0">
     <w:nsid w:val="71DF5266"/>
     <w:multiLevelType w:val="multilevel"/>
     <w:tmpl w:val="B94290D6"/>
@@ -20745,7 +25084,7 @@
       </w:rPr>
     </w:lvl>
   </w:abstractNum>
-  <w:abstractNum w:abstractNumId="80" w15:restartNumberingAfterBreak="0">
+  <w:abstractNum w:abstractNumId="96" w15:restartNumberingAfterBreak="0">
     <w:nsid w:val="720D3AF1"/>
     <w:multiLevelType w:val="multilevel"/>
     <w:tmpl w:val="FFC4B070"/>
@@ -20894,7 +25233,7 @@
       </w:rPr>
     </w:lvl>
   </w:abstractNum>
-  <w:abstractNum w:abstractNumId="81" w15:restartNumberingAfterBreak="0">
+  <w:abstractNum w:abstractNumId="97" w15:restartNumberingAfterBreak="0">
     <w:nsid w:val="73345E24"/>
     <w:multiLevelType w:val="multilevel"/>
     <w:tmpl w:val="97AAF4C2"/>
@@ -21043,7 +25382,7 @@
       </w:rPr>
     </w:lvl>
   </w:abstractNum>
-  <w:abstractNum w:abstractNumId="82" w15:restartNumberingAfterBreak="0">
+  <w:abstractNum w:abstractNumId="98" w15:restartNumberingAfterBreak="0">
     <w:nsid w:val="75DD7227"/>
     <w:multiLevelType w:val="multilevel"/>
     <w:tmpl w:val="024EB390"/>
@@ -21192,7 +25531,156 @@
       </w:rPr>
     </w:lvl>
   </w:abstractNum>
-  <w:abstractNum w:abstractNumId="83" w15:restartNumberingAfterBreak="0">
+  <w:abstractNum w:abstractNumId="99" w15:restartNumberingAfterBreak="0">
+    <w:nsid w:val="76514D10"/>
+    <w:multiLevelType w:val="multilevel"/>
+    <w:tmpl w:val="53A665BA"/>
+    <w:lvl w:ilvl="0">
+      <w:start w:val="1"/>
+      <w:numFmt w:val="bullet"/>
+      <w:lvlText w:val=""/>
+      <w:lvlJc w:val="left"/>
+      <w:pPr>
+        <w:tabs>
+          <w:tab w:val="num" w:pos="720"/>
+        </w:tabs>
+        <w:ind w:left="720" w:hanging="360"/>
+      </w:pPr>
+      <w:rPr>
+        <w:rFonts w:ascii="Symbol" w:hAnsi="Symbol" w:hint="default"/>
+        <w:sz w:val="20"/>
+      </w:rPr>
+    </w:lvl>
+    <w:lvl w:ilvl="1" w:tentative="1">
+      <w:start w:val="1"/>
+      <w:numFmt w:val="bullet"/>
+      <w:lvlText w:val="o"/>
+      <w:lvlJc w:val="left"/>
+      <w:pPr>
+        <w:tabs>
+          <w:tab w:val="num" w:pos="1440"/>
+        </w:tabs>
+        <w:ind w:left="1440" w:hanging="360"/>
+      </w:pPr>
+      <w:rPr>
+        <w:rFonts w:ascii="Courier New" w:hAnsi="Courier New" w:hint="default"/>
+        <w:sz w:val="20"/>
+      </w:rPr>
+    </w:lvl>
+    <w:lvl w:ilvl="2" w:tentative="1">
+      <w:start w:val="1"/>
+      <w:numFmt w:val="bullet"/>
+      <w:lvlText w:val=""/>
+      <w:lvlJc w:val="left"/>
+      <w:pPr>
+        <w:tabs>
+          <w:tab w:val="num" w:pos="2160"/>
+        </w:tabs>
+        <w:ind w:left="2160" w:hanging="360"/>
+      </w:pPr>
+      <w:rPr>
+        <w:rFonts w:ascii="Wingdings" w:hAnsi="Wingdings" w:hint="default"/>
+        <w:sz w:val="20"/>
+      </w:rPr>
+    </w:lvl>
+    <w:lvl w:ilvl="3" w:tentative="1">
+      <w:start w:val="1"/>
+      <w:numFmt w:val="bullet"/>
+      <w:lvlText w:val=""/>
+      <w:lvlJc w:val="left"/>
+      <w:pPr>
+        <w:tabs>
+          <w:tab w:val="num" w:pos="2880"/>
+        </w:tabs>
+        <w:ind w:left="2880" w:hanging="360"/>
+      </w:pPr>
+      <w:rPr>
+        <w:rFonts w:ascii="Wingdings" w:hAnsi="Wingdings" w:hint="default"/>
+        <w:sz w:val="20"/>
+      </w:rPr>
+    </w:lvl>
+    <w:lvl w:ilvl="4" w:tentative="1">
+      <w:start w:val="1"/>
+      <w:numFmt w:val="bullet"/>
+      <w:lvlText w:val=""/>
+      <w:lvlJc w:val="left"/>
+      <w:pPr>
+        <w:tabs>
+          <w:tab w:val="num" w:pos="3600"/>
+        </w:tabs>
+        <w:ind w:left="3600" w:hanging="360"/>
+      </w:pPr>
+      <w:rPr>
+        <w:rFonts w:ascii="Wingdings" w:hAnsi="Wingdings" w:hint="default"/>
+        <w:sz w:val="20"/>
+      </w:rPr>
+    </w:lvl>
+    <w:lvl w:ilvl="5" w:tentative="1">
+      <w:start w:val="1"/>
+      <w:numFmt w:val="bullet"/>
+      <w:lvlText w:val=""/>
+      <w:lvlJc w:val="left"/>
+      <w:pPr>
+        <w:tabs>
+          <w:tab w:val="num" w:pos="4320"/>
+        </w:tabs>
+        <w:ind w:left="4320" w:hanging="360"/>
+      </w:pPr>
+      <w:rPr>
+        <w:rFonts w:ascii="Wingdings" w:hAnsi="Wingdings" w:hint="default"/>
+        <w:sz w:val="20"/>
+      </w:rPr>
+    </w:lvl>
+    <w:lvl w:ilvl="6" w:tentative="1">
+      <w:start w:val="1"/>
+      <w:numFmt w:val="bullet"/>
+      <w:lvlText w:val=""/>
+      <w:lvlJc w:val="left"/>
+      <w:pPr>
+        <w:tabs>
+          <w:tab w:val="num" w:pos="5040"/>
+        </w:tabs>
+        <w:ind w:left="5040" w:hanging="360"/>
+      </w:pPr>
+      <w:rPr>
+        <w:rFonts w:ascii="Wingdings" w:hAnsi="Wingdings" w:hint="default"/>
+        <w:sz w:val="20"/>
+      </w:rPr>
+    </w:lvl>
+    <w:lvl w:ilvl="7" w:tentative="1">
+      <w:start w:val="1"/>
+      <w:numFmt w:val="bullet"/>
+      <w:lvlText w:val=""/>
+      <w:lvlJc w:val="left"/>
+      <w:pPr>
+        <w:tabs>
+          <w:tab w:val="num" w:pos="5760"/>
+        </w:tabs>
+        <w:ind w:left="5760" w:hanging="360"/>
+      </w:pPr>
+      <w:rPr>
+        <w:rFonts w:ascii="Wingdings" w:hAnsi="Wingdings" w:hint="default"/>
+        <w:sz w:val="20"/>
+      </w:rPr>
+    </w:lvl>
+    <w:lvl w:ilvl="8" w:tentative="1">
+      <w:start w:val="1"/>
+      <w:numFmt w:val="bullet"/>
+      <w:lvlText w:val=""/>
+      <w:lvlJc w:val="left"/>
+      <w:pPr>
+        <w:tabs>
+          <w:tab w:val="num" w:pos="6480"/>
+        </w:tabs>
+        <w:ind w:left="6480" w:hanging="360"/>
+      </w:pPr>
+      <w:rPr>
+        <w:rFonts w:ascii="Wingdings" w:hAnsi="Wingdings" w:hint="default"/>
+        <w:sz w:val="20"/>
+      </w:rPr>
+    </w:lvl>
+  </w:abstractNum>
+  <w:abstractNum w:abstractNumId="100" w15:restartNumberingAfterBreak="0">
     <w:nsid w:val="772C2F32"/>
     <w:multiLevelType w:val="multilevel"/>
     <w:tmpl w:val="BA1E8744"/>
@@ -21341,7 +25829,7 @@
       </w:rPr>
     </w:lvl>
   </w:abstractNum>
-  <w:abstractNum w:abstractNumId="84" w15:restartNumberingAfterBreak="0">
+  <w:abstractNum w:abstractNumId="101" w15:restartNumberingAfterBreak="0">
     <w:nsid w:val="784260EA"/>
     <w:multiLevelType w:val="multilevel"/>
     <w:tmpl w:val="5BF42CDE"/>
@@ -21490,7 +25978,7 @@
       </w:rPr>
     </w:lvl>
   </w:abstractNum>
-  <w:abstractNum w:abstractNumId="85" w15:restartNumberingAfterBreak="0">
+  <w:abstractNum w:abstractNumId="102" w15:restartNumberingAfterBreak="0">
     <w:nsid w:val="78A809C3"/>
     <w:multiLevelType w:val="multilevel"/>
     <w:tmpl w:val="7850FD84"/>
@@ -21639,7 +26127,7 @@
       </w:rPr>
     </w:lvl>
   </w:abstractNum>
-  <w:abstractNum w:abstractNumId="86" w15:restartNumberingAfterBreak="0">
+  <w:abstractNum w:abstractNumId="103" w15:restartNumberingAfterBreak="0">
     <w:nsid w:val="78D96C38"/>
     <w:multiLevelType w:val="multilevel"/>
     <w:tmpl w:val="DAA6BA0E"/>
@@ -21788,7 +26276,7 @@
       </w:rPr>
     </w:lvl>
   </w:abstractNum>
-  <w:abstractNum w:abstractNumId="87" w15:restartNumberingAfterBreak="0">
+  <w:abstractNum w:abstractNumId="104" w15:restartNumberingAfterBreak="0">
     <w:nsid w:val="7A6134F5"/>
     <w:multiLevelType w:val="multilevel"/>
     <w:tmpl w:val="BBE6E3A4"/>
@@ -21937,7 +26425,7 @@
       </w:rPr>
     </w:lvl>
   </w:abstractNum>
-  <w:abstractNum w:abstractNumId="88" w15:restartNumberingAfterBreak="0">
+  <w:abstractNum w:abstractNumId="105" w15:restartNumberingAfterBreak="0">
     <w:nsid w:val="7AFC71F7"/>
     <w:multiLevelType w:val="multilevel"/>
     <w:tmpl w:val="CCFEB232"/>
@@ -22086,7 +26574,7 @@
       </w:rPr>
     </w:lvl>
   </w:abstractNum>
-  <w:abstractNum w:abstractNumId="89" w15:restartNumberingAfterBreak="0">
+  <w:abstractNum w:abstractNumId="106" w15:restartNumberingAfterBreak="0">
     <w:nsid w:val="7B9D184A"/>
     <w:multiLevelType w:val="multilevel"/>
     <w:tmpl w:val="1BCE0E4E"/>
@@ -22235,7 +26723,7 @@
       </w:rPr>
     </w:lvl>
   </w:abstractNum>
-  <w:abstractNum w:abstractNumId="90" w15:restartNumberingAfterBreak="0">
+  <w:abstractNum w:abstractNumId="107" w15:restartNumberingAfterBreak="0">
     <w:nsid w:val="7BAF449E"/>
     <w:multiLevelType w:val="multilevel"/>
     <w:tmpl w:val="4A3C498E"/>
@@ -22384,7 +26872,7 @@
       </w:rPr>
     </w:lvl>
   </w:abstractNum>
-  <w:abstractNum w:abstractNumId="91" w15:restartNumberingAfterBreak="0">
+  <w:abstractNum w:abstractNumId="108" w15:restartNumberingAfterBreak="0">
     <w:nsid w:val="7C105718"/>
     <w:multiLevelType w:val="multilevel"/>
     <w:tmpl w:val="FDD45F7A"/>
@@ -22533,7 +27021,7 @@
       </w:rPr>
     </w:lvl>
   </w:abstractNum>
-  <w:abstractNum w:abstractNumId="92" w15:restartNumberingAfterBreak="0">
+  <w:abstractNum w:abstractNumId="109" w15:restartNumberingAfterBreak="0">
     <w:nsid w:val="7DF02C22"/>
     <w:multiLevelType w:val="multilevel"/>
     <w:tmpl w:val="9000ED88"/>
@@ -22682,7 +27170,7 @@
       </w:rPr>
     </w:lvl>
   </w:abstractNum>
-  <w:abstractNum w:abstractNumId="93" w15:restartNumberingAfterBreak="0">
+  <w:abstractNum w:abstractNumId="110" w15:restartNumberingAfterBreak="0">
     <w:nsid w:val="7E3A45A1"/>
     <w:multiLevelType w:val="multilevel"/>
     <w:tmpl w:val="E4727B12"/>
@@ -22831,287 +27319,454 @@
       </w:rPr>
     </w:lvl>
   </w:abstractNum>
+  <w:abstractNum w:abstractNumId="111" w15:restartNumberingAfterBreak="0">
+    <w:nsid w:val="7EB06F06"/>
+    <w:multiLevelType w:val="multilevel"/>
+    <w:tmpl w:val="0178A256"/>
+    <w:lvl w:ilvl="0">
+      <w:start w:val="1"/>
+      <w:numFmt w:val="decimal"/>
+      <w:lvlText w:val="%1."/>
+      <w:lvlJc w:val="left"/>
+      <w:pPr>
+        <w:tabs>
+          <w:tab w:val="num" w:pos="720"/>
+        </w:tabs>
+        <w:ind w:left="720" w:hanging="360"/>
+      </w:pPr>
+    </w:lvl>
+    <w:lvl w:ilvl="1" w:tentative="1">
+      <w:start w:val="1"/>
+      <w:numFmt w:val="decimal"/>
+      <w:lvlText w:val="%2."/>
+      <w:lvlJc w:val="left"/>
+      <w:pPr>
+        <w:tabs>
+          <w:tab w:val="num" w:pos="1440"/>
+        </w:tabs>
+        <w:ind w:left="1440" w:hanging="360"/>
+      </w:pPr>
+    </w:lvl>
+    <w:lvl w:ilvl="2" w:tentative="1">
+      <w:start w:val="1"/>
+      <w:numFmt w:val="decimal"/>
+      <w:lvlText w:val="%3."/>
+      <w:lvlJc w:val="left"/>
+      <w:pPr>
+        <w:tabs>
+          <w:tab w:val="num" w:pos="2160"/>
+        </w:tabs>
+        <w:ind w:left="2160" w:hanging="360"/>
+      </w:pPr>
+    </w:lvl>
+    <w:lvl w:ilvl="3" w:tentative="1">
+      <w:start w:val="1"/>
+      <w:numFmt w:val="decimal"/>
+      <w:lvlText w:val="%4."/>
+      <w:lvlJc w:val="left"/>
+      <w:pPr>
+        <w:tabs>
+          <w:tab w:val="num" w:pos="2880"/>
+        </w:tabs>
+        <w:ind w:left="2880" w:hanging="360"/>
+      </w:pPr>
+    </w:lvl>
+    <w:lvl w:ilvl="4" w:tentative="1">
+      <w:start w:val="1"/>
+      <w:numFmt w:val="decimal"/>
+      <w:lvlText w:val="%5."/>
+      <w:lvlJc w:val="left"/>
+      <w:pPr>
+        <w:tabs>
+          <w:tab w:val="num" w:pos="3600"/>
+        </w:tabs>
+        <w:ind w:left="3600" w:hanging="360"/>
+      </w:pPr>
+    </w:lvl>
+    <w:lvl w:ilvl="5" w:tentative="1">
+      <w:start w:val="1"/>
+      <w:numFmt w:val="decimal"/>
+      <w:lvlText w:val="%6."/>
+      <w:lvlJc w:val="left"/>
+      <w:pPr>
+        <w:tabs>
+          <w:tab w:val="num" w:pos="4320"/>
+        </w:tabs>
+        <w:ind w:left="4320" w:hanging="360"/>
+      </w:pPr>
+    </w:lvl>
+    <w:lvl w:ilvl="6" w:tentative="1">
+      <w:start w:val="1"/>
+      <w:numFmt w:val="decimal"/>
+      <w:lvlText w:val="%7."/>
+      <w:lvlJc w:val="left"/>
+      <w:pPr>
+        <w:tabs>
+          <w:tab w:val="num" w:pos="5040"/>
+        </w:tabs>
+        <w:ind w:left="5040" w:hanging="360"/>
+      </w:pPr>
+    </w:lvl>
+    <w:lvl w:ilvl="7" w:tentative="1">
+      <w:start w:val="1"/>
+      <w:numFmt w:val="decimal"/>
+      <w:lvlText w:val="%8."/>
+      <w:lvlJc w:val="left"/>
+      <w:pPr>
+        <w:tabs>
+          <w:tab w:val="num" w:pos="5760"/>
+        </w:tabs>
+        <w:ind w:left="5760" w:hanging="360"/>
+      </w:pPr>
+    </w:lvl>
+    <w:lvl w:ilvl="8" w:tentative="1">
+      <w:start w:val="1"/>
+      <w:numFmt w:val="decimal"/>
+      <w:lvlText w:val="%9."/>
+      <w:lvlJc w:val="left"/>
+      <w:pPr>
+        <w:tabs>
+          <w:tab w:val="num" w:pos="6480"/>
+        </w:tabs>
+        <w:ind w:left="6480" w:hanging="360"/>
+      </w:pPr>
+    </w:lvl>
+  </w:abstractNum>
   <w:num w:numId="1" w16cid:durableId="599068203">
-    <w:abstractNumId w:val="25"/>
+    <w:abstractNumId w:val="31"/>
   </w:num>
   <w:num w:numId="2" w16cid:durableId="1467820652">
-    <w:abstractNumId w:val="28"/>
+    <w:abstractNumId w:val="35"/>
   </w:num>
   <w:num w:numId="3" w16cid:durableId="646126681">
-    <w:abstractNumId w:val="24"/>
+    <w:abstractNumId w:val="30"/>
   </w:num>
   <w:num w:numId="4" w16cid:durableId="2041855496">
-    <w:abstractNumId w:val="35"/>
+    <w:abstractNumId w:val="43"/>
   </w:num>
   <w:num w:numId="5" w16cid:durableId="423038756">
-    <w:abstractNumId w:val="92"/>
+    <w:abstractNumId w:val="109"/>
   </w:num>
   <w:num w:numId="6" w16cid:durableId="1121995064">
-    <w:abstractNumId w:val="4"/>
+    <w:abstractNumId w:val="5"/>
   </w:num>
   <w:num w:numId="7" w16cid:durableId="988748426">
-    <w:abstractNumId w:val="33"/>
+    <w:abstractNumId w:val="40"/>
   </w:num>
   <w:num w:numId="8" w16cid:durableId="514878360">
+    <w:abstractNumId w:val="84"/>
+  </w:num>
+  <w:num w:numId="9" w16cid:durableId="459567797">
+    <w:abstractNumId w:val="108"/>
+  </w:num>
+  <w:num w:numId="10" w16cid:durableId="567807685">
+    <w:abstractNumId w:val="54"/>
+  </w:num>
+  <w:num w:numId="11" w16cid:durableId="1082602470">
+    <w:abstractNumId w:val="41"/>
+  </w:num>
+  <w:num w:numId="12" w16cid:durableId="1473861974">
+    <w:abstractNumId w:val="51"/>
+  </w:num>
+  <w:num w:numId="13" w16cid:durableId="1459956500">
+    <w:abstractNumId w:val="10"/>
+  </w:num>
+  <w:num w:numId="14" w16cid:durableId="1392078193">
+    <w:abstractNumId w:val="80"/>
+  </w:num>
+  <w:num w:numId="15" w16cid:durableId="1917739206">
+    <w:abstractNumId w:val="68"/>
+  </w:num>
+  <w:num w:numId="16" w16cid:durableId="1771509589">
+    <w:abstractNumId w:val="67"/>
+  </w:num>
+  <w:num w:numId="17" w16cid:durableId="1648584287">
     <w:abstractNumId w:val="70"/>
   </w:num>
-  <w:num w:numId="9" w16cid:durableId="459567797">
-    <w:abstractNumId w:val="91"/>
+  <w:num w:numId="18" w16cid:durableId="1016006855">
+    <w:abstractNumId w:val="18"/>
   </w:num>
-  <w:num w:numId="10" w16cid:durableId="567807685">
-    <w:abstractNumId w:val="45"/>
+  <w:num w:numId="19" w16cid:durableId="1589121058">
+    <w:abstractNumId w:val="12"/>
   </w:num>
-  <w:num w:numId="11" w16cid:durableId="1082602470">
-    <w:abstractNumId w:val="34"/>
+  <w:num w:numId="20" w16cid:durableId="1269042545">
+    <w:abstractNumId w:val="17"/>
   </w:num>
-  <w:num w:numId="12" w16cid:durableId="1473861974">
-    <w:abstractNumId w:val="42"/>
+  <w:num w:numId="21" w16cid:durableId="1358889803">
+    <w:abstractNumId w:val="73"/>
   </w:num>
-  <w:num w:numId="13" w16cid:durableId="1459956500">
-    <w:abstractNumId w:val="8"/>
+  <w:num w:numId="22" w16cid:durableId="714240046">
+    <w:abstractNumId w:val="96"/>
   </w:num>
-  <w:num w:numId="14" w16cid:durableId="1392078193">
-    <w:abstractNumId w:val="66"/>
+  <w:num w:numId="23" w16cid:durableId="1469663574">
+    <w:abstractNumId w:val="89"/>
   </w:num>
-  <w:num w:numId="15" w16cid:durableId="1917739206">
-    <w:abstractNumId w:val="56"/>
+  <w:num w:numId="24" w16cid:durableId="2045669121">
+    <w:abstractNumId w:val="13"/>
   </w:num>
-  <w:num w:numId="16" w16cid:durableId="1771509589">
+  <w:num w:numId="25" w16cid:durableId="1117866727">
+    <w:abstractNumId w:val="37"/>
+  </w:num>
+  <w:num w:numId="26" w16cid:durableId="1579249654">
     <w:abstractNumId w:val="55"/>
   </w:num>
-  <w:num w:numId="17" w16cid:durableId="1648584287">
-    <w:abstractNumId w:val="57"/>
-  </w:num>
-  <w:num w:numId="18" w16cid:durableId="1016006855">
-    <w:abstractNumId w:val="15"/>
-  </w:num>
-  <w:num w:numId="19" w16cid:durableId="1589121058">
-    <w:abstractNumId w:val="10"/>
-  </w:num>
-  <w:num w:numId="20" w16cid:durableId="1269042545">
-    <w:abstractNumId w:val="14"/>
-  </w:num>
-  <w:num w:numId="21" w16cid:durableId="1358889803">
-    <w:abstractNumId w:val="60"/>
-  </w:num>
-  <w:num w:numId="22" w16cid:durableId="714240046">
-    <w:abstractNumId w:val="80"/>
-  </w:num>
-  <w:num w:numId="23" w16cid:durableId="1469663574">
-    <w:abstractNumId w:val="74"/>
-  </w:num>
-  <w:num w:numId="24" w16cid:durableId="2045669121">
-    <w:abstractNumId w:val="11"/>
-  </w:num>
-  <w:num w:numId="25" w16cid:durableId="1117866727">
-    <w:abstractNumId w:val="30"/>
-  </w:num>
-  <w:num w:numId="26" w16cid:durableId="1579249654">
-    <w:abstractNumId w:val="46"/>
-  </w:num>
   <w:num w:numId="27" w16cid:durableId="414933313">
-    <w:abstractNumId w:val="82"/>
+    <w:abstractNumId w:val="98"/>
   </w:num>
   <w:num w:numId="28" w16cid:durableId="1222207337">
-    <w:abstractNumId w:val="49"/>
+    <w:abstractNumId w:val="59"/>
   </w:num>
   <w:num w:numId="29" w16cid:durableId="1639335863">
     <w:abstractNumId w:val="1"/>
   </w:num>
   <w:num w:numId="30" w16cid:durableId="1299192008">
+    <w:abstractNumId w:val="104"/>
+  </w:num>
+  <w:num w:numId="31" w16cid:durableId="536430353">
     <w:abstractNumId w:val="87"/>
   </w:num>
-  <w:num w:numId="31" w16cid:durableId="536430353">
+  <w:num w:numId="32" w16cid:durableId="1041906227">
+    <w:abstractNumId w:val="8"/>
+  </w:num>
+  <w:num w:numId="33" w16cid:durableId="417405453">
+    <w:abstractNumId w:val="107"/>
+  </w:num>
+  <w:num w:numId="34" w16cid:durableId="2033800759">
+    <w:abstractNumId w:val="21"/>
+  </w:num>
+  <w:num w:numId="35" w16cid:durableId="2077312604">
+    <w:abstractNumId w:val="44"/>
+  </w:num>
+  <w:num w:numId="36" w16cid:durableId="1936130499">
+    <w:abstractNumId w:val="95"/>
+  </w:num>
+  <w:num w:numId="37" w16cid:durableId="1370449342">
+    <w:abstractNumId w:val="33"/>
+  </w:num>
+  <w:num w:numId="38" w16cid:durableId="95561044">
+    <w:abstractNumId w:val="106"/>
+  </w:num>
+  <w:num w:numId="39" w16cid:durableId="126969101">
+    <w:abstractNumId w:val="90"/>
+  </w:num>
+  <w:num w:numId="40" w16cid:durableId="2079785890">
+    <w:abstractNumId w:val="86"/>
+  </w:num>
+  <w:num w:numId="41" w16cid:durableId="501747617">
+    <w:abstractNumId w:val="57"/>
+  </w:num>
+  <w:num w:numId="42" w16cid:durableId="1184517659">
+    <w:abstractNumId w:val="58"/>
+  </w:num>
+  <w:num w:numId="43" w16cid:durableId="251476088">
+    <w:abstractNumId w:val="28"/>
+  </w:num>
+  <w:num w:numId="44" w16cid:durableId="1647859843">
+    <w:abstractNumId w:val="14"/>
+  </w:num>
+  <w:num w:numId="45" w16cid:durableId="987900393">
+    <w:abstractNumId w:val="82"/>
+  </w:num>
+  <w:num w:numId="46" w16cid:durableId="2119791231">
+    <w:abstractNumId w:val="7"/>
+  </w:num>
+  <w:num w:numId="47" w16cid:durableId="874848169">
+    <w:abstractNumId w:val="62"/>
+  </w:num>
+  <w:num w:numId="48" w16cid:durableId="1064178233">
+    <w:abstractNumId w:val="52"/>
+  </w:num>
+  <w:num w:numId="49" w16cid:durableId="1289432771">
     <w:abstractNumId w:val="72"/>
   </w:num>
-  <w:num w:numId="32" w16cid:durableId="1041906227">
-    <w:abstractNumId w:val="6"/>
+  <w:num w:numId="50" w16cid:durableId="1617518289">
+    <w:abstractNumId w:val="34"/>
   </w:num>
-  <w:num w:numId="33" w16cid:durableId="417405453">
-    <w:abstractNumId w:val="90"/>
+  <w:num w:numId="51" w16cid:durableId="610745817">
+    <w:abstractNumId w:val="47"/>
   </w:num>
-  <w:num w:numId="34" w16cid:durableId="2033800759">
-    <w:abstractNumId w:val="18"/>
+  <w:num w:numId="52" w16cid:durableId="1155031519">
+    <w:abstractNumId w:val="91"/>
   </w:num>
-  <w:num w:numId="35" w16cid:durableId="2077312604">
-    <w:abstractNumId w:val="36"/>
+  <w:num w:numId="53" w16cid:durableId="753353947">
+    <w:abstractNumId w:val="97"/>
   </w:num>
-  <w:num w:numId="36" w16cid:durableId="1936130499">
-    <w:abstractNumId w:val="79"/>
+  <w:num w:numId="54" w16cid:durableId="1419909412">
+    <w:abstractNumId w:val="49"/>
   </w:num>
-  <w:num w:numId="37" w16cid:durableId="1370449342">
-    <w:abstractNumId w:val="26"/>
+  <w:num w:numId="55" w16cid:durableId="1272124636">
+    <w:abstractNumId w:val="24"/>
   </w:num>
-  <w:num w:numId="38" w16cid:durableId="95561044">
-    <w:abstractNumId w:val="89"/>
+  <w:num w:numId="56" w16cid:durableId="310645921">
+    <w:abstractNumId w:val="103"/>
   </w:num>
-  <w:num w:numId="39" w16cid:durableId="126969101">
-    <w:abstractNumId w:val="75"/>
+  <w:num w:numId="57" w16cid:durableId="1317756235">
+    <w:abstractNumId w:val="16"/>
   </w:num>
-  <w:num w:numId="40" w16cid:durableId="2079785890">
+  <w:num w:numId="58" w16cid:durableId="501508481">
+    <w:abstractNumId w:val="50"/>
+  </w:num>
+  <w:num w:numId="59" w16cid:durableId="1938324896">
+    <w:abstractNumId w:val="38"/>
+  </w:num>
+  <w:num w:numId="60" w16cid:durableId="617568764">
+    <w:abstractNumId w:val="27"/>
+  </w:num>
+  <w:num w:numId="61" w16cid:durableId="2076931942">
+    <w:abstractNumId w:val="83"/>
+  </w:num>
+  <w:num w:numId="62" w16cid:durableId="807163545">
+    <w:abstractNumId w:val="48"/>
+  </w:num>
+  <w:num w:numId="63" w16cid:durableId="623191000">
+    <w:abstractNumId w:val="93"/>
+  </w:num>
+  <w:num w:numId="64" w16cid:durableId="1065102211">
+    <w:abstractNumId w:val="77"/>
+  </w:num>
+  <w:num w:numId="65" w16cid:durableId="881134350">
+    <w:abstractNumId w:val="102"/>
+  </w:num>
+  <w:num w:numId="66" w16cid:durableId="2005234419">
+    <w:abstractNumId w:val="46"/>
+  </w:num>
+  <w:num w:numId="67" w16cid:durableId="601960722">
+    <w:abstractNumId w:val="19"/>
+  </w:num>
+  <w:num w:numId="68" w16cid:durableId="1338733167">
+    <w:abstractNumId w:val="53"/>
+  </w:num>
+  <w:num w:numId="69" w16cid:durableId="584534733">
     <w:abstractNumId w:val="71"/>
   </w:num>
-  <w:num w:numId="41" w16cid:durableId="501747617">
-    <w:abstractNumId w:val="47"/>
-  </w:num>
-  <w:num w:numId="42" w16cid:durableId="1184517659">
-    <w:abstractNumId w:val="48"/>
-  </w:num>
-  <w:num w:numId="43" w16cid:durableId="251476088">
-    <w:abstractNumId w:val="23"/>
-  </w:num>
-  <w:num w:numId="44" w16cid:durableId="1647859843">
-    <w:abstractNumId w:val="12"/>
-  </w:num>
-  <w:num w:numId="45" w16cid:durableId="987900393">
-    <w:abstractNumId w:val="68"/>
-  </w:num>
-  <w:num w:numId="46" w16cid:durableId="2119791231">
-    <w:abstractNumId w:val="5"/>
-  </w:num>
-  <w:num w:numId="47" w16cid:durableId="874848169">
-    <w:abstractNumId w:val="52"/>
-  </w:num>
-  <w:num w:numId="48" w16cid:durableId="1064178233">
-    <w:abstractNumId w:val="43"/>
-  </w:num>
-  <w:num w:numId="49" w16cid:durableId="1289432771">
-    <w:abstractNumId w:val="59"/>
-  </w:num>
-  <w:num w:numId="50" w16cid:durableId="1617518289">
-    <w:abstractNumId w:val="27"/>
-  </w:num>
-  <w:num w:numId="51" w16cid:durableId="610745817">
-    <w:abstractNumId w:val="38"/>
-  </w:num>
-  <w:num w:numId="52" w16cid:durableId="1155031519">
-    <w:abstractNumId w:val="76"/>
-  </w:num>
-  <w:num w:numId="53" w16cid:durableId="753353947">
-    <w:abstractNumId w:val="81"/>
-  </w:num>
-  <w:num w:numId="54" w16cid:durableId="1419909412">
-    <w:abstractNumId w:val="40"/>
-  </w:num>
-  <w:num w:numId="55" w16cid:durableId="1272124636">
-    <w:abstractNumId w:val="20"/>
-  </w:num>
-  <w:num w:numId="56" w16cid:durableId="310645921">
-    <w:abstractNumId w:val="86"/>
-  </w:num>
-  <w:num w:numId="57" w16cid:durableId="1317756235">
-    <w:abstractNumId w:val="13"/>
-  </w:num>
-  <w:num w:numId="58" w16cid:durableId="501508481">
-    <w:abstractNumId w:val="41"/>
-  </w:num>
-  <w:num w:numId="59" w16cid:durableId="1938324896">
-    <w:abstractNumId w:val="31"/>
-  </w:num>
-  <w:num w:numId="60" w16cid:durableId="617568764">
-    <w:abstractNumId w:val="22"/>
-  </w:num>
-  <w:num w:numId="61" w16cid:durableId="2076931942">
-    <w:abstractNumId w:val="69"/>
-  </w:num>
-  <w:num w:numId="62" w16cid:durableId="807163545">
-    <w:abstractNumId w:val="39"/>
-  </w:num>
-  <w:num w:numId="63" w16cid:durableId="623191000">
-    <w:abstractNumId w:val="78"/>
-  </w:num>
-  <w:num w:numId="64" w16cid:durableId="1065102211">
-    <w:abstractNumId w:val="64"/>
-  </w:num>
-  <w:num w:numId="65" w16cid:durableId="881134350">
-    <w:abstractNumId w:val="85"/>
-  </w:num>
-  <w:num w:numId="66" w16cid:durableId="2005234419">
-    <w:abstractNumId w:val="37"/>
-  </w:num>
-  <w:num w:numId="67" w16cid:durableId="601960722">
-    <w:abstractNumId w:val="16"/>
-  </w:num>
-  <w:num w:numId="68" w16cid:durableId="1338733167">
-    <w:abstractNumId w:val="44"/>
-  </w:num>
-  <w:num w:numId="69" w16cid:durableId="584534733">
-    <w:abstractNumId w:val="58"/>
-  </w:num>
   <w:num w:numId="70" w16cid:durableId="738134849">
-    <w:abstractNumId w:val="53"/>
+    <w:abstractNumId w:val="63"/>
   </w:num>
   <w:num w:numId="71" w16cid:durableId="637297400">
-    <w:abstractNumId w:val="77"/>
+    <w:abstractNumId w:val="92"/>
   </w:num>
   <w:num w:numId="72" w16cid:durableId="1985743444">
     <w:abstractNumId w:val="0"/>
   </w:num>
   <w:num w:numId="73" w16cid:durableId="1675498023">
-    <w:abstractNumId w:val="73"/>
+    <w:abstractNumId w:val="88"/>
   </w:num>
   <w:num w:numId="74" w16cid:durableId="637491374">
-    <w:abstractNumId w:val="7"/>
+    <w:abstractNumId w:val="9"/>
   </w:num>
   <w:num w:numId="75" w16cid:durableId="648049189">
-    <w:abstractNumId w:val="65"/>
+    <w:abstractNumId w:val="78"/>
   </w:num>
   <w:num w:numId="76" w16cid:durableId="1361125673">
-    <w:abstractNumId w:val="9"/>
+    <w:abstractNumId w:val="11"/>
   </w:num>
   <w:num w:numId="77" w16cid:durableId="1701586590">
-    <w:abstractNumId w:val="67"/>
+    <w:abstractNumId w:val="81"/>
   </w:num>
   <w:num w:numId="78" w16cid:durableId="673649870">
-    <w:abstractNumId w:val="19"/>
+    <w:abstractNumId w:val="22"/>
   </w:num>
   <w:num w:numId="79" w16cid:durableId="30695738">
-    <w:abstractNumId w:val="62"/>
+    <w:abstractNumId w:val="75"/>
   </w:num>
   <w:num w:numId="80" w16cid:durableId="590549986">
-    <w:abstractNumId w:val="17"/>
+    <w:abstractNumId w:val="20"/>
   </w:num>
   <w:num w:numId="81" w16cid:durableId="1675181056">
-    <w:abstractNumId w:val="93"/>
+    <w:abstractNumId w:val="110"/>
   </w:num>
   <w:num w:numId="82" w16cid:durableId="1028218077">
-    <w:abstractNumId w:val="3"/>
+    <w:abstractNumId w:val="4"/>
   </w:num>
   <w:num w:numId="83" w16cid:durableId="735517256">
-    <w:abstractNumId w:val="51"/>
+    <w:abstractNumId w:val="61"/>
   </w:num>
   <w:num w:numId="84" w16cid:durableId="1680039192">
-    <w:abstractNumId w:val="88"/>
+    <w:abstractNumId w:val="105"/>
   </w:num>
   <w:num w:numId="85" w16cid:durableId="205290799">
-    <w:abstractNumId w:val="32"/>
+    <w:abstractNumId w:val="39"/>
   </w:num>
   <w:num w:numId="86" w16cid:durableId="684021257">
-    <w:abstractNumId w:val="61"/>
+    <w:abstractNumId w:val="74"/>
   </w:num>
   <w:num w:numId="87" w16cid:durableId="313067196">
-    <w:abstractNumId w:val="63"/>
+    <w:abstractNumId w:val="76"/>
   </w:num>
   <w:num w:numId="88" w16cid:durableId="16468457">
     <w:abstractNumId w:val="2"/>
   </w:num>
   <w:num w:numId="89" w16cid:durableId="688724228">
+    <w:abstractNumId w:val="36"/>
+  </w:num>
+  <w:num w:numId="90" w16cid:durableId="248462439">
+    <w:abstractNumId w:val="60"/>
+  </w:num>
+  <w:num w:numId="91" w16cid:durableId="1322544695">
+    <w:abstractNumId w:val="100"/>
+  </w:num>
+  <w:num w:numId="92" w16cid:durableId="1372992456">
+    <w:abstractNumId w:val="101"/>
+  </w:num>
+  <w:num w:numId="93" w16cid:durableId="755902868">
+    <w:abstractNumId w:val="25"/>
+  </w:num>
+  <w:num w:numId="94" w16cid:durableId="591938072">
+    <w:abstractNumId w:val="65"/>
+  </w:num>
+  <w:num w:numId="95" w16cid:durableId="852693434">
+    <w:abstractNumId w:val="94"/>
+  </w:num>
+  <w:num w:numId="96" w16cid:durableId="104009508">
+    <w:abstractNumId w:val="42"/>
+  </w:num>
+  <w:num w:numId="97" w16cid:durableId="1288127350">
+    <w:abstractNumId w:val="15"/>
+  </w:num>
+  <w:num w:numId="98" w16cid:durableId="913586020">
+    <w:abstractNumId w:val="69"/>
+  </w:num>
+  <w:num w:numId="99" w16cid:durableId="1692493584">
+    <w:abstractNumId w:val="32"/>
+  </w:num>
+  <w:num w:numId="100" w16cid:durableId="403992432">
+    <w:abstractNumId w:val="23"/>
+  </w:num>
+  <w:num w:numId="101" w16cid:durableId="1605729558">
+    <w:abstractNumId w:val="79"/>
+  </w:num>
+  <w:num w:numId="102" w16cid:durableId="1946688794">
+    <w:abstractNumId w:val="99"/>
+  </w:num>
+  <w:num w:numId="103" w16cid:durableId="187988376">
     <w:abstractNumId w:val="29"/>
   </w:num>
-  <w:num w:numId="90" w16cid:durableId="248462439">
-    <w:abstractNumId w:val="50"/>
+  <w:num w:numId="104" w16cid:durableId="681705833">
+    <w:abstractNumId w:val="6"/>
   </w:num>
-  <w:num w:numId="91" w16cid:durableId="1322544695">
-    <w:abstractNumId w:val="83"/>
+  <w:num w:numId="105" w16cid:durableId="544488953">
+    <w:abstractNumId w:val="56"/>
   </w:num>
-  <w:num w:numId="92" w16cid:durableId="1372992456">
-    <w:abstractNumId w:val="84"/>
+  <w:num w:numId="106" w16cid:durableId="1065563505">
+    <w:abstractNumId w:val="26"/>
   </w:num>
-  <w:num w:numId="93" w16cid:durableId="755902868">
-    <w:abstractNumId w:val="21"/>
+  <w:num w:numId="107" w16cid:durableId="1896113278">
+    <w:abstractNumId w:val="85"/>
   </w:num>
-  <w:num w:numId="94" w16cid:durableId="591938072">
-    <w:abstractNumId w:val="54"/>
+  <w:num w:numId="108" w16cid:durableId="1252856591">
+    <w:abstractNumId w:val="3"/>
+  </w:num>
+  <w:num w:numId="109" w16cid:durableId="682130368">
+    <w:abstractNumId w:val="66"/>
+  </w:num>
+  <w:num w:numId="110" w16cid:durableId="819342792">
+    <w:abstractNumId w:val="45"/>
+  </w:num>
+  <w:num w:numId="111" w16cid:durableId="477303300">
+    <w:abstractNumId w:val="111"/>
+  </w:num>
+  <w:num w:numId="112" w16cid:durableId="2029208397">
+    <w:abstractNumId w:val="64"/>
   </w:num>
 </w:numbering>
 </file>
@@ -23719,6 +28374,7 @@
   <w:style w:type="character" w:default="1" w:styleId="Fuentedeprrafopredeter">
     <w:name w:val="Default Paragraph Font"/>
     <w:uiPriority w:val="1"/>
+    <w:semiHidden/>
     <w:unhideWhenUsed/>
   </w:style>
   <w:style w:type="table" w:default="1" w:styleId="Tablanormal">
@@ -24055,6 +28711,18 @@
       <w:shd w:val="clear" w:color="auto" w:fill="E1DFDD"/>
     </w:rPr>
   </w:style>
+  <w:style w:type="character" w:styleId="Hipervnculovisitado">
+    <w:name w:val="FollowedHyperlink"/>
+    <w:basedOn w:val="Fuentedeprrafopredeter"/>
+    <w:uiPriority w:val="99"/>
+    <w:semiHidden/>
+    <w:unhideWhenUsed/>
+    <w:rsid w:val="00027E99"/>
+    <w:rPr>
+      <w:color w:val="96607D" w:themeColor="followedHyperlink"/>
+      <w:u w:val="single"/>
+    </w:rPr>
+  </w:style>
 </w:styles>
 </file>
 

--- a/2-Data_Analysis/EDA/IDEAS EDA.docx
+++ b/2-Data_Analysis/EDA/IDEAS EDA.docx
@@ -1656,13 +1656,8 @@
         <w:t>👉</w:t>
       </w:r>
       <w:r>
-        <w:t xml:space="preserve"> Muy bueno para </w:t>
-      </w:r>
-      <w:proofErr w:type="gramStart"/>
-      <w:r>
-        <w:t>portfolio</w:t>
-      </w:r>
-      <w:proofErr w:type="gramEnd"/>
+        <w:t xml:space="preserve"> Muy bueno para portfolio</w:t>
+      </w:r>
     </w:p>
     <w:p>
       <w:r>
@@ -7187,23 +7182,7 @@
           <w:b/>
           <w:bCs/>
         </w:rPr>
-        <w:t xml:space="preserve"> </w:t>
-      </w:r>
-      <w:proofErr w:type="gramStart"/>
-      <w:r>
-        <w:rPr>
-          <w:b/>
-          <w:bCs/>
-        </w:rPr>
-        <w:t>TL;DR</w:t>
-      </w:r>
-      <w:proofErr w:type="gramEnd"/>
-      <w:r>
-        <w:rPr>
-          <w:b/>
-          <w:bCs/>
-        </w:rPr>
-        <w:t xml:space="preserve"> (plan rápido)</w:t>
+        <w:t xml:space="preserve"> TL;DR (plan rápido)</w:t>
       </w:r>
     </w:p>
     <w:p>
@@ -7389,15 +7368,7 @@
     </w:p>
     <w:p>
       <w:r>
-        <w:t xml:space="preserve">Y esto puede quedar MUY potente para </w:t>
-      </w:r>
-      <w:proofErr w:type="gramStart"/>
-      <w:r>
-        <w:t>portfolio</w:t>
-      </w:r>
-      <w:proofErr w:type="gramEnd"/>
-      <w:r>
-        <w:t xml:space="preserve"> </w:t>
+        <w:t xml:space="preserve">Y esto puede quedar MUY potente para portfolio </w:t>
       </w:r>
       <w:r>
         <w:rPr>
@@ -8316,23 +8287,7 @@
           <w:b/>
           <w:bCs/>
         </w:rPr>
-        <w:t xml:space="preserve"> Nivel 3 (</w:t>
-      </w:r>
-      <w:proofErr w:type="gramStart"/>
-      <w:r>
-        <w:rPr>
-          <w:b/>
-          <w:bCs/>
-        </w:rPr>
-        <w:t>ambicioso</w:t>
-      </w:r>
-      <w:proofErr w:type="gramEnd"/>
-      <w:r>
-        <w:rPr>
-          <w:b/>
-          <w:bCs/>
-        </w:rPr>
-        <w:t xml:space="preserve"> pero top)</w:t>
+        <w:t xml:space="preserve"> Nivel 3 (ambicioso pero top)</w:t>
       </w:r>
     </w:p>
     <w:p>
@@ -9324,12 +9279,10 @@
         <w:t>fecha de nacimiento (</w:t>
       </w:r>
       <w:proofErr w:type="spellStart"/>
-      <w:proofErr w:type="gramStart"/>
       <w:r>
         <w:t>name.basics</w:t>
       </w:r>
       <w:proofErr w:type="spellEnd"/>
-      <w:proofErr w:type="gramEnd"/>
       <w:r>
         <w:t>)</w:t>
       </w:r>
@@ -9345,12 +9298,10 @@
         <w:t>películas (</w:t>
       </w:r>
       <w:proofErr w:type="spellStart"/>
-      <w:proofErr w:type="gramStart"/>
       <w:r>
         <w:t>title.basics</w:t>
       </w:r>
       <w:proofErr w:type="spellEnd"/>
-      <w:proofErr w:type="gramEnd"/>
       <w:r>
         <w:t>)</w:t>
       </w:r>
@@ -9362,13 +9313,8 @@
           <w:numId w:val="97"/>
         </w:numPr>
       </w:pPr>
-      <w:proofErr w:type="gramStart"/>
-      <w:r>
-        <w:t>relación actor</w:t>
-      </w:r>
-      <w:proofErr w:type="gramEnd"/>
-      <w:r>
-        <w:t>–película</w:t>
+      <w:r>
+        <w:t>relación actor–película</w:t>
       </w:r>
     </w:p>
     <w:p>
@@ -10263,13 +10209,8 @@
         </w:numPr>
       </w:pPr>
       <w:r>
-        <w:t xml:space="preserve">ganadores </w:t>
-      </w:r>
-      <w:proofErr w:type="gramStart"/>
-      <w:r>
-        <w:t>muy jóvenes o muy mayores</w:t>
-      </w:r>
-      <w:proofErr w:type="gramEnd"/>
+        <w:t>ganadores muy jóvenes o muy mayores</w:t>
+      </w:r>
     </w:p>
     <w:p>
       <w:r>
@@ -10569,12 +10510,10 @@
         <w:t xml:space="preserve"> (solo </w:t>
       </w:r>
       <w:proofErr w:type="spellStart"/>
-      <w:proofErr w:type="gramStart"/>
       <w:r>
         <w:t>name.basics</w:t>
       </w:r>
       <w:proofErr w:type="spellEnd"/>
-      <w:proofErr w:type="gramEnd"/>
       <w:r>
         <w:t>)</w:t>
       </w:r>
@@ -10830,6 +10769,454 @@
       <w:r>
         <w:t xml:space="preserve"> más emocional</w:t>
       </w:r>
+    </w:p>
+    <w:p>
+      <w:pPr>
+        <w:ind w:left="708" w:hanging="708"/>
+      </w:pPr>
+      <w:r>
+        <w:rPr>
+          <w:b/>
+          <w:bCs/>
+        </w:rPr>
+        <w:t>¿El dinero compra títulos? (La idea original)</w:t>
+      </w:r>
+    </w:p>
+    <w:p>
+      <w:pPr>
+        <w:ind w:left="708" w:hanging="708"/>
+      </w:pPr>
+      <w:r>
+        <w:t xml:space="preserve">Cruzar el gasto en fichajes de los clubes de las 5 grandes ligas con sus posiciones finales durante los últimos 15-20 años. Lo interesante es buscar </w:t>
+      </w:r>
+      <w:r>
+        <w:rPr>
+          <w:b/>
+          <w:bCs/>
+        </w:rPr>
+        <w:t>anomalías</w:t>
+      </w:r>
+      <w:r>
+        <w:t xml:space="preserve">: equipos que </w:t>
+      </w:r>
+      <w:r>
+        <w:lastRenderedPageBreak/>
+        <w:t xml:space="preserve">ganan gastando poco (Leicester, </w:t>
+      </w:r>
+      <w:proofErr w:type="spellStart"/>
+      <w:r>
+        <w:t>Eibar</w:t>
+      </w:r>
+      <w:proofErr w:type="spellEnd"/>
+      <w:r>
+        <w:t xml:space="preserve">) o que gastan muchísimo y no ganan nada. </w:t>
+      </w:r>
+      <w:proofErr w:type="spellStart"/>
+      <w:r>
+        <w:t>Dataset</w:t>
+      </w:r>
+      <w:proofErr w:type="spellEnd"/>
+      <w:r>
+        <w:t xml:space="preserve"> en </w:t>
+      </w:r>
+      <w:proofErr w:type="spellStart"/>
+      <w:r>
+        <w:rPr>
+          <w:b/>
+          <w:bCs/>
+        </w:rPr>
+        <w:t>Transfermarkt</w:t>
+      </w:r>
+      <w:proofErr w:type="spellEnd"/>
+      <w:r>
+        <w:t xml:space="preserve"> + resultados en </w:t>
+      </w:r>
+      <w:r>
+        <w:rPr>
+          <w:b/>
+          <w:bCs/>
+        </w:rPr>
+        <w:t>football-data.co.uk</w:t>
+      </w:r>
+      <w:r>
+        <w:t>.</w:t>
+      </w:r>
+    </w:p>
+    <w:p>
+      <w:pPr>
+        <w:ind w:left="708" w:hanging="708"/>
+      </w:pPr>
+      <w:r>
+        <w:pict w14:anchorId="200FC837">
+          <v:rect id="_x0000_i1153" style="width:0;height:1.5pt" o:hralign="center" o:hrstd="t" o:hr="t" fillcolor="#a0a0a0" stroked="f"/>
+        </w:pict>
+      </w:r>
+    </w:p>
+    <w:p>
+      <w:pPr>
+        <w:ind w:left="708" w:hanging="708"/>
+      </w:pPr>
+      <w:r>
+        <w:rPr>
+          <w:rFonts w:ascii="Segoe UI Emoji" w:hAnsi="Segoe UI Emoji" w:cs="Segoe UI Emoji"/>
+          <w:b/>
+          <w:bCs/>
+        </w:rPr>
+        <w:t>🏅</w:t>
+      </w:r>
+      <w:r>
+        <w:rPr>
+          <w:b/>
+          <w:bCs/>
+        </w:rPr>
+        <w:t xml:space="preserve"> Olimpiadas: ¿quién domina y por qué?</w:t>
+      </w:r>
+    </w:p>
+    <w:p>
+      <w:pPr>
+        <w:ind w:left="708" w:hanging="708"/>
+      </w:pPr>
+      <w:r>
+        <w:t xml:space="preserve">Analizar el medallero olímpico histórico cruzándolo con datos de los países (PIB, población, inversión en deporte). Preguntas interesantes: ¿Los países ricos siempre ganan más? ¿Qué países "rinden por encima de sus posibilidades"? </w:t>
+      </w:r>
+      <w:proofErr w:type="spellStart"/>
+      <w:r>
+        <w:t>Dataset</w:t>
+      </w:r>
+      <w:proofErr w:type="spellEnd"/>
+      <w:r>
+        <w:t xml:space="preserve"> muy completo en </w:t>
+      </w:r>
+      <w:proofErr w:type="spellStart"/>
+      <w:r>
+        <w:rPr>
+          <w:b/>
+          <w:bCs/>
+        </w:rPr>
+        <w:t>Kaggle</w:t>
+      </w:r>
+      <w:proofErr w:type="spellEnd"/>
+      <w:r>
+        <w:t xml:space="preserve"> (120 años de datos).</w:t>
+      </w:r>
+    </w:p>
+    <w:p>
+      <w:pPr>
+        <w:ind w:left="708" w:hanging="708"/>
+      </w:pPr>
+      <w:r>
+        <w:pict w14:anchorId="1880B2C9">
+          <v:rect id="_x0000_i1154" style="width:0;height:1.5pt" o:hralign="center" o:hrstd="t" o:hr="t" fillcolor="#a0a0a0" stroked="f"/>
+        </w:pict>
+      </w:r>
+    </w:p>
+    <w:p>
+      <w:pPr>
+        <w:ind w:left="708" w:hanging="708"/>
+      </w:pPr>
+      <w:r>
+        <w:rPr>
+          <w:rFonts w:ascii="Segoe UI Emoji" w:hAnsi="Segoe UI Emoji" w:cs="Segoe UI Emoji"/>
+          <w:b/>
+          <w:bCs/>
+        </w:rPr>
+        <w:t>🎾</w:t>
+      </w:r>
+      <w:r>
+        <w:rPr>
+          <w:b/>
+          <w:bCs/>
+        </w:rPr>
+        <w:t xml:space="preserve"> El declive y auge de jugadores de tenis</w:t>
+      </w:r>
+    </w:p>
+    <w:p>
+      <w:pPr>
+        <w:ind w:left="708" w:hanging="708"/>
+      </w:pPr>
+      <w:r>
+        <w:t xml:space="preserve">Usar datos de rankings ATP/WTA para analizar la trayectoria de carreras de tenistas: a qué edad alcanzan el pico, cuánto duran en el top 10, si hay patrones por nacionalidad. Muy visual con líneas de tiempo. </w:t>
+      </w:r>
+      <w:proofErr w:type="spellStart"/>
+      <w:r>
+        <w:t>Dataset</w:t>
+      </w:r>
+      <w:proofErr w:type="spellEnd"/>
+      <w:r>
+        <w:t xml:space="preserve"> en </w:t>
+      </w:r>
+      <w:r>
+        <w:rPr>
+          <w:b/>
+          <w:bCs/>
+        </w:rPr>
+        <w:t>ultimatetennisstatistics.com</w:t>
+      </w:r>
+      <w:r>
+        <w:t xml:space="preserve"> o </w:t>
+      </w:r>
+      <w:proofErr w:type="spellStart"/>
+      <w:r>
+        <w:t>Kaggle</w:t>
+      </w:r>
+      <w:proofErr w:type="spellEnd"/>
+      <w:r>
+        <w:t>.</w:t>
+      </w:r>
+    </w:p>
+    <w:p>
+      <w:pPr>
+        <w:ind w:left="708" w:hanging="708"/>
+      </w:pPr>
+      <w:r>
+        <w:pict w14:anchorId="1C578377">
+          <v:rect id="_x0000_i1155" style="width:0;height:1.5pt" o:hralign="center" o:hrstd="t" o:hr="t" fillcolor="#a0a0a0" stroked="f"/>
+        </w:pict>
+      </w:r>
+    </w:p>
+    <w:p>
+      <w:pPr>
+        <w:ind w:left="708" w:hanging="708"/>
+      </w:pPr>
+      <w:r>
+        <w:rPr>
+          <w:rFonts w:ascii="Segoe UI Emoji" w:hAnsi="Segoe UI Emoji" w:cs="Segoe UI Emoji"/>
+          <w:b/>
+          <w:bCs/>
+        </w:rPr>
+        <w:t>🏀</w:t>
+      </w:r>
+      <w:r>
+        <w:rPr>
+          <w:b/>
+          <w:bCs/>
+        </w:rPr>
+        <w:t xml:space="preserve"> NBA: ¿Han cambiado los jugadores físicamente?</w:t>
+      </w:r>
+    </w:p>
+    <w:p>
+      <w:pPr>
+        <w:ind w:left="708" w:hanging="708"/>
+      </w:pPr>
+      <w:r>
+        <w:t xml:space="preserve">Explorar cómo han evolucionado altura, peso y posiciones en la NBA desde los años 50 hasta hoy. Puedes añadir estadísticas de juego para ver si el estilo ha cambiado (más triples, menos </w:t>
+      </w:r>
+      <w:proofErr w:type="spellStart"/>
+      <w:r>
+        <w:t>pivot</w:t>
+      </w:r>
+      <w:proofErr w:type="spellEnd"/>
+      <w:r>
+        <w:t xml:space="preserve"> clásico). </w:t>
+      </w:r>
+      <w:proofErr w:type="spellStart"/>
+      <w:r>
+        <w:t>Dataset</w:t>
+      </w:r>
+      <w:proofErr w:type="spellEnd"/>
+      <w:r>
+        <w:t xml:space="preserve"> en </w:t>
+      </w:r>
+      <w:proofErr w:type="spellStart"/>
+      <w:r>
+        <w:rPr>
+          <w:b/>
+          <w:bCs/>
+        </w:rPr>
+        <w:t>Basketball</w:t>
+      </w:r>
+      <w:proofErr w:type="spellEnd"/>
+      <w:r>
+        <w:rPr>
+          <w:b/>
+          <w:bCs/>
+        </w:rPr>
+        <w:t xml:space="preserve"> Reference</w:t>
+      </w:r>
+      <w:r>
+        <w:t>.</w:t>
+      </w:r>
+    </w:p>
+    <w:p>
+      <w:pPr>
+        <w:ind w:left="708" w:hanging="708"/>
+      </w:pPr>
+      <w:r>
+        <w:pict w14:anchorId="645B39C8">
+          <v:rect id="_x0000_i1156" style="width:0;height:1.5pt" o:hralign="center" o:hrstd="t" o:hr="t" fillcolor="#a0a0a0" stroked="f"/>
+        </w:pict>
+      </w:r>
+    </w:p>
+    <w:p>
+      <w:pPr>
+        <w:ind w:left="708" w:hanging="708"/>
+      </w:pPr>
+      <w:r>
+        <w:rPr>
+          <w:rFonts w:ascii="Segoe UI Emoji" w:hAnsi="Segoe UI Emoji" w:cs="Segoe UI Emoji"/>
+          <w:b/>
+          <w:bCs/>
+        </w:rPr>
+        <w:t>🚴</w:t>
+      </w:r>
+      <w:r>
+        <w:rPr>
+          <w:b/>
+          <w:bCs/>
+        </w:rPr>
+        <w:t xml:space="preserve"> Ciclismo: el Tour de Francia</w:t>
+      </w:r>
+    </w:p>
+    <w:p>
+      <w:pPr>
+        <w:ind w:left="708" w:hanging="708"/>
+      </w:pPr>
+      <w:r>
+        <w:t xml:space="preserve">Analizar 100+ años de datos del Tour: velocidades medias por etapa, dominancia de nacionalidades, si los perfiles de etapa han cambiado... Y si te animas, la polémica del dopaje y su impacto en los tiempos. </w:t>
+      </w:r>
+      <w:proofErr w:type="spellStart"/>
+      <w:r>
+        <w:t>Dataset</w:t>
+      </w:r>
+      <w:proofErr w:type="spellEnd"/>
+      <w:r>
+        <w:t xml:space="preserve"> en </w:t>
+      </w:r>
+      <w:proofErr w:type="spellStart"/>
+      <w:r>
+        <w:t>Kaggle</w:t>
+      </w:r>
+      <w:proofErr w:type="spellEnd"/>
+      <w:r>
+        <w:t>.</w:t>
+      </w:r>
+    </w:p>
+    <w:p>
+      <w:pPr>
+        <w:ind w:left="708" w:hanging="708"/>
+      </w:pPr>
+      <w:r>
+        <w:pict w14:anchorId="1AC4876C">
+          <v:rect id="_x0000_i1157" style="width:0;height:1.5pt" o:hralign="center" o:hrstd="t" o:hr="t" fillcolor="#a0a0a0" stroked="f"/>
+        </w:pict>
+      </w:r>
+    </w:p>
+    <w:p>
+      <w:pPr>
+        <w:ind w:left="708" w:hanging="708"/>
+      </w:pPr>
+      <w:r>
+        <w:t xml:space="preserve">Para un </w:t>
+      </w:r>
+      <w:r>
+        <w:rPr>
+          <w:b/>
+          <w:bCs/>
+        </w:rPr>
+        <w:t>primer proyecto</w:t>
+      </w:r>
+      <w:r>
+        <w:t xml:space="preserve">, te recomendaría las </w:t>
+      </w:r>
+      <w:r>
+        <w:rPr>
+          <w:b/>
+          <w:bCs/>
+        </w:rPr>
+        <w:t>Olimpiadas</w:t>
+      </w:r>
+      <w:r>
+        <w:t xml:space="preserve"> o el </w:t>
+      </w:r>
+      <w:r>
+        <w:rPr>
+          <w:b/>
+          <w:bCs/>
+        </w:rPr>
+        <w:t>Tour de Francia</w:t>
+      </w:r>
+      <w:r>
+        <w:t xml:space="preserve"> porque:</w:t>
+      </w:r>
+    </w:p>
+    <w:p>
+      <w:pPr>
+        <w:numPr>
+          <w:ilvl w:val="0"/>
+          <w:numId w:val="113"/>
+        </w:numPr>
+      </w:pPr>
+      <w:r>
+        <w:t xml:space="preserve">Los </w:t>
+      </w:r>
+      <w:proofErr w:type="spellStart"/>
+      <w:r>
+        <w:t>datasets</w:t>
+      </w:r>
+      <w:proofErr w:type="spellEnd"/>
+      <w:r>
+        <w:t xml:space="preserve"> son muy limpios y completos</w:t>
+      </w:r>
+    </w:p>
+    <w:p>
+      <w:pPr>
+        <w:numPr>
+          <w:ilvl w:val="0"/>
+          <w:numId w:val="113"/>
+        </w:numPr>
+      </w:pPr>
+      <w:r>
+        <w:t>Tienen dimensión histórica (muchos años = tendencias claras)</w:t>
+      </w:r>
+    </w:p>
+    <w:p>
+      <w:pPr>
+        <w:numPr>
+          <w:ilvl w:val="0"/>
+          <w:numId w:val="113"/>
+        </w:numPr>
+      </w:pPr>
+      <w:r>
+        <w:t>Dan pie a visualizaciones preciosas</w:t>
+      </w:r>
+    </w:p>
+    <w:p>
+      <w:pPr>
+        <w:numPr>
+          <w:ilvl w:val="0"/>
+          <w:numId w:val="113"/>
+        </w:numPr>
+      </w:pPr>
+      <w:r>
+        <w:t>Las preguntas son intuitivas y fáciles de defender</w:t>
+      </w:r>
+    </w:p>
+    <w:p>
+      <w:pPr>
+        <w:ind w:left="708" w:hanging="708"/>
+      </w:pPr>
+      <w:r>
+        <w:t xml:space="preserve">¿Cuál te engancha más? Te ayudo a estructurar el análisis paso a paso </w:t>
+      </w:r>
+      <w:r>
+        <w:rPr>
+          <w:rFonts w:ascii="Segoe UI Emoji" w:hAnsi="Segoe UI Emoji" w:cs="Segoe UI Emoji"/>
+        </w:rPr>
+        <w:t>🚀</w:t>
+      </w:r>
+    </w:p>
+    <w:p>
+      <w:pPr>
+        <w:ind w:left="708" w:hanging="708"/>
+      </w:pPr>
+      <w:r>
+        <w:t xml:space="preserve">¿Quieres recibir una notificación cuando Claude </w:t>
+      </w:r>
+      <w:proofErr w:type="spellStart"/>
+      <w:r>
+        <w:t>responda?Notificar</w:t>
+      </w:r>
+      <w:proofErr w:type="spellEnd"/>
     </w:p>
     <w:p>
       <w:pPr>
@@ -23780,6 +24167,155 @@
     </w:lvl>
   </w:abstractNum>
   <w:abstractNum w:abstractNumId="87" w15:restartNumberingAfterBreak="0">
+    <w:nsid w:val="68F24DAD"/>
+    <w:multiLevelType w:val="multilevel"/>
+    <w:tmpl w:val="40B8527E"/>
+    <w:lvl w:ilvl="0">
+      <w:start w:val="1"/>
+      <w:numFmt w:val="bullet"/>
+      <w:lvlText w:val=""/>
+      <w:lvlJc w:val="left"/>
+      <w:pPr>
+        <w:tabs>
+          <w:tab w:val="num" w:pos="720"/>
+        </w:tabs>
+        <w:ind w:left="720" w:hanging="360"/>
+      </w:pPr>
+      <w:rPr>
+        <w:rFonts w:ascii="Symbol" w:hAnsi="Symbol" w:hint="default"/>
+        <w:sz w:val="20"/>
+      </w:rPr>
+    </w:lvl>
+    <w:lvl w:ilvl="1" w:tentative="1">
+      <w:start w:val="1"/>
+      <w:numFmt w:val="bullet"/>
+      <w:lvlText w:val="o"/>
+      <w:lvlJc w:val="left"/>
+      <w:pPr>
+        <w:tabs>
+          <w:tab w:val="num" w:pos="1440"/>
+        </w:tabs>
+        <w:ind w:left="1440" w:hanging="360"/>
+      </w:pPr>
+      <w:rPr>
+        <w:rFonts w:ascii="Courier New" w:hAnsi="Courier New" w:hint="default"/>
+        <w:sz w:val="20"/>
+      </w:rPr>
+    </w:lvl>
+    <w:lvl w:ilvl="2" w:tentative="1">
+      <w:start w:val="1"/>
+      <w:numFmt w:val="bullet"/>
+      <w:lvlText w:val=""/>
+      <w:lvlJc w:val="left"/>
+      <w:pPr>
+        <w:tabs>
+          <w:tab w:val="num" w:pos="2160"/>
+        </w:tabs>
+        <w:ind w:left="2160" w:hanging="360"/>
+      </w:pPr>
+      <w:rPr>
+        <w:rFonts w:ascii="Wingdings" w:hAnsi="Wingdings" w:hint="default"/>
+        <w:sz w:val="20"/>
+      </w:rPr>
+    </w:lvl>
+    <w:lvl w:ilvl="3" w:tentative="1">
+      <w:start w:val="1"/>
+      <w:numFmt w:val="bullet"/>
+      <w:lvlText w:val=""/>
+      <w:lvlJc w:val="left"/>
+      <w:pPr>
+        <w:tabs>
+          <w:tab w:val="num" w:pos="2880"/>
+        </w:tabs>
+        <w:ind w:left="2880" w:hanging="360"/>
+      </w:pPr>
+      <w:rPr>
+        <w:rFonts w:ascii="Wingdings" w:hAnsi="Wingdings" w:hint="default"/>
+        <w:sz w:val="20"/>
+      </w:rPr>
+    </w:lvl>
+    <w:lvl w:ilvl="4" w:tentative="1">
+      <w:start w:val="1"/>
+      <w:numFmt w:val="bullet"/>
+      <w:lvlText w:val=""/>
+      <w:lvlJc w:val="left"/>
+      <w:pPr>
+        <w:tabs>
+          <w:tab w:val="num" w:pos="3600"/>
+        </w:tabs>
+        <w:ind w:left="3600" w:hanging="360"/>
+      </w:pPr>
+      <w:rPr>
+        <w:rFonts w:ascii="Wingdings" w:hAnsi="Wingdings" w:hint="default"/>
+        <w:sz w:val="20"/>
+      </w:rPr>
+    </w:lvl>
+    <w:lvl w:ilvl="5" w:tentative="1">
+      <w:start w:val="1"/>
+      <w:numFmt w:val="bullet"/>
+      <w:lvlText w:val=""/>
+      <w:lvlJc w:val="left"/>
+      <w:pPr>
+        <w:tabs>
+          <w:tab w:val="num" w:pos="4320"/>
+        </w:tabs>
+        <w:ind w:left="4320" w:hanging="360"/>
+      </w:pPr>
+      <w:rPr>
+        <w:rFonts w:ascii="Wingdings" w:hAnsi="Wingdings" w:hint="default"/>
+        <w:sz w:val="20"/>
+      </w:rPr>
+    </w:lvl>
+    <w:lvl w:ilvl="6" w:tentative="1">
+      <w:start w:val="1"/>
+      <w:numFmt w:val="bullet"/>
+      <w:lvlText w:val=""/>
+      <w:lvlJc w:val="left"/>
+      <w:pPr>
+        <w:tabs>
+          <w:tab w:val="num" w:pos="5040"/>
+        </w:tabs>
+        <w:ind w:left="5040" w:hanging="360"/>
+      </w:pPr>
+      <w:rPr>
+        <w:rFonts w:ascii="Wingdings" w:hAnsi="Wingdings" w:hint="default"/>
+        <w:sz w:val="20"/>
+      </w:rPr>
+    </w:lvl>
+    <w:lvl w:ilvl="7" w:tentative="1">
+      <w:start w:val="1"/>
+      <w:numFmt w:val="bullet"/>
+      <w:lvlText w:val=""/>
+      <w:lvlJc w:val="left"/>
+      <w:pPr>
+        <w:tabs>
+          <w:tab w:val="num" w:pos="5760"/>
+        </w:tabs>
+        <w:ind w:left="5760" w:hanging="360"/>
+      </w:pPr>
+      <w:rPr>
+        <w:rFonts w:ascii="Wingdings" w:hAnsi="Wingdings" w:hint="default"/>
+        <w:sz w:val="20"/>
+      </w:rPr>
+    </w:lvl>
+    <w:lvl w:ilvl="8" w:tentative="1">
+      <w:start w:val="1"/>
+      <w:numFmt w:val="bullet"/>
+      <w:lvlText w:val=""/>
+      <w:lvlJc w:val="left"/>
+      <w:pPr>
+        <w:tabs>
+          <w:tab w:val="num" w:pos="6480"/>
+        </w:tabs>
+        <w:ind w:left="6480" w:hanging="360"/>
+      </w:pPr>
+      <w:rPr>
+        <w:rFonts w:ascii="Wingdings" w:hAnsi="Wingdings" w:hint="default"/>
+        <w:sz w:val="20"/>
+      </w:rPr>
+    </w:lvl>
+  </w:abstractNum>
+  <w:abstractNum w:abstractNumId="88" w15:restartNumberingAfterBreak="0">
     <w:nsid w:val="6A3B1985"/>
     <w:multiLevelType w:val="multilevel"/>
     <w:tmpl w:val="6E26317E"/>
@@ -23928,7 +24464,7 @@
       </w:rPr>
     </w:lvl>
   </w:abstractNum>
-  <w:abstractNum w:abstractNumId="88" w15:restartNumberingAfterBreak="0">
+  <w:abstractNum w:abstractNumId="89" w15:restartNumberingAfterBreak="0">
     <w:nsid w:val="6C221D62"/>
     <w:multiLevelType w:val="multilevel"/>
     <w:tmpl w:val="BB36B770"/>
@@ -24077,7 +24613,7 @@
       </w:rPr>
     </w:lvl>
   </w:abstractNum>
-  <w:abstractNum w:abstractNumId="89" w15:restartNumberingAfterBreak="0">
+  <w:abstractNum w:abstractNumId="90" w15:restartNumberingAfterBreak="0">
     <w:nsid w:val="6CEC702B"/>
     <w:multiLevelType w:val="multilevel"/>
     <w:tmpl w:val="DBBEB678"/>
@@ -24226,7 +24762,7 @@
       </w:rPr>
     </w:lvl>
   </w:abstractNum>
-  <w:abstractNum w:abstractNumId="90" w15:restartNumberingAfterBreak="0">
+  <w:abstractNum w:abstractNumId="91" w15:restartNumberingAfterBreak="0">
     <w:nsid w:val="6D5D61B6"/>
     <w:multiLevelType w:val="multilevel"/>
     <w:tmpl w:val="A62689B2"/>
@@ -24339,7 +24875,7 @@
       </w:pPr>
     </w:lvl>
   </w:abstractNum>
-  <w:abstractNum w:abstractNumId="91" w15:restartNumberingAfterBreak="0">
+  <w:abstractNum w:abstractNumId="92" w15:restartNumberingAfterBreak="0">
     <w:nsid w:val="6F6D76CA"/>
     <w:multiLevelType w:val="multilevel"/>
     <w:tmpl w:val="E9808194"/>
@@ -24488,7 +25024,7 @@
       </w:rPr>
     </w:lvl>
   </w:abstractNum>
-  <w:abstractNum w:abstractNumId="92" w15:restartNumberingAfterBreak="0">
+  <w:abstractNum w:abstractNumId="93" w15:restartNumberingAfterBreak="0">
     <w:nsid w:val="70007251"/>
     <w:multiLevelType w:val="multilevel"/>
     <w:tmpl w:val="C59690F4"/>
@@ -24637,7 +25173,7 @@
       </w:rPr>
     </w:lvl>
   </w:abstractNum>
-  <w:abstractNum w:abstractNumId="93" w15:restartNumberingAfterBreak="0">
+  <w:abstractNum w:abstractNumId="94" w15:restartNumberingAfterBreak="0">
     <w:nsid w:val="706E73C3"/>
     <w:multiLevelType w:val="multilevel"/>
     <w:tmpl w:val="AE92A4DE"/>
@@ -24786,7 +25322,7 @@
       </w:rPr>
     </w:lvl>
   </w:abstractNum>
-  <w:abstractNum w:abstractNumId="94" w15:restartNumberingAfterBreak="0">
+  <w:abstractNum w:abstractNumId="95" w15:restartNumberingAfterBreak="0">
     <w:nsid w:val="709420A1"/>
     <w:multiLevelType w:val="multilevel"/>
     <w:tmpl w:val="F99A50A0"/>
@@ -24935,7 +25471,7 @@
       </w:rPr>
     </w:lvl>
   </w:abstractNum>
-  <w:abstractNum w:abstractNumId="95" w15:restartNumberingAfterBreak="0">
+  <w:abstractNum w:abstractNumId="96" w15:restartNumberingAfterBreak="0">
     <w:nsid w:val="71DF5266"/>
     <w:multiLevelType w:val="multilevel"/>
     <w:tmpl w:val="B94290D6"/>
@@ -25084,7 +25620,7 @@
       </w:rPr>
     </w:lvl>
   </w:abstractNum>
-  <w:abstractNum w:abstractNumId="96" w15:restartNumberingAfterBreak="0">
+  <w:abstractNum w:abstractNumId="97" w15:restartNumberingAfterBreak="0">
     <w:nsid w:val="720D3AF1"/>
     <w:multiLevelType w:val="multilevel"/>
     <w:tmpl w:val="FFC4B070"/>
@@ -25233,7 +25769,7 @@
       </w:rPr>
     </w:lvl>
   </w:abstractNum>
-  <w:abstractNum w:abstractNumId="97" w15:restartNumberingAfterBreak="0">
+  <w:abstractNum w:abstractNumId="98" w15:restartNumberingAfterBreak="0">
     <w:nsid w:val="73345E24"/>
     <w:multiLevelType w:val="multilevel"/>
     <w:tmpl w:val="97AAF4C2"/>
@@ -25382,7 +25918,7 @@
       </w:rPr>
     </w:lvl>
   </w:abstractNum>
-  <w:abstractNum w:abstractNumId="98" w15:restartNumberingAfterBreak="0">
+  <w:abstractNum w:abstractNumId="99" w15:restartNumberingAfterBreak="0">
     <w:nsid w:val="75DD7227"/>
     <w:multiLevelType w:val="multilevel"/>
     <w:tmpl w:val="024EB390"/>
@@ -25531,7 +26067,7 @@
       </w:rPr>
     </w:lvl>
   </w:abstractNum>
-  <w:abstractNum w:abstractNumId="99" w15:restartNumberingAfterBreak="0">
+  <w:abstractNum w:abstractNumId="100" w15:restartNumberingAfterBreak="0">
     <w:nsid w:val="76514D10"/>
     <w:multiLevelType w:val="multilevel"/>
     <w:tmpl w:val="53A665BA"/>
@@ -25680,7 +26216,7 @@
       </w:rPr>
     </w:lvl>
   </w:abstractNum>
-  <w:abstractNum w:abstractNumId="100" w15:restartNumberingAfterBreak="0">
+  <w:abstractNum w:abstractNumId="101" w15:restartNumberingAfterBreak="0">
     <w:nsid w:val="772C2F32"/>
     <w:multiLevelType w:val="multilevel"/>
     <w:tmpl w:val="BA1E8744"/>
@@ -25829,7 +26365,7 @@
       </w:rPr>
     </w:lvl>
   </w:abstractNum>
-  <w:abstractNum w:abstractNumId="101" w15:restartNumberingAfterBreak="0">
+  <w:abstractNum w:abstractNumId="102" w15:restartNumberingAfterBreak="0">
     <w:nsid w:val="784260EA"/>
     <w:multiLevelType w:val="multilevel"/>
     <w:tmpl w:val="5BF42CDE"/>
@@ -25978,7 +26514,7 @@
       </w:rPr>
     </w:lvl>
   </w:abstractNum>
-  <w:abstractNum w:abstractNumId="102" w15:restartNumberingAfterBreak="0">
+  <w:abstractNum w:abstractNumId="103" w15:restartNumberingAfterBreak="0">
     <w:nsid w:val="78A809C3"/>
     <w:multiLevelType w:val="multilevel"/>
     <w:tmpl w:val="7850FD84"/>
@@ -26127,7 +26663,7 @@
       </w:rPr>
     </w:lvl>
   </w:abstractNum>
-  <w:abstractNum w:abstractNumId="103" w15:restartNumberingAfterBreak="0">
+  <w:abstractNum w:abstractNumId="104" w15:restartNumberingAfterBreak="0">
     <w:nsid w:val="78D96C38"/>
     <w:multiLevelType w:val="multilevel"/>
     <w:tmpl w:val="DAA6BA0E"/>
@@ -26276,7 +26812,7 @@
       </w:rPr>
     </w:lvl>
   </w:abstractNum>
-  <w:abstractNum w:abstractNumId="104" w15:restartNumberingAfterBreak="0">
+  <w:abstractNum w:abstractNumId="105" w15:restartNumberingAfterBreak="0">
     <w:nsid w:val="7A6134F5"/>
     <w:multiLevelType w:val="multilevel"/>
     <w:tmpl w:val="BBE6E3A4"/>
@@ -26425,7 +26961,7 @@
       </w:rPr>
     </w:lvl>
   </w:abstractNum>
-  <w:abstractNum w:abstractNumId="105" w15:restartNumberingAfterBreak="0">
+  <w:abstractNum w:abstractNumId="106" w15:restartNumberingAfterBreak="0">
     <w:nsid w:val="7AFC71F7"/>
     <w:multiLevelType w:val="multilevel"/>
     <w:tmpl w:val="CCFEB232"/>
@@ -26574,7 +27110,7 @@
       </w:rPr>
     </w:lvl>
   </w:abstractNum>
-  <w:abstractNum w:abstractNumId="106" w15:restartNumberingAfterBreak="0">
+  <w:abstractNum w:abstractNumId="107" w15:restartNumberingAfterBreak="0">
     <w:nsid w:val="7B9D184A"/>
     <w:multiLevelType w:val="multilevel"/>
     <w:tmpl w:val="1BCE0E4E"/>
@@ -26723,7 +27259,7 @@
       </w:rPr>
     </w:lvl>
   </w:abstractNum>
-  <w:abstractNum w:abstractNumId="107" w15:restartNumberingAfterBreak="0">
+  <w:abstractNum w:abstractNumId="108" w15:restartNumberingAfterBreak="0">
     <w:nsid w:val="7BAF449E"/>
     <w:multiLevelType w:val="multilevel"/>
     <w:tmpl w:val="4A3C498E"/>
@@ -26872,7 +27408,7 @@
       </w:rPr>
     </w:lvl>
   </w:abstractNum>
-  <w:abstractNum w:abstractNumId="108" w15:restartNumberingAfterBreak="0">
+  <w:abstractNum w:abstractNumId="109" w15:restartNumberingAfterBreak="0">
     <w:nsid w:val="7C105718"/>
     <w:multiLevelType w:val="multilevel"/>
     <w:tmpl w:val="FDD45F7A"/>
@@ -27021,7 +27557,7 @@
       </w:rPr>
     </w:lvl>
   </w:abstractNum>
-  <w:abstractNum w:abstractNumId="109" w15:restartNumberingAfterBreak="0">
+  <w:abstractNum w:abstractNumId="110" w15:restartNumberingAfterBreak="0">
     <w:nsid w:val="7DF02C22"/>
     <w:multiLevelType w:val="multilevel"/>
     <w:tmpl w:val="9000ED88"/>
@@ -27170,7 +27706,7 @@
       </w:rPr>
     </w:lvl>
   </w:abstractNum>
-  <w:abstractNum w:abstractNumId="110" w15:restartNumberingAfterBreak="0">
+  <w:abstractNum w:abstractNumId="111" w15:restartNumberingAfterBreak="0">
     <w:nsid w:val="7E3A45A1"/>
     <w:multiLevelType w:val="multilevel"/>
     <w:tmpl w:val="E4727B12"/>
@@ -27319,7 +27855,7 @@
       </w:rPr>
     </w:lvl>
   </w:abstractNum>
-  <w:abstractNum w:abstractNumId="111" w15:restartNumberingAfterBreak="0">
+  <w:abstractNum w:abstractNumId="112" w15:restartNumberingAfterBreak="0">
     <w:nsid w:val="7EB06F06"/>
     <w:multiLevelType w:val="multilevel"/>
     <w:tmpl w:val="0178A256"/>
@@ -27445,7 +27981,7 @@
     <w:abstractNumId w:val="43"/>
   </w:num>
   <w:num w:numId="5" w16cid:durableId="423038756">
-    <w:abstractNumId w:val="109"/>
+    <w:abstractNumId w:val="110"/>
   </w:num>
   <w:num w:numId="6" w16cid:durableId="1121995064">
     <w:abstractNumId w:val="5"/>
@@ -27457,7 +27993,7 @@
     <w:abstractNumId w:val="84"/>
   </w:num>
   <w:num w:numId="9" w16cid:durableId="459567797">
-    <w:abstractNumId w:val="108"/>
+    <w:abstractNumId w:val="109"/>
   </w:num>
   <w:num w:numId="10" w16cid:durableId="567807685">
     <w:abstractNumId w:val="54"/>
@@ -27496,10 +28032,10 @@
     <w:abstractNumId w:val="73"/>
   </w:num>
   <w:num w:numId="22" w16cid:durableId="714240046">
-    <w:abstractNumId w:val="96"/>
+    <w:abstractNumId w:val="97"/>
   </w:num>
   <w:num w:numId="23" w16cid:durableId="1469663574">
-    <w:abstractNumId w:val="89"/>
+    <w:abstractNumId w:val="90"/>
   </w:num>
   <w:num w:numId="24" w16cid:durableId="2045669121">
     <w:abstractNumId w:val="13"/>
@@ -27511,7 +28047,7 @@
     <w:abstractNumId w:val="55"/>
   </w:num>
   <w:num w:numId="27" w16cid:durableId="414933313">
-    <w:abstractNumId w:val="98"/>
+    <w:abstractNumId w:val="99"/>
   </w:num>
   <w:num w:numId="28" w16cid:durableId="1222207337">
     <w:abstractNumId w:val="59"/>
@@ -27520,16 +28056,16 @@
     <w:abstractNumId w:val="1"/>
   </w:num>
   <w:num w:numId="30" w16cid:durableId="1299192008">
-    <w:abstractNumId w:val="104"/>
+    <w:abstractNumId w:val="105"/>
   </w:num>
   <w:num w:numId="31" w16cid:durableId="536430353">
-    <w:abstractNumId w:val="87"/>
+    <w:abstractNumId w:val="88"/>
   </w:num>
   <w:num w:numId="32" w16cid:durableId="1041906227">
     <w:abstractNumId w:val="8"/>
   </w:num>
   <w:num w:numId="33" w16cid:durableId="417405453">
-    <w:abstractNumId w:val="107"/>
+    <w:abstractNumId w:val="108"/>
   </w:num>
   <w:num w:numId="34" w16cid:durableId="2033800759">
     <w:abstractNumId w:val="21"/>
@@ -27538,16 +28074,16 @@
     <w:abstractNumId w:val="44"/>
   </w:num>
   <w:num w:numId="36" w16cid:durableId="1936130499">
-    <w:abstractNumId w:val="95"/>
+    <w:abstractNumId w:val="96"/>
   </w:num>
   <w:num w:numId="37" w16cid:durableId="1370449342">
     <w:abstractNumId w:val="33"/>
   </w:num>
   <w:num w:numId="38" w16cid:durableId="95561044">
-    <w:abstractNumId w:val="106"/>
+    <w:abstractNumId w:val="107"/>
   </w:num>
   <w:num w:numId="39" w16cid:durableId="126969101">
-    <w:abstractNumId w:val="90"/>
+    <w:abstractNumId w:val="91"/>
   </w:num>
   <w:num w:numId="40" w16cid:durableId="2079785890">
     <w:abstractNumId w:val="86"/>
@@ -27586,10 +28122,10 @@
     <w:abstractNumId w:val="47"/>
   </w:num>
   <w:num w:numId="52" w16cid:durableId="1155031519">
-    <w:abstractNumId w:val="91"/>
+    <w:abstractNumId w:val="92"/>
   </w:num>
   <w:num w:numId="53" w16cid:durableId="753353947">
-    <w:abstractNumId w:val="97"/>
+    <w:abstractNumId w:val="98"/>
   </w:num>
   <w:num w:numId="54" w16cid:durableId="1419909412">
     <w:abstractNumId w:val="49"/>
@@ -27598,7 +28134,7 @@
     <w:abstractNumId w:val="24"/>
   </w:num>
   <w:num w:numId="56" w16cid:durableId="310645921">
-    <w:abstractNumId w:val="103"/>
+    <w:abstractNumId w:val="104"/>
   </w:num>
   <w:num w:numId="57" w16cid:durableId="1317756235">
     <w:abstractNumId w:val="16"/>
@@ -27619,13 +28155,13 @@
     <w:abstractNumId w:val="48"/>
   </w:num>
   <w:num w:numId="63" w16cid:durableId="623191000">
-    <w:abstractNumId w:val="93"/>
+    <w:abstractNumId w:val="94"/>
   </w:num>
   <w:num w:numId="64" w16cid:durableId="1065102211">
     <w:abstractNumId w:val="77"/>
   </w:num>
   <w:num w:numId="65" w16cid:durableId="881134350">
-    <w:abstractNumId w:val="102"/>
+    <w:abstractNumId w:val="103"/>
   </w:num>
   <w:num w:numId="66" w16cid:durableId="2005234419">
     <w:abstractNumId w:val="46"/>
@@ -27643,13 +28179,13 @@
     <w:abstractNumId w:val="63"/>
   </w:num>
   <w:num w:numId="71" w16cid:durableId="637297400">
-    <w:abstractNumId w:val="92"/>
+    <w:abstractNumId w:val="93"/>
   </w:num>
   <w:num w:numId="72" w16cid:durableId="1985743444">
     <w:abstractNumId w:val="0"/>
   </w:num>
   <w:num w:numId="73" w16cid:durableId="1675498023">
-    <w:abstractNumId w:val="88"/>
+    <w:abstractNumId w:val="89"/>
   </w:num>
   <w:num w:numId="74" w16cid:durableId="637491374">
     <w:abstractNumId w:val="9"/>
@@ -27673,7 +28209,7 @@
     <w:abstractNumId w:val="20"/>
   </w:num>
   <w:num w:numId="81" w16cid:durableId="1675181056">
-    <w:abstractNumId w:val="110"/>
+    <w:abstractNumId w:val="111"/>
   </w:num>
   <w:num w:numId="82" w16cid:durableId="1028218077">
     <w:abstractNumId w:val="4"/>
@@ -27682,7 +28218,7 @@
     <w:abstractNumId w:val="61"/>
   </w:num>
   <w:num w:numId="84" w16cid:durableId="1680039192">
-    <w:abstractNumId w:val="105"/>
+    <w:abstractNumId w:val="106"/>
   </w:num>
   <w:num w:numId="85" w16cid:durableId="205290799">
     <w:abstractNumId w:val="39"/>
@@ -27703,10 +28239,10 @@
     <w:abstractNumId w:val="60"/>
   </w:num>
   <w:num w:numId="91" w16cid:durableId="1322544695">
-    <w:abstractNumId w:val="100"/>
+    <w:abstractNumId w:val="101"/>
   </w:num>
   <w:num w:numId="92" w16cid:durableId="1372992456">
-    <w:abstractNumId w:val="101"/>
+    <w:abstractNumId w:val="102"/>
   </w:num>
   <w:num w:numId="93" w16cid:durableId="755902868">
     <w:abstractNumId w:val="25"/>
@@ -27715,7 +28251,7 @@
     <w:abstractNumId w:val="65"/>
   </w:num>
   <w:num w:numId="95" w16cid:durableId="852693434">
-    <w:abstractNumId w:val="94"/>
+    <w:abstractNumId w:val="95"/>
   </w:num>
   <w:num w:numId="96" w16cid:durableId="104009508">
     <w:abstractNumId w:val="42"/>
@@ -27736,7 +28272,7 @@
     <w:abstractNumId w:val="79"/>
   </w:num>
   <w:num w:numId="102" w16cid:durableId="1946688794">
-    <w:abstractNumId w:val="99"/>
+    <w:abstractNumId w:val="100"/>
   </w:num>
   <w:num w:numId="103" w16cid:durableId="187988376">
     <w:abstractNumId w:val="29"/>
@@ -27763,10 +28299,13 @@
     <w:abstractNumId w:val="45"/>
   </w:num>
   <w:num w:numId="111" w16cid:durableId="477303300">
-    <w:abstractNumId w:val="111"/>
+    <w:abstractNumId w:val="112"/>
   </w:num>
   <w:num w:numId="112" w16cid:durableId="2029208397">
     <w:abstractNumId w:val="64"/>
+  </w:num>
+  <w:num w:numId="113" w16cid:durableId="578757400">
+    <w:abstractNumId w:val="87"/>
   </w:num>
 </w:numbering>
 </file>
@@ -28374,7 +28913,6 @@
   <w:style w:type="character" w:default="1" w:styleId="Fuentedeprrafopredeter">
     <w:name w:val="Default Paragraph Font"/>
     <w:uiPriority w:val="1"/>
-    <w:semiHidden/>
     <w:unhideWhenUsed/>
   </w:style>
   <w:style w:type="table" w:default="1" w:styleId="Tablanormal">
